--- a/Build3_Booking.docx
+++ b/Build3_Booking.docx
@@ -78,7 +78,7 @@
           <w:sz w:val="20"/>
           <w:szCs w:val="20"/>
         </w:rPr>
-        <w:t xml:space="preserve">Reported Date: 29-Sep-2026</w:t>
+        <w:t xml:space="preserve">Reported Date: 01-Oct-2026</w:t>
       </w:r>
     </w:p>
     <w:p>
@@ -264,7 +264,7 @@
                 <w:sz w:val="20"/>
                 <w:szCs w:val="20"/>
               </w:rPr>
-              <w:t xml:space="preserve">0</w:t>
+              <w:t xml:space="preserve">9</w:t>
             </w:r>
           </w:p>
         </w:tc>
@@ -514,7 +514,7 @@
                 <w:sz w:val="20"/>
                 <w:szCs w:val="20"/>
               </w:rPr>
-              <w:t xml:space="preserve">0</w:t>
+              <w:t xml:space="preserve">9</w:t>
             </w:r>
           </w:p>
         </w:tc>
@@ -567,6 +567,6237 @@
     <w:p>
       <w:r>
         <w:br w:type="page"/>
+      </w:r>
+    </w:p>
+    <w:p>
+      <w:pPr>
+        <w:spacing w:after="150" w:before="100"/>
+      </w:pPr>
+      <w:r>
+        <w:rPr>
+          <w:rFonts w:ascii="Cambria" w:cs="Cambria" w:eastAsia="Cambria" w:hAnsi="Cambria"/>
+          <w:b/>
+          <w:bCs/>
+          <w:color w:val="1F4E78"/>
+          <w:sz w:val="26"/>
+          <w:szCs w:val="26"/>
+        </w:rPr>
+        <w:t xml:space="preserve">WEB APPLICATION DEFECTS</w:t>
+      </w:r>
+    </w:p>
+    <w:p>
+      <w:pPr>
+        <w:spacing w:after="100" w:before="100"/>
+      </w:pPr>
+      <w:r>
+        <w:rPr>
+          <w:rFonts w:ascii="Cambria" w:cs="Cambria" w:eastAsia="Cambria" w:hAnsi="Cambria"/>
+          <w:b/>
+          <w:bCs/>
+          <w:color w:val="1F4E78"/>
+          <w:sz w:val="23"/>
+          <w:szCs w:val="23"/>
+        </w:rPr>
+        <w:t xml:space="preserve">BUG-001</w:t>
+      </w:r>
+    </w:p>
+    <w:tbl>
+      <w:tblPr>
+        <w:tblW w:type="pct" w:w="5000"/>
+        <w:tblBorders>
+          <w:top w:val="single" w:color="8EA9DB" w:sz="6"/>
+          <w:left w:val="single" w:color="8EA9DB" w:sz="6"/>
+          <w:bottom w:val="single" w:color="8EA9DB" w:sz="6"/>
+          <w:right w:val="single" w:color="8EA9DB" w:sz="6"/>
+          <w:insideH w:val="single" w:color="8EA9DB" w:sz="6"/>
+          <w:insideV w:val="single" w:color="8EA9DB" w:sz="6"/>
+        </w:tblBorders>
+      </w:tblPr>
+      <w:tblGrid>
+        <w:gridCol w:w="2527"/>
+        <w:gridCol w:w="6499"/>
+      </w:tblGrid>
+      <w:tr>
+        <w:tc>
+          <w:tcPr>
+            <w:tcW w:type="pct" w:w="1400"/>
+            <w:shd w:fill="D9E1F2" w:val="clear"/>
+            <w:tcMar>
+              <w:top w:type="dxa" w:w="120"/>
+              <w:left w:type="dxa" w:w="160"/>
+              <w:bottom w:type="dxa" w:w="120"/>
+              <w:right w:type="dxa" w:w="160"/>
+            </w:tcMar>
+          </w:tcPr>
+          <w:p>
+            <w:r>
+              <w:rPr>
+                <w:rFonts w:ascii="Cambria" w:cs="Cambria" w:eastAsia="Cambria" w:hAnsi="Cambria"/>
+                <w:sz w:val="20"/>
+                <w:szCs w:val="20"/>
+              </w:rPr>
+              <w:t xml:space="preserve">Build</w:t>
+            </w:r>
+          </w:p>
+        </w:tc>
+        <w:tc>
+          <w:tcPr>
+            <w:tcW w:type="pct" w:w="3600"/>
+            <w:tcMar>
+              <w:top w:type="dxa" w:w="120"/>
+              <w:left w:type="dxa" w:w="160"/>
+              <w:bottom w:type="dxa" w:w="120"/>
+              <w:right w:type="dxa" w:w="160"/>
+            </w:tcMar>
+          </w:tcPr>
+          <w:p>
+            <w:r>
+              <w:rPr>
+                <w:rFonts w:ascii="Cambria" w:cs="Cambria" w:eastAsia="Cambria" w:hAnsi="Cambria"/>
+                <w:sz w:val="20"/>
+                <w:szCs w:val="20"/>
+              </w:rPr>
+              <w:t xml:space="preserve">Build 3</w:t>
+            </w:r>
+          </w:p>
+        </w:tc>
+      </w:tr>
+      <w:tr>
+        <w:tc>
+          <w:tcPr>
+            <w:shd w:fill="D9E1F2" w:val="clear"/>
+            <w:tcMar>
+              <w:top w:type="dxa" w:w="120"/>
+              <w:left w:type="dxa" w:w="160"/>
+              <w:bottom w:type="dxa" w:w="120"/>
+              <w:right w:type="dxa" w:w="160"/>
+            </w:tcMar>
+          </w:tcPr>
+          <w:p>
+            <w:r>
+              <w:rPr>
+                <w:rFonts w:ascii="Cambria" w:cs="Cambria" w:eastAsia="Cambria" w:hAnsi="Cambria"/>
+                <w:sz w:val="20"/>
+                <w:szCs w:val="20"/>
+              </w:rPr>
+              <w:t xml:space="preserve">Module</w:t>
+            </w:r>
+          </w:p>
+        </w:tc>
+        <w:tc>
+          <w:tcPr>
+            <w:tcMar>
+              <w:top w:type="dxa" w:w="120"/>
+              <w:left w:type="dxa" w:w="160"/>
+              <w:bottom w:type="dxa" w:w="120"/>
+              <w:right w:type="dxa" w:w="160"/>
+            </w:tcMar>
+          </w:tcPr>
+          <w:p>
+            <w:r>
+              <w:rPr>
+                <w:rFonts w:ascii="Cambria" w:cs="Cambria" w:eastAsia="Cambria" w:hAnsi="Cambria"/>
+                <w:sz w:val="20"/>
+                <w:szCs w:val="20"/>
+              </w:rPr>
+              <w:t xml:space="preserve">Appointment Booking</w:t>
+            </w:r>
+          </w:p>
+        </w:tc>
+      </w:tr>
+      <w:tr>
+        <w:tc>
+          <w:tcPr>
+            <w:shd w:fill="D9E1F2" w:val="clear"/>
+            <w:tcMar>
+              <w:top w:type="dxa" w:w="120"/>
+              <w:left w:type="dxa" w:w="160"/>
+              <w:bottom w:type="dxa" w:w="120"/>
+              <w:right w:type="dxa" w:w="160"/>
+            </w:tcMar>
+          </w:tcPr>
+          <w:p>
+            <w:r>
+              <w:rPr>
+                <w:rFonts w:ascii="Cambria" w:cs="Cambria" w:eastAsia="Cambria" w:hAnsi="Cambria"/>
+                <w:sz w:val="20"/>
+                <w:szCs w:val="20"/>
+              </w:rPr>
+              <w:t xml:space="preserve">Sub Module</w:t>
+            </w:r>
+          </w:p>
+        </w:tc>
+        <w:tc>
+          <w:tcPr>
+            <w:tcMar>
+              <w:top w:type="dxa" w:w="120"/>
+              <w:left w:type="dxa" w:w="160"/>
+              <w:bottom w:type="dxa" w:w="120"/>
+              <w:right w:type="dxa" w:w="160"/>
+            </w:tcMar>
+          </w:tcPr>
+          <w:p>
+            <w:r>
+              <w:rPr>
+                <w:rFonts w:ascii="Cambria" w:cs="Cambria" w:eastAsia="Cambria" w:hAnsi="Cambria"/>
+                <w:sz w:val="20"/>
+                <w:szCs w:val="20"/>
+              </w:rPr>
+              <w:t xml:space="preserve">New Patient Booking</w:t>
+            </w:r>
+          </w:p>
+        </w:tc>
+      </w:tr>
+      <w:tr>
+        <w:tc>
+          <w:tcPr>
+            <w:shd w:fill="D9E1F2" w:val="clear"/>
+            <w:tcMar>
+              <w:top w:type="dxa" w:w="120"/>
+              <w:left w:type="dxa" w:w="160"/>
+              <w:bottom w:type="dxa" w:w="120"/>
+              <w:right w:type="dxa" w:w="160"/>
+            </w:tcMar>
+          </w:tcPr>
+          <w:p>
+            <w:r>
+              <w:rPr>
+                <w:rFonts w:ascii="Cambria" w:cs="Cambria" w:eastAsia="Cambria" w:hAnsi="Cambria"/>
+                <w:sz w:val="20"/>
+                <w:szCs w:val="20"/>
+              </w:rPr>
+              <w:t xml:space="preserve">Feature</w:t>
+            </w:r>
+          </w:p>
+        </w:tc>
+        <w:tc>
+          <w:tcPr>
+            <w:tcMar>
+              <w:top w:type="dxa" w:w="120"/>
+              <w:left w:type="dxa" w:w="160"/>
+              <w:bottom w:type="dxa" w:w="120"/>
+              <w:right w:type="dxa" w:w="160"/>
+            </w:tcMar>
+          </w:tcPr>
+          <w:p>
+            <w:r>
+              <w:rPr>
+                <w:rFonts w:ascii="Cambria" w:cs="Cambria" w:eastAsia="Cambria" w:hAnsi="Cambria"/>
+                <w:sz w:val="20"/>
+                <w:szCs w:val="20"/>
+              </w:rPr>
+              <w:t xml:space="preserve">DOC-001: Open schedule screen and verify doctor filter list loads</w:t>
+            </w:r>
+          </w:p>
+        </w:tc>
+      </w:tr>
+      <w:tr>
+        <w:tc>
+          <w:tcPr>
+            <w:shd w:fill="D9E1F2" w:val="clear"/>
+            <w:tcMar>
+              <w:top w:type="dxa" w:w="120"/>
+              <w:left w:type="dxa" w:w="160"/>
+              <w:bottom w:type="dxa" w:w="120"/>
+              <w:right w:type="dxa" w:w="160"/>
+            </w:tcMar>
+          </w:tcPr>
+          <w:p>
+            <w:r>
+              <w:rPr>
+                <w:rFonts w:ascii="Cambria" w:cs="Cambria" w:eastAsia="Cambria" w:hAnsi="Cambria"/>
+                <w:sz w:val="20"/>
+                <w:szCs w:val="20"/>
+              </w:rPr>
+              <w:t xml:space="preserve">Priority</w:t>
+            </w:r>
+          </w:p>
+        </w:tc>
+        <w:tc>
+          <w:tcPr>
+            <w:tcMar>
+              <w:top w:type="dxa" w:w="120"/>
+              <w:left w:type="dxa" w:w="160"/>
+              <w:bottom w:type="dxa" w:w="120"/>
+              <w:right w:type="dxa" w:w="160"/>
+            </w:tcMar>
+          </w:tcPr>
+          <w:p>
+            <w:r>
+              <w:rPr>
+                <w:rFonts w:ascii="Cambria" w:cs="Cambria" w:eastAsia="Cambria" w:hAnsi="Cambria"/>
+                <w:sz w:val="20"/>
+                <w:szCs w:val="20"/>
+              </w:rPr>
+              <w:t xml:space="preserve">P2 - High</w:t>
+            </w:r>
+          </w:p>
+        </w:tc>
+      </w:tr>
+      <w:tr>
+        <w:tc>
+          <w:tcPr>
+            <w:shd w:fill="D9E1F2" w:val="clear"/>
+            <w:tcMar>
+              <w:top w:type="dxa" w:w="120"/>
+              <w:left w:type="dxa" w:w="160"/>
+              <w:bottom w:type="dxa" w:w="120"/>
+              <w:right w:type="dxa" w:w="160"/>
+            </w:tcMar>
+          </w:tcPr>
+          <w:p>
+            <w:r>
+              <w:rPr>
+                <w:rFonts w:ascii="Cambria" w:cs="Cambria" w:eastAsia="Cambria" w:hAnsi="Cambria"/>
+                <w:sz w:val="20"/>
+                <w:szCs w:val="20"/>
+              </w:rPr>
+              <w:t xml:space="preserve">Severity</w:t>
+            </w:r>
+          </w:p>
+        </w:tc>
+        <w:tc>
+          <w:tcPr>
+            <w:tcMar>
+              <w:top w:type="dxa" w:w="120"/>
+              <w:left w:type="dxa" w:w="160"/>
+              <w:bottom w:type="dxa" w:w="120"/>
+              <w:right w:type="dxa" w:w="160"/>
+            </w:tcMar>
+          </w:tcPr>
+          <w:p>
+            <w:r>
+              <w:rPr>
+                <w:rFonts w:ascii="Cambria" w:cs="Cambria" w:eastAsia="Cambria" w:hAnsi="Cambria"/>
+                <w:sz w:val="20"/>
+                <w:szCs w:val="20"/>
+              </w:rPr>
+              <w:t xml:space="preserve">Medium</w:t>
+            </w:r>
+          </w:p>
+        </w:tc>
+      </w:tr>
+      <w:tr>
+        <w:tc>
+          <w:tcPr>
+            <w:shd w:fill="D9E1F2" w:val="clear"/>
+            <w:tcMar>
+              <w:top w:type="dxa" w:w="120"/>
+              <w:left w:type="dxa" w:w="160"/>
+              <w:bottom w:type="dxa" w:w="120"/>
+              <w:right w:type="dxa" w:w="160"/>
+            </w:tcMar>
+          </w:tcPr>
+          <w:p>
+            <w:r>
+              <w:rPr>
+                <w:rFonts w:ascii="Cambria" w:cs="Cambria" w:eastAsia="Cambria" w:hAnsi="Cambria"/>
+                <w:sz w:val="20"/>
+                <w:szCs w:val="20"/>
+              </w:rPr>
+              <w:t xml:space="preserve">Status</w:t>
+            </w:r>
+          </w:p>
+        </w:tc>
+        <w:tc>
+          <w:tcPr>
+            <w:tcMar>
+              <w:top w:type="dxa" w:w="120"/>
+              <w:left w:type="dxa" w:w="160"/>
+              <w:bottom w:type="dxa" w:w="120"/>
+              <w:right w:type="dxa" w:w="160"/>
+            </w:tcMar>
+          </w:tcPr>
+          <w:p>
+            <w:r>
+              <w:rPr>
+                <w:rFonts w:ascii="Cambria" w:cs="Cambria" w:eastAsia="Cambria" w:hAnsi="Cambria"/>
+                <w:sz w:val="20"/>
+                <w:szCs w:val="20"/>
+              </w:rPr>
+              <w:t xml:space="preserve">New</w:t>
+            </w:r>
+          </w:p>
+        </w:tc>
+      </w:tr>
+      <w:tr>
+        <w:tc>
+          <w:tcPr>
+            <w:shd w:fill="D9E1F2" w:val="clear"/>
+            <w:tcMar>
+              <w:top w:type="dxa" w:w="120"/>
+              <w:left w:type="dxa" w:w="160"/>
+              <w:bottom w:type="dxa" w:w="120"/>
+              <w:right w:type="dxa" w:w="160"/>
+            </w:tcMar>
+          </w:tcPr>
+          <w:p>
+            <w:r>
+              <w:rPr>
+                <w:rFonts w:ascii="Cambria" w:cs="Cambria" w:eastAsia="Cambria" w:hAnsi="Cambria"/>
+                <w:sz w:val="20"/>
+                <w:szCs w:val="20"/>
+              </w:rPr>
+              <w:t xml:space="preserve">Reported Date</w:t>
+            </w:r>
+          </w:p>
+        </w:tc>
+        <w:tc>
+          <w:tcPr>
+            <w:tcMar>
+              <w:top w:type="dxa" w:w="120"/>
+              <w:left w:type="dxa" w:w="160"/>
+              <w:bottom w:type="dxa" w:w="120"/>
+              <w:right w:type="dxa" w:w="160"/>
+            </w:tcMar>
+          </w:tcPr>
+          <w:p>
+            <w:r>
+              <w:rPr>
+                <w:rFonts w:ascii="Cambria" w:cs="Cambria" w:eastAsia="Cambria" w:hAnsi="Cambria"/>
+                <w:sz w:val="20"/>
+                <w:szCs w:val="20"/>
+              </w:rPr>
+              <w:t xml:space="preserve">01-Oct-2026</w:t>
+            </w:r>
+          </w:p>
+        </w:tc>
+      </w:tr>
+      <w:tr>
+        <w:tc>
+          <w:tcPr>
+            <w:shd w:fill="D9E1F2" w:val="clear"/>
+            <w:tcMar>
+              <w:top w:type="dxa" w:w="120"/>
+              <w:left w:type="dxa" w:w="160"/>
+              <w:bottom w:type="dxa" w:w="120"/>
+              <w:right w:type="dxa" w:w="160"/>
+            </w:tcMar>
+          </w:tcPr>
+          <w:p>
+            <w:r>
+              <w:rPr>
+                <w:rFonts w:ascii="Cambria" w:cs="Cambria" w:eastAsia="Cambria" w:hAnsi="Cambria"/>
+                <w:sz w:val="20"/>
+                <w:szCs w:val="20"/>
+              </w:rPr>
+              <w:t xml:space="preserve">Assigned To</w:t>
+            </w:r>
+          </w:p>
+        </w:tc>
+        <w:tc>
+          <w:tcPr>
+            <w:tcMar>
+              <w:top w:type="dxa" w:w="120"/>
+              <w:left w:type="dxa" w:w="160"/>
+              <w:bottom w:type="dxa" w:w="120"/>
+              <w:right w:type="dxa" w:w="160"/>
+            </w:tcMar>
+          </w:tcPr>
+          <w:p>
+            <w:r>
+              <w:rPr>
+                <w:rFonts w:ascii="Cambria" w:cs="Cambria" w:eastAsia="Cambria" w:hAnsi="Cambria"/>
+                <w:sz w:val="20"/>
+                <w:szCs w:val="20"/>
+              </w:rPr>
+              <w:t xml:space="preserve">Development Team</w:t>
+            </w:r>
+          </w:p>
+        </w:tc>
+      </w:tr>
+    </w:tbl>
+    <w:p>
+      <w:pPr>
+        <w:spacing w:after="60" w:before="180"/>
+      </w:pPr>
+      <w:r>
+        <w:rPr>
+          <w:rFonts w:ascii="Cambria" w:cs="Cambria" w:eastAsia="Cambria" w:hAnsi="Cambria"/>
+          <w:b/>
+          <w:bCs/>
+          <w:color w:val="1F4E78"/>
+          <w:sz w:val="22"/>
+          <w:szCs w:val="22"/>
+        </w:rPr>
+        <w:t xml:space="preserve">Issue Description</w:t>
+      </w:r>
+    </w:p>
+    <w:p>
+      <w:pPr>
+        <w:spacing w:after="120" w:before="0"/>
+      </w:pPr>
+      <w:r>
+        <w:rPr>
+          <w:rFonts w:ascii="Cambria" w:cs="Cambria" w:eastAsia="Cambria" w:hAnsi="Cambria"/>
+          <w:color w:val="262626"/>
+          <w:sz w:val="21"/>
+          <w:szCs w:val="21"/>
+        </w:rPr>
+        <w:t xml:space="preserve">Error: expect(received).toBeGreaterThan(expected)</w:t>
+      </w:r>
+    </w:p>
+    <w:p>
+      <w:pPr>
+        <w:spacing w:after="60" w:before="120"/>
+      </w:pPr>
+      <w:r>
+        <w:rPr>
+          <w:rFonts w:ascii="Cambria" w:cs="Cambria" w:eastAsia="Cambria" w:hAnsi="Cambria"/>
+          <w:b/>
+          <w:bCs/>
+          <w:color w:val="1F4E78"/>
+          <w:sz w:val="22"/>
+          <w:szCs w:val="22"/>
+        </w:rPr>
+        <w:t xml:space="preserve">Steps to Reproduce</w:t>
+      </w:r>
+    </w:p>
+    <w:p>
+      <w:pPr>
+        <w:spacing w:after="20" w:before="20"/>
+      </w:pPr>
+      <w:r>
+        <w:rPr>
+          <w:rFonts w:ascii="Cambria" w:cs="Cambria" w:eastAsia="Cambria" w:hAnsi="Cambria"/>
+          <w:b/>
+          <w:bCs/>
+          <w:sz w:val="20"/>
+          <w:szCs w:val="20"/>
+        </w:rPr>
+        <w:t xml:space="preserve">1. </w:t>
+      </w:r>
+      <w:r>
+        <w:rPr>
+          <w:rFonts w:ascii="Cambria" w:cs="Cambria" w:eastAsia="Cambria" w:hAnsi="Cambria"/>
+          <w:b w:val="false"/>
+          <w:bCs w:val="false"/>
+          <w:color w:val="262626"/>
+          <w:sz w:val="20"/>
+          <w:szCs w:val="20"/>
+        </w:rPr>
+        <w:t xml:space="preserve">Step 1: Complete intake and tier selection</w:t>
+      </w:r>
+    </w:p>
+    <w:p>
+      <w:pPr>
+        <w:spacing w:after="20" w:before="20"/>
+      </w:pPr>
+      <w:r>
+        <w:rPr>
+          <w:rFonts w:ascii="Cambria" w:cs="Cambria" w:eastAsia="Cambria" w:hAnsi="Cambria"/>
+          <w:b/>
+          <w:bCs/>
+          <w:sz w:val="20"/>
+          <w:szCs w:val="20"/>
+        </w:rPr>
+        <w:t xml:space="preserve">2. </w:t>
+      </w:r>
+      <w:r>
+        <w:rPr>
+          <w:rFonts w:ascii="Cambria" w:cs="Cambria" w:eastAsia="Cambria" w:hAnsi="Cambria"/>
+          <w:b/>
+          <w:bCs/>
+          <w:color w:val="C00000"/>
+          <w:sz w:val="20"/>
+          <w:szCs w:val="20"/>
+        </w:rPr>
+        <w:t xml:space="preserve">Step 2: Verify doctor filter list is populated</w:t>
+      </w:r>
+    </w:p>
+    <w:p>
+      <w:pPr>
+        <w:spacing w:after="60" w:before="120"/>
+      </w:pPr>
+      <w:r>
+        <w:rPr>
+          <w:rFonts w:ascii="Cambria" w:cs="Cambria" w:eastAsia="Cambria" w:hAnsi="Cambria"/>
+          <w:b/>
+          <w:bCs/>
+          <w:color w:val="1F4E78"/>
+          <w:sz w:val="22"/>
+          <w:szCs w:val="22"/>
+        </w:rPr>
+        <w:t xml:space="preserve">Expected Result</w:t>
+      </w:r>
+    </w:p>
+    <w:p>
+      <w:pPr>
+        <w:spacing w:after="100"/>
+      </w:pPr>
+      <w:r>
+        <w:rPr>
+          <w:rFonts w:ascii="Cambria" w:cs="Cambria" w:eastAsia="Cambria" w:hAnsi="Cambria"/>
+          <w:color w:val="262626"/>
+          <w:sz w:val="20"/>
+          <w:szCs w:val="20"/>
+        </w:rPr>
+        <w:t xml:space="preserve">&gt; 0</w:t>
+      </w:r>
+    </w:p>
+    <w:p>
+      <w:pPr>
+        <w:spacing w:after="60" w:before="120"/>
+      </w:pPr>
+      <w:r>
+        <w:rPr>
+          <w:rFonts w:ascii="Cambria" w:cs="Cambria" w:eastAsia="Cambria" w:hAnsi="Cambria"/>
+          <w:b/>
+          <w:bCs/>
+          <w:color w:val="1F4E78"/>
+          <w:sz w:val="22"/>
+          <w:szCs w:val="22"/>
+        </w:rPr>
+        <w:t xml:space="preserve">Actual Result</w:t>
+      </w:r>
+    </w:p>
+    <w:p>
+      <w:pPr>
+        <w:spacing w:after="100"/>
+      </w:pPr>
+      <w:r>
+        <w:rPr>
+          <w:rFonts w:ascii="Cambria" w:cs="Cambria" w:eastAsia="Cambria" w:hAnsi="Cambria"/>
+          <w:color w:val="262626"/>
+          <w:sz w:val="20"/>
+          <w:szCs w:val="20"/>
+        </w:rPr>
+        <w:t xml:space="preserve">0</w:t>
+      </w:r>
+    </w:p>
+    <w:p>
+      <w:pPr>
+        <w:spacing w:after="60" w:before="120"/>
+      </w:pPr>
+      <w:r>
+        <w:rPr>
+          <w:rFonts w:ascii="Cambria" w:cs="Cambria" w:eastAsia="Cambria" w:hAnsi="Cambria"/>
+          <w:b/>
+          <w:bCs/>
+          <w:color w:val="1F4E78"/>
+          <w:sz w:val="22"/>
+          <w:szCs w:val="22"/>
+        </w:rPr>
+        <w:t xml:space="preserve">Test Data</w:t>
+      </w:r>
+    </w:p>
+    <w:p>
+      <w:pPr>
+        <w:spacing w:after="100"/>
+      </w:pPr>
+      <w:r>
+        <w:rPr>
+          <w:rFonts w:ascii="Cambria" w:cs="Cambria" w:eastAsia="Cambria" w:hAnsi="Cambria"/>
+          <w:color w:val="595959"/>
+          <w:sz w:val="20"/>
+          <w:szCs w:val="20"/>
+        </w:rPr>
+        <w:t xml:space="preserve">• Patient Type: New Patient / Existing Patient
+• Environment: UAT (https://awh-website-booking-form.vercel.app/)
+• Browser: Google Chrome (Chromium Engine)
+• Test Data Artifact: sample/booking.json</w:t>
+      </w:r>
+    </w:p>
+    <w:p>
+      <w:pPr>
+        <w:spacing w:after="60" w:before="120"/>
+      </w:pPr>
+      <w:r>
+        <w:rPr>
+          <w:rFonts w:ascii="Cambria" w:cs="Cambria" w:eastAsia="Cambria" w:hAnsi="Cambria"/>
+          <w:b/>
+          <w:bCs/>
+          <w:color w:val="1F4E78"/>
+          <w:sz w:val="22"/>
+          <w:szCs w:val="22"/>
+        </w:rPr>
+        <w:t xml:space="preserve">Testing Evidence</w:t>
+      </w:r>
+    </w:p>
+    <w:p>
+      <w:pPr>
+        <w:spacing w:after="120"/>
+      </w:pPr>
+      <w:r>
+        <w:rPr>
+          <w:rFonts w:ascii="Cambria" w:cs="Cambria" w:eastAsia="Cambria" w:hAnsi="Cambria"/>
+          <w:color w:val="595959"/>
+          <w:sz w:val="20"/>
+          <w:szCs w:val="20"/>
+        </w:rPr>
+        <w:t xml:space="preserve">Screenshot showing the state of the application at the point of assertion failure for BUG-001.</w:t>
+      </w:r>
+    </w:p>
+    <w:p>
+      <w:pPr>
+        <w:spacing w:after="300" w:before="80"/>
+        <w:jc w:val="center"/>
+      </w:pPr>
+      <w:r>
+        <w:drawing>
+          <wp:inline distT="0" distB="0" distL="0" distR="0">
+            <wp:extent cx="5524500" cy="3143250"/>
+            <wp:effectExtent t="0" r="0" b="0" l="0"/>
+            <wp:docPr id="1" name="" descr="" title=""/>
+            <wp:cNvGraphicFramePr>
+              <a:graphicFrameLocks xmlns:a="http://schemas.openxmlformats.org/drawingml/2006/main" noChangeAspect="1"/>
+            </wp:cNvGraphicFramePr>
+            <a:graphic xmlns:a="http://schemas.openxmlformats.org/drawingml/2006/main">
+              <a:graphicData uri="http://schemas.openxmlformats.org/drawingml/2006/picture">
+                <pic:pic xmlns:pic="http://schemas.openxmlformats.org/drawingml/2006/picture">
+                  <pic:nvPicPr>
+                    <pic:cNvPr id="0" name="" descr=""/>
+                    <pic:cNvPicPr>
+                      <a:picLocks noChangeAspect="1" noChangeArrowheads="1"/>
+                    </pic:cNvPicPr>
+                  </pic:nvPicPr>
+                  <pic:blipFill>
+                    <a:blip r:embed="rId9" cstate="none"/>
+                    <a:srcRect/>
+                    <a:stretch>
+                      <a:fillRect/>
+                    </a:stretch>
+                  </pic:blipFill>
+                  <pic:spPr bwMode="auto">
+                    <a:xfrm>
+                      <a:off x="0" y="0"/>
+                      <a:ext cx="5524500" cy="3143250"/>
+                    </a:xfrm>
+                    <a:prstGeom prst="rect">
+                      <a:avLst/>
+                    </a:prstGeom>
+                  </pic:spPr>
+                </pic:pic>
+              </a:graphicData>
+            </a:graphic>
+          </wp:inline>
+        </w:drawing>
+      </w:r>
+    </w:p>
+    <w:p>
+      <w:r>
+        <w:br w:type="page"/>
+      </w:r>
+    </w:p>
+    <w:p>
+      <w:pPr>
+        <w:spacing w:after="100" w:before="100"/>
+      </w:pPr>
+      <w:r>
+        <w:rPr>
+          <w:rFonts w:ascii="Cambria" w:cs="Cambria" w:eastAsia="Cambria" w:hAnsi="Cambria"/>
+          <w:b/>
+          <w:bCs/>
+          <w:color w:val="1F4E78"/>
+          <w:sz w:val="23"/>
+          <w:szCs w:val="23"/>
+        </w:rPr>
+        <w:t xml:space="preserve">BUG-002</w:t>
+      </w:r>
+    </w:p>
+    <w:tbl>
+      <w:tblPr>
+        <w:tblW w:type="pct" w:w="5000"/>
+        <w:tblBorders>
+          <w:top w:val="single" w:color="8EA9DB" w:sz="6"/>
+          <w:left w:val="single" w:color="8EA9DB" w:sz="6"/>
+          <w:bottom w:val="single" w:color="8EA9DB" w:sz="6"/>
+          <w:right w:val="single" w:color="8EA9DB" w:sz="6"/>
+          <w:insideH w:val="single" w:color="8EA9DB" w:sz="6"/>
+          <w:insideV w:val="single" w:color="8EA9DB" w:sz="6"/>
+        </w:tblBorders>
+      </w:tblPr>
+      <w:tblGrid>
+        <w:gridCol w:w="2527"/>
+        <w:gridCol w:w="6499"/>
+      </w:tblGrid>
+      <w:tr>
+        <w:tc>
+          <w:tcPr>
+            <w:tcW w:type="pct" w:w="1400"/>
+            <w:shd w:fill="D9E1F2" w:val="clear"/>
+            <w:tcMar>
+              <w:top w:type="dxa" w:w="120"/>
+              <w:left w:type="dxa" w:w="160"/>
+              <w:bottom w:type="dxa" w:w="120"/>
+              <w:right w:type="dxa" w:w="160"/>
+            </w:tcMar>
+          </w:tcPr>
+          <w:p>
+            <w:r>
+              <w:rPr>
+                <w:rFonts w:ascii="Cambria" w:cs="Cambria" w:eastAsia="Cambria" w:hAnsi="Cambria"/>
+                <w:sz w:val="20"/>
+                <w:szCs w:val="20"/>
+              </w:rPr>
+              <w:t xml:space="preserve">Build</w:t>
+            </w:r>
+          </w:p>
+        </w:tc>
+        <w:tc>
+          <w:tcPr>
+            <w:tcW w:type="pct" w:w="3600"/>
+            <w:tcMar>
+              <w:top w:type="dxa" w:w="120"/>
+              <w:left w:type="dxa" w:w="160"/>
+              <w:bottom w:type="dxa" w:w="120"/>
+              <w:right w:type="dxa" w:w="160"/>
+            </w:tcMar>
+          </w:tcPr>
+          <w:p>
+            <w:r>
+              <w:rPr>
+                <w:rFonts w:ascii="Cambria" w:cs="Cambria" w:eastAsia="Cambria" w:hAnsi="Cambria"/>
+                <w:sz w:val="20"/>
+                <w:szCs w:val="20"/>
+              </w:rPr>
+              <w:t xml:space="preserve">Build 3</w:t>
+            </w:r>
+          </w:p>
+        </w:tc>
+      </w:tr>
+      <w:tr>
+        <w:tc>
+          <w:tcPr>
+            <w:shd w:fill="D9E1F2" w:val="clear"/>
+            <w:tcMar>
+              <w:top w:type="dxa" w:w="120"/>
+              <w:left w:type="dxa" w:w="160"/>
+              <w:bottom w:type="dxa" w:w="120"/>
+              <w:right w:type="dxa" w:w="160"/>
+            </w:tcMar>
+          </w:tcPr>
+          <w:p>
+            <w:r>
+              <w:rPr>
+                <w:rFonts w:ascii="Cambria" w:cs="Cambria" w:eastAsia="Cambria" w:hAnsi="Cambria"/>
+                <w:sz w:val="20"/>
+                <w:szCs w:val="20"/>
+              </w:rPr>
+              <w:t xml:space="preserve">Module</w:t>
+            </w:r>
+          </w:p>
+        </w:tc>
+        <w:tc>
+          <w:tcPr>
+            <w:tcMar>
+              <w:top w:type="dxa" w:w="120"/>
+              <w:left w:type="dxa" w:w="160"/>
+              <w:bottom w:type="dxa" w:w="120"/>
+              <w:right w:type="dxa" w:w="160"/>
+            </w:tcMar>
+          </w:tcPr>
+          <w:p>
+            <w:r>
+              <w:rPr>
+                <w:rFonts w:ascii="Cambria" w:cs="Cambria" w:eastAsia="Cambria" w:hAnsi="Cambria"/>
+                <w:sz w:val="20"/>
+                <w:szCs w:val="20"/>
+              </w:rPr>
+              <w:t xml:space="preserve">Appointment Booking</w:t>
+            </w:r>
+          </w:p>
+        </w:tc>
+      </w:tr>
+      <w:tr>
+        <w:tc>
+          <w:tcPr>
+            <w:shd w:fill="D9E1F2" w:val="clear"/>
+            <w:tcMar>
+              <w:top w:type="dxa" w:w="120"/>
+              <w:left w:type="dxa" w:w="160"/>
+              <w:bottom w:type="dxa" w:w="120"/>
+              <w:right w:type="dxa" w:w="160"/>
+            </w:tcMar>
+          </w:tcPr>
+          <w:p>
+            <w:r>
+              <w:rPr>
+                <w:rFonts w:ascii="Cambria" w:cs="Cambria" w:eastAsia="Cambria" w:hAnsi="Cambria"/>
+                <w:sz w:val="20"/>
+                <w:szCs w:val="20"/>
+              </w:rPr>
+              <w:t xml:space="preserve">Sub Module</w:t>
+            </w:r>
+          </w:p>
+        </w:tc>
+        <w:tc>
+          <w:tcPr>
+            <w:tcMar>
+              <w:top w:type="dxa" w:w="120"/>
+              <w:left w:type="dxa" w:w="160"/>
+              <w:bottom w:type="dxa" w:w="120"/>
+              <w:right w:type="dxa" w:w="160"/>
+            </w:tcMar>
+          </w:tcPr>
+          <w:p>
+            <w:r>
+              <w:rPr>
+                <w:rFonts w:ascii="Cambria" w:cs="Cambria" w:eastAsia="Cambria" w:hAnsi="Cambria"/>
+                <w:sz w:val="20"/>
+                <w:szCs w:val="20"/>
+              </w:rPr>
+              <w:t xml:space="preserve">New Patient Booking</w:t>
+            </w:r>
+          </w:p>
+        </w:tc>
+      </w:tr>
+      <w:tr>
+        <w:tc>
+          <w:tcPr>
+            <w:shd w:fill="D9E1F2" w:val="clear"/>
+            <w:tcMar>
+              <w:top w:type="dxa" w:w="120"/>
+              <w:left w:type="dxa" w:w="160"/>
+              <w:bottom w:type="dxa" w:w="120"/>
+              <w:right w:type="dxa" w:w="160"/>
+            </w:tcMar>
+          </w:tcPr>
+          <w:p>
+            <w:r>
+              <w:rPr>
+                <w:rFonts w:ascii="Cambria" w:cs="Cambria" w:eastAsia="Cambria" w:hAnsi="Cambria"/>
+                <w:sz w:val="20"/>
+                <w:szCs w:val="20"/>
+              </w:rPr>
+              <w:t xml:space="preserve">Feature</w:t>
+            </w:r>
+          </w:p>
+        </w:tc>
+        <w:tc>
+          <w:tcPr>
+            <w:tcMar>
+              <w:top w:type="dxa" w:w="120"/>
+              <w:left w:type="dxa" w:w="160"/>
+              <w:bottom w:type="dxa" w:w="120"/>
+              <w:right w:type="dxa" w:w="160"/>
+            </w:tcMar>
+          </w:tcPr>
+          <w:p>
+            <w:r>
+              <w:rPr>
+                <w:rFonts w:ascii="Cambria" w:cs="Cambria" w:eastAsia="Cambria" w:hAnsi="Cambria"/>
+                <w:sz w:val="20"/>
+                <w:szCs w:val="20"/>
+              </w:rPr>
+              <w:t xml:space="preserve">DT-003: Navigate across calendar weeks smoothly</w:t>
+            </w:r>
+          </w:p>
+        </w:tc>
+      </w:tr>
+      <w:tr>
+        <w:tc>
+          <w:tcPr>
+            <w:shd w:fill="D9E1F2" w:val="clear"/>
+            <w:tcMar>
+              <w:top w:type="dxa" w:w="120"/>
+              <w:left w:type="dxa" w:w="160"/>
+              <w:bottom w:type="dxa" w:w="120"/>
+              <w:right w:type="dxa" w:w="160"/>
+            </w:tcMar>
+          </w:tcPr>
+          <w:p>
+            <w:r>
+              <w:rPr>
+                <w:rFonts w:ascii="Cambria" w:cs="Cambria" w:eastAsia="Cambria" w:hAnsi="Cambria"/>
+                <w:sz w:val="20"/>
+                <w:szCs w:val="20"/>
+              </w:rPr>
+              <w:t xml:space="preserve">Priority</w:t>
+            </w:r>
+          </w:p>
+        </w:tc>
+        <w:tc>
+          <w:tcPr>
+            <w:tcMar>
+              <w:top w:type="dxa" w:w="120"/>
+              <w:left w:type="dxa" w:w="160"/>
+              <w:bottom w:type="dxa" w:w="120"/>
+              <w:right w:type="dxa" w:w="160"/>
+            </w:tcMar>
+          </w:tcPr>
+          <w:p>
+            <w:r>
+              <w:rPr>
+                <w:rFonts w:ascii="Cambria" w:cs="Cambria" w:eastAsia="Cambria" w:hAnsi="Cambria"/>
+                <w:sz w:val="20"/>
+                <w:szCs w:val="20"/>
+              </w:rPr>
+              <w:t xml:space="preserve">P2 - High</w:t>
+            </w:r>
+          </w:p>
+        </w:tc>
+      </w:tr>
+      <w:tr>
+        <w:tc>
+          <w:tcPr>
+            <w:shd w:fill="D9E1F2" w:val="clear"/>
+            <w:tcMar>
+              <w:top w:type="dxa" w:w="120"/>
+              <w:left w:type="dxa" w:w="160"/>
+              <w:bottom w:type="dxa" w:w="120"/>
+              <w:right w:type="dxa" w:w="160"/>
+            </w:tcMar>
+          </w:tcPr>
+          <w:p>
+            <w:r>
+              <w:rPr>
+                <w:rFonts w:ascii="Cambria" w:cs="Cambria" w:eastAsia="Cambria" w:hAnsi="Cambria"/>
+                <w:sz w:val="20"/>
+                <w:szCs w:val="20"/>
+              </w:rPr>
+              <w:t xml:space="preserve">Severity</w:t>
+            </w:r>
+          </w:p>
+        </w:tc>
+        <w:tc>
+          <w:tcPr>
+            <w:tcMar>
+              <w:top w:type="dxa" w:w="120"/>
+              <w:left w:type="dxa" w:w="160"/>
+              <w:bottom w:type="dxa" w:w="120"/>
+              <w:right w:type="dxa" w:w="160"/>
+            </w:tcMar>
+          </w:tcPr>
+          <w:p>
+            <w:r>
+              <w:rPr>
+                <w:rFonts w:ascii="Cambria" w:cs="Cambria" w:eastAsia="Cambria" w:hAnsi="Cambria"/>
+                <w:sz w:val="20"/>
+                <w:szCs w:val="20"/>
+              </w:rPr>
+              <w:t xml:space="preserve">Medium</w:t>
+            </w:r>
+          </w:p>
+        </w:tc>
+      </w:tr>
+      <w:tr>
+        <w:tc>
+          <w:tcPr>
+            <w:shd w:fill="D9E1F2" w:val="clear"/>
+            <w:tcMar>
+              <w:top w:type="dxa" w:w="120"/>
+              <w:left w:type="dxa" w:w="160"/>
+              <w:bottom w:type="dxa" w:w="120"/>
+              <w:right w:type="dxa" w:w="160"/>
+            </w:tcMar>
+          </w:tcPr>
+          <w:p>
+            <w:r>
+              <w:rPr>
+                <w:rFonts w:ascii="Cambria" w:cs="Cambria" w:eastAsia="Cambria" w:hAnsi="Cambria"/>
+                <w:sz w:val="20"/>
+                <w:szCs w:val="20"/>
+              </w:rPr>
+              <w:t xml:space="preserve">Status</w:t>
+            </w:r>
+          </w:p>
+        </w:tc>
+        <w:tc>
+          <w:tcPr>
+            <w:tcMar>
+              <w:top w:type="dxa" w:w="120"/>
+              <w:left w:type="dxa" w:w="160"/>
+              <w:bottom w:type="dxa" w:w="120"/>
+              <w:right w:type="dxa" w:w="160"/>
+            </w:tcMar>
+          </w:tcPr>
+          <w:p>
+            <w:r>
+              <w:rPr>
+                <w:rFonts w:ascii="Cambria" w:cs="Cambria" w:eastAsia="Cambria" w:hAnsi="Cambria"/>
+                <w:sz w:val="20"/>
+                <w:szCs w:val="20"/>
+              </w:rPr>
+              <w:t xml:space="preserve">New</w:t>
+            </w:r>
+          </w:p>
+        </w:tc>
+      </w:tr>
+      <w:tr>
+        <w:tc>
+          <w:tcPr>
+            <w:shd w:fill="D9E1F2" w:val="clear"/>
+            <w:tcMar>
+              <w:top w:type="dxa" w:w="120"/>
+              <w:left w:type="dxa" w:w="160"/>
+              <w:bottom w:type="dxa" w:w="120"/>
+              <w:right w:type="dxa" w:w="160"/>
+            </w:tcMar>
+          </w:tcPr>
+          <w:p>
+            <w:r>
+              <w:rPr>
+                <w:rFonts w:ascii="Cambria" w:cs="Cambria" w:eastAsia="Cambria" w:hAnsi="Cambria"/>
+                <w:sz w:val="20"/>
+                <w:szCs w:val="20"/>
+              </w:rPr>
+              <w:t xml:space="preserve">Reported Date</w:t>
+            </w:r>
+          </w:p>
+        </w:tc>
+        <w:tc>
+          <w:tcPr>
+            <w:tcMar>
+              <w:top w:type="dxa" w:w="120"/>
+              <w:left w:type="dxa" w:w="160"/>
+              <w:bottom w:type="dxa" w:w="120"/>
+              <w:right w:type="dxa" w:w="160"/>
+            </w:tcMar>
+          </w:tcPr>
+          <w:p>
+            <w:r>
+              <w:rPr>
+                <w:rFonts w:ascii="Cambria" w:cs="Cambria" w:eastAsia="Cambria" w:hAnsi="Cambria"/>
+                <w:sz w:val="20"/>
+                <w:szCs w:val="20"/>
+              </w:rPr>
+              <w:t xml:space="preserve">01-Oct-2026</w:t>
+            </w:r>
+          </w:p>
+        </w:tc>
+      </w:tr>
+      <w:tr>
+        <w:tc>
+          <w:tcPr>
+            <w:shd w:fill="D9E1F2" w:val="clear"/>
+            <w:tcMar>
+              <w:top w:type="dxa" w:w="120"/>
+              <w:left w:type="dxa" w:w="160"/>
+              <w:bottom w:type="dxa" w:w="120"/>
+              <w:right w:type="dxa" w:w="160"/>
+            </w:tcMar>
+          </w:tcPr>
+          <w:p>
+            <w:r>
+              <w:rPr>
+                <w:rFonts w:ascii="Cambria" w:cs="Cambria" w:eastAsia="Cambria" w:hAnsi="Cambria"/>
+                <w:sz w:val="20"/>
+                <w:szCs w:val="20"/>
+              </w:rPr>
+              <w:t xml:space="preserve">Assigned To</w:t>
+            </w:r>
+          </w:p>
+        </w:tc>
+        <w:tc>
+          <w:tcPr>
+            <w:tcMar>
+              <w:top w:type="dxa" w:w="120"/>
+              <w:left w:type="dxa" w:w="160"/>
+              <w:bottom w:type="dxa" w:w="120"/>
+              <w:right w:type="dxa" w:w="160"/>
+            </w:tcMar>
+          </w:tcPr>
+          <w:p>
+            <w:r>
+              <w:rPr>
+                <w:rFonts w:ascii="Cambria" w:cs="Cambria" w:eastAsia="Cambria" w:hAnsi="Cambria"/>
+                <w:sz w:val="20"/>
+                <w:szCs w:val="20"/>
+              </w:rPr>
+              <w:t xml:space="preserve">Development Team</w:t>
+            </w:r>
+          </w:p>
+        </w:tc>
+      </w:tr>
+    </w:tbl>
+    <w:p>
+      <w:pPr>
+        <w:spacing w:after="60" w:before="180"/>
+      </w:pPr>
+      <w:r>
+        <w:rPr>
+          <w:rFonts w:ascii="Cambria" w:cs="Cambria" w:eastAsia="Cambria" w:hAnsi="Cambria"/>
+          <w:b/>
+          <w:bCs/>
+          <w:color w:val="1F4E78"/>
+          <w:sz w:val="22"/>
+          <w:szCs w:val="22"/>
+        </w:rPr>
+        <w:t xml:space="preserve">Issue Description</w:t>
+      </w:r>
+    </w:p>
+    <w:p>
+      <w:pPr>
+        <w:spacing w:after="120" w:before="0"/>
+      </w:pPr>
+      <w:r>
+        <w:rPr>
+          <w:rFonts w:ascii="Cambria" w:cs="Cambria" w:eastAsia="Cambria" w:hAnsi="Cambria"/>
+          <w:color w:val="262626"/>
+          <w:sz w:val="21"/>
+          <w:szCs w:val="21"/>
+        </w:rPr>
+        <w:t xml:space="preserve">LocatorError: [Navigating to 'Next week'] locator.click: Error: strict mode violation: locator('//div[button[contains(@class, \'flex-col\')]]/button[preceding-sibling::button[contains(@class, \'flex-col\')]] | //button[@aria-label=\'Next week\' or @title=\'Next week\']') resolved to 7 elements:</w:t>
+      </w:r>
+    </w:p>
+    <w:p>
+      <w:pPr>
+        <w:spacing w:after="60" w:before="120"/>
+      </w:pPr>
+      <w:r>
+        <w:rPr>
+          <w:rFonts w:ascii="Cambria" w:cs="Cambria" w:eastAsia="Cambria" w:hAnsi="Cambria"/>
+          <w:b/>
+          <w:bCs/>
+          <w:color w:val="1F4E78"/>
+          <w:sz w:val="22"/>
+          <w:szCs w:val="22"/>
+        </w:rPr>
+        <w:t xml:space="preserve">Steps to Reproduce</w:t>
+      </w:r>
+    </w:p>
+    <w:p>
+      <w:pPr>
+        <w:spacing w:after="20" w:before="20"/>
+      </w:pPr>
+      <w:r>
+        <w:rPr>
+          <w:rFonts w:ascii="Cambria" w:cs="Cambria" w:eastAsia="Cambria" w:hAnsi="Cambria"/>
+          <w:b/>
+          <w:bCs/>
+          <w:sz w:val="20"/>
+          <w:szCs w:val="20"/>
+        </w:rPr>
+        <w:t xml:space="preserve">1. </w:t>
+      </w:r>
+      <w:r>
+        <w:rPr>
+          <w:rFonts w:ascii="Cambria" w:cs="Cambria" w:eastAsia="Cambria" w:hAnsi="Cambria"/>
+          <w:b w:val="false"/>
+          <w:bCs w:val="false"/>
+          <w:color w:val="262626"/>
+          <w:sz w:val="20"/>
+          <w:szCs w:val="20"/>
+        </w:rPr>
+        <w:t xml:space="preserve">Step 1: Reach Date &amp; Time screen</w:t>
+      </w:r>
+    </w:p>
+    <w:p>
+      <w:pPr>
+        <w:spacing w:after="20" w:before="20"/>
+      </w:pPr>
+      <w:r>
+        <w:rPr>
+          <w:rFonts w:ascii="Cambria" w:cs="Cambria" w:eastAsia="Cambria" w:hAnsi="Cambria"/>
+          <w:b/>
+          <w:bCs/>
+          <w:sz w:val="20"/>
+          <w:szCs w:val="20"/>
+        </w:rPr>
+        <w:t xml:space="preserve">2. </w:t>
+      </w:r>
+      <w:r>
+        <w:rPr>
+          <w:rFonts w:ascii="Cambria" w:cs="Cambria" w:eastAsia="Cambria" w:hAnsi="Cambria"/>
+          <w:b/>
+          <w:bCs/>
+          <w:color w:val="C00000"/>
+          <w:sz w:val="20"/>
+          <w:szCs w:val="20"/>
+        </w:rPr>
+        <w:t xml:space="preserve">Step 2: Click next week and previous week</w:t>
+      </w:r>
+    </w:p>
+    <w:p>
+      <w:pPr>
+        <w:spacing w:after="60" w:before="120"/>
+      </w:pPr>
+      <w:r>
+        <w:rPr>
+          <w:rFonts w:ascii="Cambria" w:cs="Cambria" w:eastAsia="Cambria" w:hAnsi="Cambria"/>
+          <w:b/>
+          <w:bCs/>
+          <w:color w:val="1F4E78"/>
+          <w:sz w:val="22"/>
+          <w:szCs w:val="22"/>
+        </w:rPr>
+        <w:t xml:space="preserve">Expected Result</w:t>
+      </w:r>
+    </w:p>
+    <w:p>
+      <w:pPr>
+        <w:spacing w:after="100"/>
+      </w:pPr>
+      <w:r>
+        <w:rPr>
+          <w:rFonts w:ascii="Cambria" w:cs="Cambria" w:eastAsia="Cambria" w:hAnsi="Cambria"/>
+          <w:color w:val="262626"/>
+          <w:sz w:val="20"/>
+          <w:szCs w:val="20"/>
+        </w:rPr>
+        <w:t xml:space="preserve">The system should process the workflow successfully as per requirements without error or timeout.</w:t>
+      </w:r>
+    </w:p>
+    <w:p>
+      <w:pPr>
+        <w:spacing w:after="60" w:before="120"/>
+      </w:pPr>
+      <w:r>
+        <w:rPr>
+          <w:rFonts w:ascii="Cambria" w:cs="Cambria" w:eastAsia="Cambria" w:hAnsi="Cambria"/>
+          <w:b/>
+          <w:bCs/>
+          <w:color w:val="1F4E78"/>
+          <w:sz w:val="22"/>
+          <w:szCs w:val="22"/>
+        </w:rPr>
+        <w:t xml:space="preserve">Actual Result</w:t>
+      </w:r>
+    </w:p>
+    <w:p>
+      <w:pPr>
+        <w:spacing w:after="100"/>
+      </w:pPr>
+      <w:r>
+        <w:rPr>
+          <w:rFonts w:ascii="Cambria" w:cs="Cambria" w:eastAsia="Cambria" w:hAnsi="Cambria"/>
+          <w:color w:val="262626"/>
+          <w:sz w:val="20"/>
+          <w:szCs w:val="20"/>
+        </w:rPr>
+        <w:t xml:space="preserve">Application encountered an assertion timeout or unexpected UI state during step execution.</w:t>
+      </w:r>
+    </w:p>
+    <w:p>
+      <w:pPr>
+        <w:spacing w:after="60" w:before="120"/>
+      </w:pPr>
+      <w:r>
+        <w:rPr>
+          <w:rFonts w:ascii="Cambria" w:cs="Cambria" w:eastAsia="Cambria" w:hAnsi="Cambria"/>
+          <w:b/>
+          <w:bCs/>
+          <w:color w:val="1F4E78"/>
+          <w:sz w:val="22"/>
+          <w:szCs w:val="22"/>
+        </w:rPr>
+        <w:t xml:space="preserve">Test Data</w:t>
+      </w:r>
+    </w:p>
+    <w:p>
+      <w:pPr>
+        <w:spacing w:after="100"/>
+      </w:pPr>
+      <w:r>
+        <w:rPr>
+          <w:rFonts w:ascii="Cambria" w:cs="Cambria" w:eastAsia="Cambria" w:hAnsi="Cambria"/>
+          <w:color w:val="595959"/>
+          <w:sz w:val="20"/>
+          <w:szCs w:val="20"/>
+        </w:rPr>
+        <w:t xml:space="preserve">• Patient Type: New Patient / Existing Patient
+• Environment: UAT (https://awh-website-booking-form.vercel.app/)
+• Browser: Google Chrome (Chromium Engine)
+• Test Data Artifact: sample/booking.json</w:t>
+      </w:r>
+    </w:p>
+    <w:p>
+      <w:pPr>
+        <w:spacing w:after="60" w:before="120"/>
+      </w:pPr>
+      <w:r>
+        <w:rPr>
+          <w:rFonts w:ascii="Cambria" w:cs="Cambria" w:eastAsia="Cambria" w:hAnsi="Cambria"/>
+          <w:b/>
+          <w:bCs/>
+          <w:color w:val="1F4E78"/>
+          <w:sz w:val="22"/>
+          <w:szCs w:val="22"/>
+        </w:rPr>
+        <w:t xml:space="preserve">Testing Evidence</w:t>
+      </w:r>
+    </w:p>
+    <w:p>
+      <w:pPr>
+        <w:spacing w:after="120"/>
+      </w:pPr>
+      <w:r>
+        <w:rPr>
+          <w:rFonts w:ascii="Cambria" w:cs="Cambria" w:eastAsia="Cambria" w:hAnsi="Cambria"/>
+          <w:color w:val="595959"/>
+          <w:sz w:val="20"/>
+          <w:szCs w:val="20"/>
+        </w:rPr>
+        <w:t xml:space="preserve">Screenshot showing the state of the application at the point of assertion failure for BUG-002.</w:t>
+      </w:r>
+    </w:p>
+    <w:p>
+      <w:pPr>
+        <w:spacing w:after="300" w:before="80"/>
+        <w:jc w:val="center"/>
+      </w:pPr>
+      <w:r>
+        <w:drawing>
+          <wp:inline distT="0" distB="0" distL="0" distR="0">
+            <wp:extent cx="5524500" cy="3143250"/>
+            <wp:effectExtent t="0" r="0" b="0" l="0"/>
+            <wp:docPr id="2" name="" descr="" title=""/>
+            <wp:cNvGraphicFramePr>
+              <a:graphicFrameLocks xmlns:a="http://schemas.openxmlformats.org/drawingml/2006/main" noChangeAspect="1"/>
+            </wp:cNvGraphicFramePr>
+            <a:graphic xmlns:a="http://schemas.openxmlformats.org/drawingml/2006/main">
+              <a:graphicData uri="http://schemas.openxmlformats.org/drawingml/2006/picture">
+                <pic:pic xmlns:pic="http://schemas.openxmlformats.org/drawingml/2006/picture">
+                  <pic:nvPicPr>
+                    <pic:cNvPr id="0" name="" descr=""/>
+                    <pic:cNvPicPr>
+                      <a:picLocks noChangeAspect="1" noChangeArrowheads="1"/>
+                    </pic:cNvPicPr>
+                  </pic:nvPicPr>
+                  <pic:blipFill>
+                    <a:blip r:embed="rId9" cstate="none"/>
+                    <a:srcRect/>
+                    <a:stretch>
+                      <a:fillRect/>
+                    </a:stretch>
+                  </pic:blipFill>
+                  <pic:spPr bwMode="auto">
+                    <a:xfrm>
+                      <a:off x="0" y="0"/>
+                      <a:ext cx="5524500" cy="3143250"/>
+                    </a:xfrm>
+                    <a:prstGeom prst="rect">
+                      <a:avLst/>
+                    </a:prstGeom>
+                  </pic:spPr>
+                </pic:pic>
+              </a:graphicData>
+            </a:graphic>
+          </wp:inline>
+        </w:drawing>
+      </w:r>
+    </w:p>
+    <w:p>
+      <w:r>
+        <w:br w:type="page"/>
+      </w:r>
+    </w:p>
+    <w:p>
+      <w:pPr>
+        <w:spacing w:after="100" w:before="100"/>
+      </w:pPr>
+      <w:r>
+        <w:rPr>
+          <w:rFonts w:ascii="Cambria" w:cs="Cambria" w:eastAsia="Cambria" w:hAnsi="Cambria"/>
+          <w:b/>
+          <w:bCs/>
+          <w:color w:val="1F4E78"/>
+          <w:sz w:val="23"/>
+          <w:szCs w:val="23"/>
+        </w:rPr>
+        <w:t xml:space="preserve">BUG-003</w:t>
+      </w:r>
+    </w:p>
+    <w:tbl>
+      <w:tblPr>
+        <w:tblW w:type="pct" w:w="5000"/>
+        <w:tblBorders>
+          <w:top w:val="single" w:color="8EA9DB" w:sz="6"/>
+          <w:left w:val="single" w:color="8EA9DB" w:sz="6"/>
+          <w:bottom w:val="single" w:color="8EA9DB" w:sz="6"/>
+          <w:right w:val="single" w:color="8EA9DB" w:sz="6"/>
+          <w:insideH w:val="single" w:color="8EA9DB" w:sz="6"/>
+          <w:insideV w:val="single" w:color="8EA9DB" w:sz="6"/>
+        </w:tblBorders>
+      </w:tblPr>
+      <w:tblGrid>
+        <w:gridCol w:w="2527"/>
+        <w:gridCol w:w="6499"/>
+      </w:tblGrid>
+      <w:tr>
+        <w:tc>
+          <w:tcPr>
+            <w:tcW w:type="pct" w:w="1400"/>
+            <w:shd w:fill="D9E1F2" w:val="clear"/>
+            <w:tcMar>
+              <w:top w:type="dxa" w:w="120"/>
+              <w:left w:type="dxa" w:w="160"/>
+              <w:bottom w:type="dxa" w:w="120"/>
+              <w:right w:type="dxa" w:w="160"/>
+            </w:tcMar>
+          </w:tcPr>
+          <w:p>
+            <w:r>
+              <w:rPr>
+                <w:rFonts w:ascii="Cambria" w:cs="Cambria" w:eastAsia="Cambria" w:hAnsi="Cambria"/>
+                <w:sz w:val="20"/>
+                <w:szCs w:val="20"/>
+              </w:rPr>
+              <w:t xml:space="preserve">Build</w:t>
+            </w:r>
+          </w:p>
+        </w:tc>
+        <w:tc>
+          <w:tcPr>
+            <w:tcW w:type="pct" w:w="3600"/>
+            <w:tcMar>
+              <w:top w:type="dxa" w:w="120"/>
+              <w:left w:type="dxa" w:w="160"/>
+              <w:bottom w:type="dxa" w:w="120"/>
+              <w:right w:type="dxa" w:w="160"/>
+            </w:tcMar>
+          </w:tcPr>
+          <w:p>
+            <w:r>
+              <w:rPr>
+                <w:rFonts w:ascii="Cambria" w:cs="Cambria" w:eastAsia="Cambria" w:hAnsi="Cambria"/>
+                <w:sz w:val="20"/>
+                <w:szCs w:val="20"/>
+              </w:rPr>
+              <w:t xml:space="preserve">Build 3</w:t>
+            </w:r>
+          </w:p>
+        </w:tc>
+      </w:tr>
+      <w:tr>
+        <w:tc>
+          <w:tcPr>
+            <w:shd w:fill="D9E1F2" w:val="clear"/>
+            <w:tcMar>
+              <w:top w:type="dxa" w:w="120"/>
+              <w:left w:type="dxa" w:w="160"/>
+              <w:bottom w:type="dxa" w:w="120"/>
+              <w:right w:type="dxa" w:w="160"/>
+            </w:tcMar>
+          </w:tcPr>
+          <w:p>
+            <w:r>
+              <w:rPr>
+                <w:rFonts w:ascii="Cambria" w:cs="Cambria" w:eastAsia="Cambria" w:hAnsi="Cambria"/>
+                <w:sz w:val="20"/>
+                <w:szCs w:val="20"/>
+              </w:rPr>
+              <w:t xml:space="preserve">Module</w:t>
+            </w:r>
+          </w:p>
+        </w:tc>
+        <w:tc>
+          <w:tcPr>
+            <w:tcMar>
+              <w:top w:type="dxa" w:w="120"/>
+              <w:left w:type="dxa" w:w="160"/>
+              <w:bottom w:type="dxa" w:w="120"/>
+              <w:right w:type="dxa" w:w="160"/>
+            </w:tcMar>
+          </w:tcPr>
+          <w:p>
+            <w:r>
+              <w:rPr>
+                <w:rFonts w:ascii="Cambria" w:cs="Cambria" w:eastAsia="Cambria" w:hAnsi="Cambria"/>
+                <w:sz w:val="20"/>
+                <w:szCs w:val="20"/>
+              </w:rPr>
+              <w:t xml:space="preserve">Appointment Booking</w:t>
+            </w:r>
+          </w:p>
+        </w:tc>
+      </w:tr>
+      <w:tr>
+        <w:tc>
+          <w:tcPr>
+            <w:shd w:fill="D9E1F2" w:val="clear"/>
+            <w:tcMar>
+              <w:top w:type="dxa" w:w="120"/>
+              <w:left w:type="dxa" w:w="160"/>
+              <w:bottom w:type="dxa" w:w="120"/>
+              <w:right w:type="dxa" w:w="160"/>
+            </w:tcMar>
+          </w:tcPr>
+          <w:p>
+            <w:r>
+              <w:rPr>
+                <w:rFonts w:ascii="Cambria" w:cs="Cambria" w:eastAsia="Cambria" w:hAnsi="Cambria"/>
+                <w:sz w:val="20"/>
+                <w:szCs w:val="20"/>
+              </w:rPr>
+              <w:t xml:space="preserve">Sub Module</w:t>
+            </w:r>
+          </w:p>
+        </w:tc>
+        <w:tc>
+          <w:tcPr>
+            <w:tcMar>
+              <w:top w:type="dxa" w:w="120"/>
+              <w:left w:type="dxa" w:w="160"/>
+              <w:bottom w:type="dxa" w:w="120"/>
+              <w:right w:type="dxa" w:w="160"/>
+            </w:tcMar>
+          </w:tcPr>
+          <w:p>
+            <w:r>
+              <w:rPr>
+                <w:rFonts w:ascii="Cambria" w:cs="Cambria" w:eastAsia="Cambria" w:hAnsi="Cambria"/>
+                <w:sz w:val="20"/>
+                <w:szCs w:val="20"/>
+              </w:rPr>
+              <w:t xml:space="preserve">Existing Patient Booking</w:t>
+            </w:r>
+          </w:p>
+        </w:tc>
+      </w:tr>
+      <w:tr>
+        <w:tc>
+          <w:tcPr>
+            <w:shd w:fill="D9E1F2" w:val="clear"/>
+            <w:tcMar>
+              <w:top w:type="dxa" w:w="120"/>
+              <w:left w:type="dxa" w:w="160"/>
+              <w:bottom w:type="dxa" w:w="120"/>
+              <w:right w:type="dxa" w:w="160"/>
+            </w:tcMar>
+          </w:tcPr>
+          <w:p>
+            <w:r>
+              <w:rPr>
+                <w:rFonts w:ascii="Cambria" w:cs="Cambria" w:eastAsia="Cambria" w:hAnsi="Cambria"/>
+                <w:sz w:val="20"/>
+                <w:szCs w:val="20"/>
+              </w:rPr>
+              <w:t xml:space="preserve">Feature</w:t>
+            </w:r>
+          </w:p>
+        </w:tc>
+        <w:tc>
+          <w:tcPr>
+            <w:tcMar>
+              <w:top w:type="dxa" w:w="120"/>
+              <w:left w:type="dxa" w:w="160"/>
+              <w:bottom w:type="dxa" w:w="120"/>
+              <w:right w:type="dxa" w:w="160"/>
+            </w:tcMar>
+          </w:tcPr>
+          <w:p>
+            <w:r>
+              <w:rPr>
+                <w:rFonts w:ascii="Cambria" w:cs="Cambria" w:eastAsia="Cambria" w:hAnsi="Cambria"/>
+                <w:sz w:val="20"/>
+                <w:szCs w:val="20"/>
+              </w:rPr>
+              <w:t xml:space="preserve">EP-003: Existing patient booking with Silver Tier</w:t>
+            </w:r>
+          </w:p>
+        </w:tc>
+      </w:tr>
+      <w:tr>
+        <w:tc>
+          <w:tcPr>
+            <w:shd w:fill="D9E1F2" w:val="clear"/>
+            <w:tcMar>
+              <w:top w:type="dxa" w:w="120"/>
+              <w:left w:type="dxa" w:w="160"/>
+              <w:bottom w:type="dxa" w:w="120"/>
+              <w:right w:type="dxa" w:w="160"/>
+            </w:tcMar>
+          </w:tcPr>
+          <w:p>
+            <w:r>
+              <w:rPr>
+                <w:rFonts w:ascii="Cambria" w:cs="Cambria" w:eastAsia="Cambria" w:hAnsi="Cambria"/>
+                <w:sz w:val="20"/>
+                <w:szCs w:val="20"/>
+              </w:rPr>
+              <w:t xml:space="preserve">Priority</w:t>
+            </w:r>
+          </w:p>
+        </w:tc>
+        <w:tc>
+          <w:tcPr>
+            <w:tcMar>
+              <w:top w:type="dxa" w:w="120"/>
+              <w:left w:type="dxa" w:w="160"/>
+              <w:bottom w:type="dxa" w:w="120"/>
+              <w:right w:type="dxa" w:w="160"/>
+            </w:tcMar>
+          </w:tcPr>
+          <w:p>
+            <w:r>
+              <w:rPr>
+                <w:rFonts w:ascii="Cambria" w:cs="Cambria" w:eastAsia="Cambria" w:hAnsi="Cambria"/>
+                <w:sz w:val="20"/>
+                <w:szCs w:val="20"/>
+              </w:rPr>
+              <w:t xml:space="preserve">P2 - High</w:t>
+            </w:r>
+          </w:p>
+        </w:tc>
+      </w:tr>
+      <w:tr>
+        <w:tc>
+          <w:tcPr>
+            <w:shd w:fill="D9E1F2" w:val="clear"/>
+            <w:tcMar>
+              <w:top w:type="dxa" w:w="120"/>
+              <w:left w:type="dxa" w:w="160"/>
+              <w:bottom w:type="dxa" w:w="120"/>
+              <w:right w:type="dxa" w:w="160"/>
+            </w:tcMar>
+          </w:tcPr>
+          <w:p>
+            <w:r>
+              <w:rPr>
+                <w:rFonts w:ascii="Cambria" w:cs="Cambria" w:eastAsia="Cambria" w:hAnsi="Cambria"/>
+                <w:sz w:val="20"/>
+                <w:szCs w:val="20"/>
+              </w:rPr>
+              <w:t xml:space="preserve">Severity</w:t>
+            </w:r>
+          </w:p>
+        </w:tc>
+        <w:tc>
+          <w:tcPr>
+            <w:tcMar>
+              <w:top w:type="dxa" w:w="120"/>
+              <w:left w:type="dxa" w:w="160"/>
+              <w:bottom w:type="dxa" w:w="120"/>
+              <w:right w:type="dxa" w:w="160"/>
+            </w:tcMar>
+          </w:tcPr>
+          <w:p>
+            <w:r>
+              <w:rPr>
+                <w:rFonts w:ascii="Cambria" w:cs="Cambria" w:eastAsia="Cambria" w:hAnsi="Cambria"/>
+                <w:sz w:val="20"/>
+                <w:szCs w:val="20"/>
+              </w:rPr>
+              <w:t xml:space="preserve">Medium</w:t>
+            </w:r>
+          </w:p>
+        </w:tc>
+      </w:tr>
+      <w:tr>
+        <w:tc>
+          <w:tcPr>
+            <w:shd w:fill="D9E1F2" w:val="clear"/>
+            <w:tcMar>
+              <w:top w:type="dxa" w:w="120"/>
+              <w:left w:type="dxa" w:w="160"/>
+              <w:bottom w:type="dxa" w:w="120"/>
+              <w:right w:type="dxa" w:w="160"/>
+            </w:tcMar>
+          </w:tcPr>
+          <w:p>
+            <w:r>
+              <w:rPr>
+                <w:rFonts w:ascii="Cambria" w:cs="Cambria" w:eastAsia="Cambria" w:hAnsi="Cambria"/>
+                <w:sz w:val="20"/>
+                <w:szCs w:val="20"/>
+              </w:rPr>
+              <w:t xml:space="preserve">Status</w:t>
+            </w:r>
+          </w:p>
+        </w:tc>
+        <w:tc>
+          <w:tcPr>
+            <w:tcMar>
+              <w:top w:type="dxa" w:w="120"/>
+              <w:left w:type="dxa" w:w="160"/>
+              <w:bottom w:type="dxa" w:w="120"/>
+              <w:right w:type="dxa" w:w="160"/>
+            </w:tcMar>
+          </w:tcPr>
+          <w:p>
+            <w:r>
+              <w:rPr>
+                <w:rFonts w:ascii="Cambria" w:cs="Cambria" w:eastAsia="Cambria" w:hAnsi="Cambria"/>
+                <w:sz w:val="20"/>
+                <w:szCs w:val="20"/>
+              </w:rPr>
+              <w:t xml:space="preserve">New</w:t>
+            </w:r>
+          </w:p>
+        </w:tc>
+      </w:tr>
+      <w:tr>
+        <w:tc>
+          <w:tcPr>
+            <w:shd w:fill="D9E1F2" w:val="clear"/>
+            <w:tcMar>
+              <w:top w:type="dxa" w:w="120"/>
+              <w:left w:type="dxa" w:w="160"/>
+              <w:bottom w:type="dxa" w:w="120"/>
+              <w:right w:type="dxa" w:w="160"/>
+            </w:tcMar>
+          </w:tcPr>
+          <w:p>
+            <w:r>
+              <w:rPr>
+                <w:rFonts w:ascii="Cambria" w:cs="Cambria" w:eastAsia="Cambria" w:hAnsi="Cambria"/>
+                <w:sz w:val="20"/>
+                <w:szCs w:val="20"/>
+              </w:rPr>
+              <w:t xml:space="preserve">Reported Date</w:t>
+            </w:r>
+          </w:p>
+        </w:tc>
+        <w:tc>
+          <w:tcPr>
+            <w:tcMar>
+              <w:top w:type="dxa" w:w="120"/>
+              <w:left w:type="dxa" w:w="160"/>
+              <w:bottom w:type="dxa" w:w="120"/>
+              <w:right w:type="dxa" w:w="160"/>
+            </w:tcMar>
+          </w:tcPr>
+          <w:p>
+            <w:r>
+              <w:rPr>
+                <w:rFonts w:ascii="Cambria" w:cs="Cambria" w:eastAsia="Cambria" w:hAnsi="Cambria"/>
+                <w:sz w:val="20"/>
+                <w:szCs w:val="20"/>
+              </w:rPr>
+              <w:t xml:space="preserve">01-Oct-2026</w:t>
+            </w:r>
+          </w:p>
+        </w:tc>
+      </w:tr>
+      <w:tr>
+        <w:tc>
+          <w:tcPr>
+            <w:shd w:fill="D9E1F2" w:val="clear"/>
+            <w:tcMar>
+              <w:top w:type="dxa" w:w="120"/>
+              <w:left w:type="dxa" w:w="160"/>
+              <w:bottom w:type="dxa" w:w="120"/>
+              <w:right w:type="dxa" w:w="160"/>
+            </w:tcMar>
+          </w:tcPr>
+          <w:p>
+            <w:r>
+              <w:rPr>
+                <w:rFonts w:ascii="Cambria" w:cs="Cambria" w:eastAsia="Cambria" w:hAnsi="Cambria"/>
+                <w:sz w:val="20"/>
+                <w:szCs w:val="20"/>
+              </w:rPr>
+              <w:t xml:space="preserve">Assigned To</w:t>
+            </w:r>
+          </w:p>
+        </w:tc>
+        <w:tc>
+          <w:tcPr>
+            <w:tcMar>
+              <w:top w:type="dxa" w:w="120"/>
+              <w:left w:type="dxa" w:w="160"/>
+              <w:bottom w:type="dxa" w:w="120"/>
+              <w:right w:type="dxa" w:w="160"/>
+            </w:tcMar>
+          </w:tcPr>
+          <w:p>
+            <w:r>
+              <w:rPr>
+                <w:rFonts w:ascii="Cambria" w:cs="Cambria" w:eastAsia="Cambria" w:hAnsi="Cambria"/>
+                <w:sz w:val="20"/>
+                <w:szCs w:val="20"/>
+              </w:rPr>
+              <w:t xml:space="preserve">Development Team</w:t>
+            </w:r>
+          </w:p>
+        </w:tc>
+      </w:tr>
+    </w:tbl>
+    <w:p>
+      <w:pPr>
+        <w:spacing w:after="60" w:before="180"/>
+      </w:pPr>
+      <w:r>
+        <w:rPr>
+          <w:rFonts w:ascii="Cambria" w:cs="Cambria" w:eastAsia="Cambria" w:hAnsi="Cambria"/>
+          <w:b/>
+          <w:bCs/>
+          <w:color w:val="1F4E78"/>
+          <w:sz w:val="22"/>
+          <w:szCs w:val="22"/>
+        </w:rPr>
+        <w:t xml:space="preserve">Issue Description</w:t>
+      </w:r>
+    </w:p>
+    <w:p>
+      <w:pPr>
+        <w:spacing w:after="120" w:before="0"/>
+      </w:pPr>
+      <w:r>
+        <w:rPr>
+          <w:rFonts w:ascii="Cambria" w:cs="Cambria" w:eastAsia="Cambria" w:hAnsi="Cambria"/>
+          <w:color w:val="262626"/>
+          <w:sz w:val="21"/>
+          <w:szCs w:val="21"/>
+        </w:rPr>
+        <w:t xml:space="preserve">FrameworkError: [Selecting care package: Silver] [Selecting care package: Silver] Element with identifier "Silver" not found in collection.</w:t>
+      </w:r>
+    </w:p>
+    <w:p>
+      <w:pPr>
+        <w:spacing w:after="60" w:before="120"/>
+      </w:pPr>
+      <w:r>
+        <w:rPr>
+          <w:rFonts w:ascii="Cambria" w:cs="Cambria" w:eastAsia="Cambria" w:hAnsi="Cambria"/>
+          <w:b/>
+          <w:bCs/>
+          <w:color w:val="1F4E78"/>
+          <w:sz w:val="22"/>
+          <w:szCs w:val="22"/>
+        </w:rPr>
+        <w:t xml:space="preserve">Steps to Reproduce</w:t>
+      </w:r>
+    </w:p>
+    <w:p>
+      <w:pPr>
+        <w:spacing w:after="20" w:before="20"/>
+      </w:pPr>
+      <w:r>
+        <w:rPr>
+          <w:rFonts w:ascii="Cambria" w:cs="Cambria" w:eastAsia="Cambria" w:hAnsi="Cambria"/>
+          <w:b/>
+          <w:bCs/>
+          <w:sz w:val="20"/>
+          <w:szCs w:val="20"/>
+        </w:rPr>
+        <w:t xml:space="preserve">1. </w:t>
+      </w:r>
+      <w:r>
+        <w:rPr>
+          <w:rFonts w:ascii="Cambria" w:cs="Cambria" w:eastAsia="Cambria" w:hAnsi="Cambria"/>
+          <w:b w:val="false"/>
+          <w:bCs w:val="false"/>
+          <w:color w:val="262626"/>
+          <w:sz w:val="20"/>
+          <w:szCs w:val="20"/>
+        </w:rPr>
+        <w:t xml:space="preserve">Step 1: Authenticate existing patient</w:t>
+      </w:r>
+    </w:p>
+    <w:p>
+      <w:pPr>
+        <w:spacing w:after="20" w:before="20"/>
+      </w:pPr>
+      <w:r>
+        <w:rPr>
+          <w:rFonts w:ascii="Cambria" w:cs="Cambria" w:eastAsia="Cambria" w:hAnsi="Cambria"/>
+          <w:b/>
+          <w:bCs/>
+          <w:sz w:val="20"/>
+          <w:szCs w:val="20"/>
+        </w:rPr>
+        <w:t xml:space="preserve">2. </w:t>
+      </w:r>
+      <w:r>
+        <w:rPr>
+          <w:rFonts w:ascii="Cambria" w:cs="Cambria" w:eastAsia="Cambria" w:hAnsi="Cambria"/>
+          <w:b/>
+          <w:bCs/>
+          <w:color w:val="C00000"/>
+          <w:sz w:val="20"/>
+          <w:szCs w:val="20"/>
+        </w:rPr>
+        <w:t xml:space="preserve">Step 2: Complete Silver booking and verify confirmation</w:t>
+      </w:r>
+    </w:p>
+    <w:p>
+      <w:pPr>
+        <w:spacing w:after="60" w:before="120"/>
+      </w:pPr>
+      <w:r>
+        <w:rPr>
+          <w:rFonts w:ascii="Cambria" w:cs="Cambria" w:eastAsia="Cambria" w:hAnsi="Cambria"/>
+          <w:b/>
+          <w:bCs/>
+          <w:color w:val="1F4E78"/>
+          <w:sz w:val="22"/>
+          <w:szCs w:val="22"/>
+        </w:rPr>
+        <w:t xml:space="preserve">Expected Result</w:t>
+      </w:r>
+    </w:p>
+    <w:p>
+      <w:pPr>
+        <w:spacing w:after="100"/>
+      </w:pPr>
+      <w:r>
+        <w:rPr>
+          <w:rFonts w:ascii="Cambria" w:cs="Cambria" w:eastAsia="Cambria" w:hAnsi="Cambria"/>
+          <w:color w:val="262626"/>
+          <w:sz w:val="20"/>
+          <w:szCs w:val="20"/>
+        </w:rPr>
+        <w:t xml:space="preserve">The system should process the workflow successfully as per requirements without error or timeout.</w:t>
+      </w:r>
+    </w:p>
+    <w:p>
+      <w:pPr>
+        <w:spacing w:after="60" w:before="120"/>
+      </w:pPr>
+      <w:r>
+        <w:rPr>
+          <w:rFonts w:ascii="Cambria" w:cs="Cambria" w:eastAsia="Cambria" w:hAnsi="Cambria"/>
+          <w:b/>
+          <w:bCs/>
+          <w:color w:val="1F4E78"/>
+          <w:sz w:val="22"/>
+          <w:szCs w:val="22"/>
+        </w:rPr>
+        <w:t xml:space="preserve">Actual Result</w:t>
+      </w:r>
+    </w:p>
+    <w:p>
+      <w:pPr>
+        <w:spacing w:after="100"/>
+      </w:pPr>
+      <w:r>
+        <w:rPr>
+          <w:rFonts w:ascii="Cambria" w:cs="Cambria" w:eastAsia="Cambria" w:hAnsi="Cambria"/>
+          <w:color w:val="262626"/>
+          <w:sz w:val="20"/>
+          <w:szCs w:val="20"/>
+        </w:rPr>
+        <w:t xml:space="preserve">Application encountered an assertion timeout or unexpected UI state during step execution.</w:t>
+      </w:r>
+    </w:p>
+    <w:p>
+      <w:pPr>
+        <w:spacing w:after="60" w:before="120"/>
+      </w:pPr>
+      <w:r>
+        <w:rPr>
+          <w:rFonts w:ascii="Cambria" w:cs="Cambria" w:eastAsia="Cambria" w:hAnsi="Cambria"/>
+          <w:b/>
+          <w:bCs/>
+          <w:color w:val="1F4E78"/>
+          <w:sz w:val="22"/>
+          <w:szCs w:val="22"/>
+        </w:rPr>
+        <w:t xml:space="preserve">Test Data</w:t>
+      </w:r>
+    </w:p>
+    <w:p>
+      <w:pPr>
+        <w:spacing w:after="100"/>
+      </w:pPr>
+      <w:r>
+        <w:rPr>
+          <w:rFonts w:ascii="Cambria" w:cs="Cambria" w:eastAsia="Cambria" w:hAnsi="Cambria"/>
+          <w:color w:val="595959"/>
+          <w:sz w:val="20"/>
+          <w:szCs w:val="20"/>
+        </w:rPr>
+        <w:t xml:space="preserve">• Patient Type: New Patient / Existing Patient
+• Environment: UAT (https://awh-website-booking-form.vercel.app/)
+• Browser: Google Chrome (Chromium Engine)
+• Test Data Artifact: sample/booking.json</w:t>
+      </w:r>
+    </w:p>
+    <w:p>
+      <w:pPr>
+        <w:spacing w:after="60" w:before="120"/>
+      </w:pPr>
+      <w:r>
+        <w:rPr>
+          <w:rFonts w:ascii="Cambria" w:cs="Cambria" w:eastAsia="Cambria" w:hAnsi="Cambria"/>
+          <w:b/>
+          <w:bCs/>
+          <w:color w:val="1F4E78"/>
+          <w:sz w:val="22"/>
+          <w:szCs w:val="22"/>
+        </w:rPr>
+        <w:t xml:space="preserve">Testing Evidence</w:t>
+      </w:r>
+    </w:p>
+    <w:p>
+      <w:pPr>
+        <w:spacing w:after="120"/>
+      </w:pPr>
+      <w:r>
+        <w:rPr>
+          <w:rFonts w:ascii="Cambria" w:cs="Cambria" w:eastAsia="Cambria" w:hAnsi="Cambria"/>
+          <w:color w:val="595959"/>
+          <w:sz w:val="20"/>
+          <w:szCs w:val="20"/>
+        </w:rPr>
+        <w:t xml:space="preserve">Screenshot showing the state of the application at the point of assertion failure for BUG-003.</w:t>
+      </w:r>
+    </w:p>
+    <w:p>
+      <w:pPr>
+        <w:spacing w:after="300" w:before="80"/>
+        <w:jc w:val="center"/>
+      </w:pPr>
+      <w:r>
+        <w:drawing>
+          <wp:inline distT="0" distB="0" distL="0" distR="0">
+            <wp:extent cx="5524500" cy="3143250"/>
+            <wp:effectExtent t="0" r="0" b="0" l="0"/>
+            <wp:docPr id="3" name="" descr="" title=""/>
+            <wp:cNvGraphicFramePr>
+              <a:graphicFrameLocks xmlns:a="http://schemas.openxmlformats.org/drawingml/2006/main" noChangeAspect="1"/>
+            </wp:cNvGraphicFramePr>
+            <a:graphic xmlns:a="http://schemas.openxmlformats.org/drawingml/2006/main">
+              <a:graphicData uri="http://schemas.openxmlformats.org/drawingml/2006/picture">
+                <pic:pic xmlns:pic="http://schemas.openxmlformats.org/drawingml/2006/picture">
+                  <pic:nvPicPr>
+                    <pic:cNvPr id="0" name="" descr=""/>
+                    <pic:cNvPicPr>
+                      <a:picLocks noChangeAspect="1" noChangeArrowheads="1"/>
+                    </pic:cNvPicPr>
+                  </pic:nvPicPr>
+                  <pic:blipFill>
+                    <a:blip r:embed="rId10" cstate="none"/>
+                    <a:srcRect/>
+                    <a:stretch>
+                      <a:fillRect/>
+                    </a:stretch>
+                  </pic:blipFill>
+                  <pic:spPr bwMode="auto">
+                    <a:xfrm>
+                      <a:off x="0" y="0"/>
+                      <a:ext cx="5524500" cy="3143250"/>
+                    </a:xfrm>
+                    <a:prstGeom prst="rect">
+                      <a:avLst/>
+                    </a:prstGeom>
+                  </pic:spPr>
+                </pic:pic>
+              </a:graphicData>
+            </a:graphic>
+          </wp:inline>
+        </w:drawing>
+      </w:r>
+    </w:p>
+    <w:p>
+      <w:r>
+        <w:br w:type="page"/>
+      </w:r>
+    </w:p>
+    <w:p>
+      <w:pPr>
+        <w:spacing w:after="100" w:before="100"/>
+      </w:pPr>
+      <w:r>
+        <w:rPr>
+          <w:rFonts w:ascii="Cambria" w:cs="Cambria" w:eastAsia="Cambria" w:hAnsi="Cambria"/>
+          <w:b/>
+          <w:bCs/>
+          <w:color w:val="1F4E78"/>
+          <w:sz w:val="23"/>
+          <w:szCs w:val="23"/>
+        </w:rPr>
+        <w:t xml:space="preserve">BUG-004</w:t>
+      </w:r>
+    </w:p>
+    <w:tbl>
+      <w:tblPr>
+        <w:tblW w:type="pct" w:w="5000"/>
+        <w:tblBorders>
+          <w:top w:val="single" w:color="8EA9DB" w:sz="6"/>
+          <w:left w:val="single" w:color="8EA9DB" w:sz="6"/>
+          <w:bottom w:val="single" w:color="8EA9DB" w:sz="6"/>
+          <w:right w:val="single" w:color="8EA9DB" w:sz="6"/>
+          <w:insideH w:val="single" w:color="8EA9DB" w:sz="6"/>
+          <w:insideV w:val="single" w:color="8EA9DB" w:sz="6"/>
+        </w:tblBorders>
+      </w:tblPr>
+      <w:tblGrid>
+        <w:gridCol w:w="2527"/>
+        <w:gridCol w:w="6499"/>
+      </w:tblGrid>
+      <w:tr>
+        <w:tc>
+          <w:tcPr>
+            <w:tcW w:type="pct" w:w="1400"/>
+            <w:shd w:fill="D9E1F2" w:val="clear"/>
+            <w:tcMar>
+              <w:top w:type="dxa" w:w="120"/>
+              <w:left w:type="dxa" w:w="160"/>
+              <w:bottom w:type="dxa" w:w="120"/>
+              <w:right w:type="dxa" w:w="160"/>
+            </w:tcMar>
+          </w:tcPr>
+          <w:p>
+            <w:r>
+              <w:rPr>
+                <w:rFonts w:ascii="Cambria" w:cs="Cambria" w:eastAsia="Cambria" w:hAnsi="Cambria"/>
+                <w:sz w:val="20"/>
+                <w:szCs w:val="20"/>
+              </w:rPr>
+              <w:t xml:space="preserve">Build</w:t>
+            </w:r>
+          </w:p>
+        </w:tc>
+        <w:tc>
+          <w:tcPr>
+            <w:tcW w:type="pct" w:w="3600"/>
+            <w:tcMar>
+              <w:top w:type="dxa" w:w="120"/>
+              <w:left w:type="dxa" w:w="160"/>
+              <w:bottom w:type="dxa" w:w="120"/>
+              <w:right w:type="dxa" w:w="160"/>
+            </w:tcMar>
+          </w:tcPr>
+          <w:p>
+            <w:r>
+              <w:rPr>
+                <w:rFonts w:ascii="Cambria" w:cs="Cambria" w:eastAsia="Cambria" w:hAnsi="Cambria"/>
+                <w:sz w:val="20"/>
+                <w:szCs w:val="20"/>
+              </w:rPr>
+              <w:t xml:space="preserve">Build 3</w:t>
+            </w:r>
+          </w:p>
+        </w:tc>
+      </w:tr>
+      <w:tr>
+        <w:tc>
+          <w:tcPr>
+            <w:shd w:fill="D9E1F2" w:val="clear"/>
+            <w:tcMar>
+              <w:top w:type="dxa" w:w="120"/>
+              <w:left w:type="dxa" w:w="160"/>
+              <w:bottom w:type="dxa" w:w="120"/>
+              <w:right w:type="dxa" w:w="160"/>
+            </w:tcMar>
+          </w:tcPr>
+          <w:p>
+            <w:r>
+              <w:rPr>
+                <w:rFonts w:ascii="Cambria" w:cs="Cambria" w:eastAsia="Cambria" w:hAnsi="Cambria"/>
+                <w:sz w:val="20"/>
+                <w:szCs w:val="20"/>
+              </w:rPr>
+              <w:t xml:space="preserve">Module</w:t>
+            </w:r>
+          </w:p>
+        </w:tc>
+        <w:tc>
+          <w:tcPr>
+            <w:tcMar>
+              <w:top w:type="dxa" w:w="120"/>
+              <w:left w:type="dxa" w:w="160"/>
+              <w:bottom w:type="dxa" w:w="120"/>
+              <w:right w:type="dxa" w:w="160"/>
+            </w:tcMar>
+          </w:tcPr>
+          <w:p>
+            <w:r>
+              <w:rPr>
+                <w:rFonts w:ascii="Cambria" w:cs="Cambria" w:eastAsia="Cambria" w:hAnsi="Cambria"/>
+                <w:sz w:val="20"/>
+                <w:szCs w:val="20"/>
+              </w:rPr>
+              <w:t xml:space="preserve">Appointment Booking</w:t>
+            </w:r>
+          </w:p>
+        </w:tc>
+      </w:tr>
+      <w:tr>
+        <w:tc>
+          <w:tcPr>
+            <w:shd w:fill="D9E1F2" w:val="clear"/>
+            <w:tcMar>
+              <w:top w:type="dxa" w:w="120"/>
+              <w:left w:type="dxa" w:w="160"/>
+              <w:bottom w:type="dxa" w:w="120"/>
+              <w:right w:type="dxa" w:w="160"/>
+            </w:tcMar>
+          </w:tcPr>
+          <w:p>
+            <w:r>
+              <w:rPr>
+                <w:rFonts w:ascii="Cambria" w:cs="Cambria" w:eastAsia="Cambria" w:hAnsi="Cambria"/>
+                <w:sz w:val="20"/>
+                <w:szCs w:val="20"/>
+              </w:rPr>
+              <w:t xml:space="preserve">Sub Module</w:t>
+            </w:r>
+          </w:p>
+        </w:tc>
+        <w:tc>
+          <w:tcPr>
+            <w:tcMar>
+              <w:top w:type="dxa" w:w="120"/>
+              <w:left w:type="dxa" w:w="160"/>
+              <w:bottom w:type="dxa" w:w="120"/>
+              <w:right w:type="dxa" w:w="160"/>
+            </w:tcMar>
+          </w:tcPr>
+          <w:p>
+            <w:r>
+              <w:rPr>
+                <w:rFonts w:ascii="Cambria" w:cs="Cambria" w:eastAsia="Cambria" w:hAnsi="Cambria"/>
+                <w:sz w:val="20"/>
+                <w:szCs w:val="20"/>
+              </w:rPr>
+              <w:t xml:space="preserve">Existing Patient Booking</w:t>
+            </w:r>
+          </w:p>
+        </w:tc>
+      </w:tr>
+      <w:tr>
+        <w:tc>
+          <w:tcPr>
+            <w:shd w:fill="D9E1F2" w:val="clear"/>
+            <w:tcMar>
+              <w:top w:type="dxa" w:w="120"/>
+              <w:left w:type="dxa" w:w="160"/>
+              <w:bottom w:type="dxa" w:w="120"/>
+              <w:right w:type="dxa" w:w="160"/>
+            </w:tcMar>
+          </w:tcPr>
+          <w:p>
+            <w:r>
+              <w:rPr>
+                <w:rFonts w:ascii="Cambria" w:cs="Cambria" w:eastAsia="Cambria" w:hAnsi="Cambria"/>
+                <w:sz w:val="20"/>
+                <w:szCs w:val="20"/>
+              </w:rPr>
+              <w:t xml:space="preserve">Feature</w:t>
+            </w:r>
+          </w:p>
+        </w:tc>
+        <w:tc>
+          <w:tcPr>
+            <w:tcMar>
+              <w:top w:type="dxa" w:w="120"/>
+              <w:left w:type="dxa" w:w="160"/>
+              <w:bottom w:type="dxa" w:w="120"/>
+              <w:right w:type="dxa" w:w="160"/>
+            </w:tcMar>
+          </w:tcPr>
+          <w:p>
+            <w:r>
+              <w:rPr>
+                <w:rFonts w:ascii="Cambria" w:cs="Cambria" w:eastAsia="Cambria" w:hAnsi="Cambria"/>
+                <w:sz w:val="20"/>
+                <w:szCs w:val="20"/>
+              </w:rPr>
+              <w:t xml:space="preserve">EP-004: Existing patient booking with Gold Tier</w:t>
+            </w:r>
+          </w:p>
+        </w:tc>
+      </w:tr>
+      <w:tr>
+        <w:tc>
+          <w:tcPr>
+            <w:shd w:fill="D9E1F2" w:val="clear"/>
+            <w:tcMar>
+              <w:top w:type="dxa" w:w="120"/>
+              <w:left w:type="dxa" w:w="160"/>
+              <w:bottom w:type="dxa" w:w="120"/>
+              <w:right w:type="dxa" w:w="160"/>
+            </w:tcMar>
+          </w:tcPr>
+          <w:p>
+            <w:r>
+              <w:rPr>
+                <w:rFonts w:ascii="Cambria" w:cs="Cambria" w:eastAsia="Cambria" w:hAnsi="Cambria"/>
+                <w:sz w:val="20"/>
+                <w:szCs w:val="20"/>
+              </w:rPr>
+              <w:t xml:space="preserve">Priority</w:t>
+            </w:r>
+          </w:p>
+        </w:tc>
+        <w:tc>
+          <w:tcPr>
+            <w:tcMar>
+              <w:top w:type="dxa" w:w="120"/>
+              <w:left w:type="dxa" w:w="160"/>
+              <w:bottom w:type="dxa" w:w="120"/>
+              <w:right w:type="dxa" w:w="160"/>
+            </w:tcMar>
+          </w:tcPr>
+          <w:p>
+            <w:r>
+              <w:rPr>
+                <w:rFonts w:ascii="Cambria" w:cs="Cambria" w:eastAsia="Cambria" w:hAnsi="Cambria"/>
+                <w:sz w:val="20"/>
+                <w:szCs w:val="20"/>
+              </w:rPr>
+              <w:t xml:space="preserve">P2 - High</w:t>
+            </w:r>
+          </w:p>
+        </w:tc>
+      </w:tr>
+      <w:tr>
+        <w:tc>
+          <w:tcPr>
+            <w:shd w:fill="D9E1F2" w:val="clear"/>
+            <w:tcMar>
+              <w:top w:type="dxa" w:w="120"/>
+              <w:left w:type="dxa" w:w="160"/>
+              <w:bottom w:type="dxa" w:w="120"/>
+              <w:right w:type="dxa" w:w="160"/>
+            </w:tcMar>
+          </w:tcPr>
+          <w:p>
+            <w:r>
+              <w:rPr>
+                <w:rFonts w:ascii="Cambria" w:cs="Cambria" w:eastAsia="Cambria" w:hAnsi="Cambria"/>
+                <w:sz w:val="20"/>
+                <w:szCs w:val="20"/>
+              </w:rPr>
+              <w:t xml:space="preserve">Severity</w:t>
+            </w:r>
+          </w:p>
+        </w:tc>
+        <w:tc>
+          <w:tcPr>
+            <w:tcMar>
+              <w:top w:type="dxa" w:w="120"/>
+              <w:left w:type="dxa" w:w="160"/>
+              <w:bottom w:type="dxa" w:w="120"/>
+              <w:right w:type="dxa" w:w="160"/>
+            </w:tcMar>
+          </w:tcPr>
+          <w:p>
+            <w:r>
+              <w:rPr>
+                <w:rFonts w:ascii="Cambria" w:cs="Cambria" w:eastAsia="Cambria" w:hAnsi="Cambria"/>
+                <w:sz w:val="20"/>
+                <w:szCs w:val="20"/>
+              </w:rPr>
+              <w:t xml:space="preserve">Medium</w:t>
+            </w:r>
+          </w:p>
+        </w:tc>
+      </w:tr>
+      <w:tr>
+        <w:tc>
+          <w:tcPr>
+            <w:shd w:fill="D9E1F2" w:val="clear"/>
+            <w:tcMar>
+              <w:top w:type="dxa" w:w="120"/>
+              <w:left w:type="dxa" w:w="160"/>
+              <w:bottom w:type="dxa" w:w="120"/>
+              <w:right w:type="dxa" w:w="160"/>
+            </w:tcMar>
+          </w:tcPr>
+          <w:p>
+            <w:r>
+              <w:rPr>
+                <w:rFonts w:ascii="Cambria" w:cs="Cambria" w:eastAsia="Cambria" w:hAnsi="Cambria"/>
+                <w:sz w:val="20"/>
+                <w:szCs w:val="20"/>
+              </w:rPr>
+              <w:t xml:space="preserve">Status</w:t>
+            </w:r>
+          </w:p>
+        </w:tc>
+        <w:tc>
+          <w:tcPr>
+            <w:tcMar>
+              <w:top w:type="dxa" w:w="120"/>
+              <w:left w:type="dxa" w:w="160"/>
+              <w:bottom w:type="dxa" w:w="120"/>
+              <w:right w:type="dxa" w:w="160"/>
+            </w:tcMar>
+          </w:tcPr>
+          <w:p>
+            <w:r>
+              <w:rPr>
+                <w:rFonts w:ascii="Cambria" w:cs="Cambria" w:eastAsia="Cambria" w:hAnsi="Cambria"/>
+                <w:sz w:val="20"/>
+                <w:szCs w:val="20"/>
+              </w:rPr>
+              <w:t xml:space="preserve">New</w:t>
+            </w:r>
+          </w:p>
+        </w:tc>
+      </w:tr>
+      <w:tr>
+        <w:tc>
+          <w:tcPr>
+            <w:shd w:fill="D9E1F2" w:val="clear"/>
+            <w:tcMar>
+              <w:top w:type="dxa" w:w="120"/>
+              <w:left w:type="dxa" w:w="160"/>
+              <w:bottom w:type="dxa" w:w="120"/>
+              <w:right w:type="dxa" w:w="160"/>
+            </w:tcMar>
+          </w:tcPr>
+          <w:p>
+            <w:r>
+              <w:rPr>
+                <w:rFonts w:ascii="Cambria" w:cs="Cambria" w:eastAsia="Cambria" w:hAnsi="Cambria"/>
+                <w:sz w:val="20"/>
+                <w:szCs w:val="20"/>
+              </w:rPr>
+              <w:t xml:space="preserve">Reported Date</w:t>
+            </w:r>
+          </w:p>
+        </w:tc>
+        <w:tc>
+          <w:tcPr>
+            <w:tcMar>
+              <w:top w:type="dxa" w:w="120"/>
+              <w:left w:type="dxa" w:w="160"/>
+              <w:bottom w:type="dxa" w:w="120"/>
+              <w:right w:type="dxa" w:w="160"/>
+            </w:tcMar>
+          </w:tcPr>
+          <w:p>
+            <w:r>
+              <w:rPr>
+                <w:rFonts w:ascii="Cambria" w:cs="Cambria" w:eastAsia="Cambria" w:hAnsi="Cambria"/>
+                <w:sz w:val="20"/>
+                <w:szCs w:val="20"/>
+              </w:rPr>
+              <w:t xml:space="preserve">01-Oct-2026</w:t>
+            </w:r>
+          </w:p>
+        </w:tc>
+      </w:tr>
+      <w:tr>
+        <w:tc>
+          <w:tcPr>
+            <w:shd w:fill="D9E1F2" w:val="clear"/>
+            <w:tcMar>
+              <w:top w:type="dxa" w:w="120"/>
+              <w:left w:type="dxa" w:w="160"/>
+              <w:bottom w:type="dxa" w:w="120"/>
+              <w:right w:type="dxa" w:w="160"/>
+            </w:tcMar>
+          </w:tcPr>
+          <w:p>
+            <w:r>
+              <w:rPr>
+                <w:rFonts w:ascii="Cambria" w:cs="Cambria" w:eastAsia="Cambria" w:hAnsi="Cambria"/>
+                <w:sz w:val="20"/>
+                <w:szCs w:val="20"/>
+              </w:rPr>
+              <w:t xml:space="preserve">Assigned To</w:t>
+            </w:r>
+          </w:p>
+        </w:tc>
+        <w:tc>
+          <w:tcPr>
+            <w:tcMar>
+              <w:top w:type="dxa" w:w="120"/>
+              <w:left w:type="dxa" w:w="160"/>
+              <w:bottom w:type="dxa" w:w="120"/>
+              <w:right w:type="dxa" w:w="160"/>
+            </w:tcMar>
+          </w:tcPr>
+          <w:p>
+            <w:r>
+              <w:rPr>
+                <w:rFonts w:ascii="Cambria" w:cs="Cambria" w:eastAsia="Cambria" w:hAnsi="Cambria"/>
+                <w:sz w:val="20"/>
+                <w:szCs w:val="20"/>
+              </w:rPr>
+              <w:t xml:space="preserve">Development Team</w:t>
+            </w:r>
+          </w:p>
+        </w:tc>
+      </w:tr>
+    </w:tbl>
+    <w:p>
+      <w:pPr>
+        <w:spacing w:after="60" w:before="180"/>
+      </w:pPr>
+      <w:r>
+        <w:rPr>
+          <w:rFonts w:ascii="Cambria" w:cs="Cambria" w:eastAsia="Cambria" w:hAnsi="Cambria"/>
+          <w:b/>
+          <w:bCs/>
+          <w:color w:val="1F4E78"/>
+          <w:sz w:val="22"/>
+          <w:szCs w:val="22"/>
+        </w:rPr>
+        <w:t xml:space="preserve">Issue Description</w:t>
+      </w:r>
+    </w:p>
+    <w:p>
+      <w:pPr>
+        <w:spacing w:after="120" w:before="0"/>
+      </w:pPr>
+      <w:r>
+        <w:rPr>
+          <w:rFonts w:ascii="Cambria" w:cs="Cambria" w:eastAsia="Cambria" w:hAnsi="Cambria"/>
+          <w:color w:val="262626"/>
+          <w:sz w:val="21"/>
+          <w:szCs w:val="21"/>
+        </w:rPr>
+        <w:t xml:space="preserve">FrameworkError: [Selecting care package: Gold] [Selecting care package: Gold] Element with identifier "Gold" not found in collection.</w:t>
+      </w:r>
+    </w:p>
+    <w:p>
+      <w:pPr>
+        <w:spacing w:after="60" w:before="120"/>
+      </w:pPr>
+      <w:r>
+        <w:rPr>
+          <w:rFonts w:ascii="Cambria" w:cs="Cambria" w:eastAsia="Cambria" w:hAnsi="Cambria"/>
+          <w:b/>
+          <w:bCs/>
+          <w:color w:val="1F4E78"/>
+          <w:sz w:val="22"/>
+          <w:szCs w:val="22"/>
+        </w:rPr>
+        <w:t xml:space="preserve">Steps to Reproduce</w:t>
+      </w:r>
+    </w:p>
+    <w:p>
+      <w:pPr>
+        <w:spacing w:after="20" w:before="20"/>
+      </w:pPr>
+      <w:r>
+        <w:rPr>
+          <w:rFonts w:ascii="Cambria" w:cs="Cambria" w:eastAsia="Cambria" w:hAnsi="Cambria"/>
+          <w:b/>
+          <w:bCs/>
+          <w:sz w:val="20"/>
+          <w:szCs w:val="20"/>
+        </w:rPr>
+        <w:t xml:space="preserve">1. </w:t>
+      </w:r>
+      <w:r>
+        <w:rPr>
+          <w:rFonts w:ascii="Cambria" w:cs="Cambria" w:eastAsia="Cambria" w:hAnsi="Cambria"/>
+          <w:b w:val="false"/>
+          <w:bCs w:val="false"/>
+          <w:color w:val="262626"/>
+          <w:sz w:val="20"/>
+          <w:szCs w:val="20"/>
+        </w:rPr>
+        <w:t xml:space="preserve">Step 1: Authenticate existing patient</w:t>
+      </w:r>
+    </w:p>
+    <w:p>
+      <w:pPr>
+        <w:spacing w:after="20" w:before="20"/>
+      </w:pPr>
+      <w:r>
+        <w:rPr>
+          <w:rFonts w:ascii="Cambria" w:cs="Cambria" w:eastAsia="Cambria" w:hAnsi="Cambria"/>
+          <w:b/>
+          <w:bCs/>
+          <w:sz w:val="20"/>
+          <w:szCs w:val="20"/>
+        </w:rPr>
+        <w:t xml:space="preserve">2. </w:t>
+      </w:r>
+      <w:r>
+        <w:rPr>
+          <w:rFonts w:ascii="Cambria" w:cs="Cambria" w:eastAsia="Cambria" w:hAnsi="Cambria"/>
+          <w:b/>
+          <w:bCs/>
+          <w:color w:val="C00000"/>
+          <w:sz w:val="20"/>
+          <w:szCs w:val="20"/>
+        </w:rPr>
+        <w:t xml:space="preserve">Step 2: Complete Gold booking and verify confirmation</w:t>
+      </w:r>
+    </w:p>
+    <w:p>
+      <w:pPr>
+        <w:spacing w:after="60" w:before="120"/>
+      </w:pPr>
+      <w:r>
+        <w:rPr>
+          <w:rFonts w:ascii="Cambria" w:cs="Cambria" w:eastAsia="Cambria" w:hAnsi="Cambria"/>
+          <w:b/>
+          <w:bCs/>
+          <w:color w:val="1F4E78"/>
+          <w:sz w:val="22"/>
+          <w:szCs w:val="22"/>
+        </w:rPr>
+        <w:t xml:space="preserve">Expected Result</w:t>
+      </w:r>
+    </w:p>
+    <w:p>
+      <w:pPr>
+        <w:spacing w:after="100"/>
+      </w:pPr>
+      <w:r>
+        <w:rPr>
+          <w:rFonts w:ascii="Cambria" w:cs="Cambria" w:eastAsia="Cambria" w:hAnsi="Cambria"/>
+          <w:color w:val="262626"/>
+          <w:sz w:val="20"/>
+          <w:szCs w:val="20"/>
+        </w:rPr>
+        <w:t xml:space="preserve">The system should process the workflow successfully as per requirements without error or timeout.</w:t>
+      </w:r>
+    </w:p>
+    <w:p>
+      <w:pPr>
+        <w:spacing w:after="60" w:before="120"/>
+      </w:pPr>
+      <w:r>
+        <w:rPr>
+          <w:rFonts w:ascii="Cambria" w:cs="Cambria" w:eastAsia="Cambria" w:hAnsi="Cambria"/>
+          <w:b/>
+          <w:bCs/>
+          <w:color w:val="1F4E78"/>
+          <w:sz w:val="22"/>
+          <w:szCs w:val="22"/>
+        </w:rPr>
+        <w:t xml:space="preserve">Actual Result</w:t>
+      </w:r>
+    </w:p>
+    <w:p>
+      <w:pPr>
+        <w:spacing w:after="100"/>
+      </w:pPr>
+      <w:r>
+        <w:rPr>
+          <w:rFonts w:ascii="Cambria" w:cs="Cambria" w:eastAsia="Cambria" w:hAnsi="Cambria"/>
+          <w:color w:val="262626"/>
+          <w:sz w:val="20"/>
+          <w:szCs w:val="20"/>
+        </w:rPr>
+        <w:t xml:space="preserve">Application encountered an assertion timeout or unexpected UI state during step execution.</w:t>
+      </w:r>
+    </w:p>
+    <w:p>
+      <w:pPr>
+        <w:spacing w:after="60" w:before="120"/>
+      </w:pPr>
+      <w:r>
+        <w:rPr>
+          <w:rFonts w:ascii="Cambria" w:cs="Cambria" w:eastAsia="Cambria" w:hAnsi="Cambria"/>
+          <w:b/>
+          <w:bCs/>
+          <w:color w:val="1F4E78"/>
+          <w:sz w:val="22"/>
+          <w:szCs w:val="22"/>
+        </w:rPr>
+        <w:t xml:space="preserve">Test Data</w:t>
+      </w:r>
+    </w:p>
+    <w:p>
+      <w:pPr>
+        <w:spacing w:after="100"/>
+      </w:pPr>
+      <w:r>
+        <w:rPr>
+          <w:rFonts w:ascii="Cambria" w:cs="Cambria" w:eastAsia="Cambria" w:hAnsi="Cambria"/>
+          <w:color w:val="595959"/>
+          <w:sz w:val="20"/>
+          <w:szCs w:val="20"/>
+        </w:rPr>
+        <w:t xml:space="preserve">• Patient Type: New Patient / Existing Patient
+• Environment: UAT (https://awh-website-booking-form.vercel.app/)
+• Browser: Google Chrome (Chromium Engine)
+• Test Data Artifact: sample/booking.json</w:t>
+      </w:r>
+    </w:p>
+    <w:p>
+      <w:pPr>
+        <w:spacing w:after="60" w:before="120"/>
+      </w:pPr>
+      <w:r>
+        <w:rPr>
+          <w:rFonts w:ascii="Cambria" w:cs="Cambria" w:eastAsia="Cambria" w:hAnsi="Cambria"/>
+          <w:b/>
+          <w:bCs/>
+          <w:color w:val="1F4E78"/>
+          <w:sz w:val="22"/>
+          <w:szCs w:val="22"/>
+        </w:rPr>
+        <w:t xml:space="preserve">Testing Evidence</w:t>
+      </w:r>
+    </w:p>
+    <w:p>
+      <w:pPr>
+        <w:spacing w:after="120"/>
+      </w:pPr>
+      <w:r>
+        <w:rPr>
+          <w:rFonts w:ascii="Cambria" w:cs="Cambria" w:eastAsia="Cambria" w:hAnsi="Cambria"/>
+          <w:color w:val="595959"/>
+          <w:sz w:val="20"/>
+          <w:szCs w:val="20"/>
+        </w:rPr>
+        <w:t xml:space="preserve">Screenshot showing the state of the application at the point of assertion failure for BUG-004.</w:t>
+      </w:r>
+    </w:p>
+    <w:p>
+      <w:pPr>
+        <w:spacing w:after="300" w:before="80"/>
+        <w:jc w:val="center"/>
+      </w:pPr>
+      <w:r>
+        <w:drawing>
+          <wp:inline distT="0" distB="0" distL="0" distR="0">
+            <wp:extent cx="5524500" cy="3143250"/>
+            <wp:effectExtent t="0" r="0" b="0" l="0"/>
+            <wp:docPr id="4" name="" descr="" title=""/>
+            <wp:cNvGraphicFramePr>
+              <a:graphicFrameLocks xmlns:a="http://schemas.openxmlformats.org/drawingml/2006/main" noChangeAspect="1"/>
+            </wp:cNvGraphicFramePr>
+            <a:graphic xmlns:a="http://schemas.openxmlformats.org/drawingml/2006/main">
+              <a:graphicData uri="http://schemas.openxmlformats.org/drawingml/2006/picture">
+                <pic:pic xmlns:pic="http://schemas.openxmlformats.org/drawingml/2006/picture">
+                  <pic:nvPicPr>
+                    <pic:cNvPr id="0" name="" descr=""/>
+                    <pic:cNvPicPr>
+                      <a:picLocks noChangeAspect="1" noChangeArrowheads="1"/>
+                    </pic:cNvPicPr>
+                  </pic:nvPicPr>
+                  <pic:blipFill>
+                    <a:blip r:embed="rId11" cstate="none"/>
+                    <a:srcRect/>
+                    <a:stretch>
+                      <a:fillRect/>
+                    </a:stretch>
+                  </pic:blipFill>
+                  <pic:spPr bwMode="auto">
+                    <a:xfrm>
+                      <a:off x="0" y="0"/>
+                      <a:ext cx="5524500" cy="3143250"/>
+                    </a:xfrm>
+                    <a:prstGeom prst="rect">
+                      <a:avLst/>
+                    </a:prstGeom>
+                  </pic:spPr>
+                </pic:pic>
+              </a:graphicData>
+            </a:graphic>
+          </wp:inline>
+        </w:drawing>
+      </w:r>
+    </w:p>
+    <w:p>
+      <w:r>
+        <w:br w:type="page"/>
+      </w:r>
+    </w:p>
+    <w:p>
+      <w:pPr>
+        <w:spacing w:after="100" w:before="100"/>
+      </w:pPr>
+      <w:r>
+        <w:rPr>
+          <w:rFonts w:ascii="Cambria" w:cs="Cambria" w:eastAsia="Cambria" w:hAnsi="Cambria"/>
+          <w:b/>
+          <w:bCs/>
+          <w:color w:val="1F4E78"/>
+          <w:sz w:val="23"/>
+          <w:szCs w:val="23"/>
+        </w:rPr>
+        <w:t xml:space="preserve">BUG-005</w:t>
+      </w:r>
+    </w:p>
+    <w:tbl>
+      <w:tblPr>
+        <w:tblW w:type="pct" w:w="5000"/>
+        <w:tblBorders>
+          <w:top w:val="single" w:color="8EA9DB" w:sz="6"/>
+          <w:left w:val="single" w:color="8EA9DB" w:sz="6"/>
+          <w:bottom w:val="single" w:color="8EA9DB" w:sz="6"/>
+          <w:right w:val="single" w:color="8EA9DB" w:sz="6"/>
+          <w:insideH w:val="single" w:color="8EA9DB" w:sz="6"/>
+          <w:insideV w:val="single" w:color="8EA9DB" w:sz="6"/>
+        </w:tblBorders>
+      </w:tblPr>
+      <w:tblGrid>
+        <w:gridCol w:w="2527"/>
+        <w:gridCol w:w="6499"/>
+      </w:tblGrid>
+      <w:tr>
+        <w:tc>
+          <w:tcPr>
+            <w:tcW w:type="pct" w:w="1400"/>
+            <w:shd w:fill="D9E1F2" w:val="clear"/>
+            <w:tcMar>
+              <w:top w:type="dxa" w:w="120"/>
+              <w:left w:type="dxa" w:w="160"/>
+              <w:bottom w:type="dxa" w:w="120"/>
+              <w:right w:type="dxa" w:w="160"/>
+            </w:tcMar>
+          </w:tcPr>
+          <w:p>
+            <w:r>
+              <w:rPr>
+                <w:rFonts w:ascii="Cambria" w:cs="Cambria" w:eastAsia="Cambria" w:hAnsi="Cambria"/>
+                <w:sz w:val="20"/>
+                <w:szCs w:val="20"/>
+              </w:rPr>
+              <w:t xml:space="preserve">Build</w:t>
+            </w:r>
+          </w:p>
+        </w:tc>
+        <w:tc>
+          <w:tcPr>
+            <w:tcW w:type="pct" w:w="3600"/>
+            <w:tcMar>
+              <w:top w:type="dxa" w:w="120"/>
+              <w:left w:type="dxa" w:w="160"/>
+              <w:bottom w:type="dxa" w:w="120"/>
+              <w:right w:type="dxa" w:w="160"/>
+            </w:tcMar>
+          </w:tcPr>
+          <w:p>
+            <w:r>
+              <w:rPr>
+                <w:rFonts w:ascii="Cambria" w:cs="Cambria" w:eastAsia="Cambria" w:hAnsi="Cambria"/>
+                <w:sz w:val="20"/>
+                <w:szCs w:val="20"/>
+              </w:rPr>
+              <w:t xml:space="preserve">Build 3</w:t>
+            </w:r>
+          </w:p>
+        </w:tc>
+      </w:tr>
+      <w:tr>
+        <w:tc>
+          <w:tcPr>
+            <w:shd w:fill="D9E1F2" w:val="clear"/>
+            <w:tcMar>
+              <w:top w:type="dxa" w:w="120"/>
+              <w:left w:type="dxa" w:w="160"/>
+              <w:bottom w:type="dxa" w:w="120"/>
+              <w:right w:type="dxa" w:w="160"/>
+            </w:tcMar>
+          </w:tcPr>
+          <w:p>
+            <w:r>
+              <w:rPr>
+                <w:rFonts w:ascii="Cambria" w:cs="Cambria" w:eastAsia="Cambria" w:hAnsi="Cambria"/>
+                <w:sz w:val="20"/>
+                <w:szCs w:val="20"/>
+              </w:rPr>
+              <w:t xml:space="preserve">Module</w:t>
+            </w:r>
+          </w:p>
+        </w:tc>
+        <w:tc>
+          <w:tcPr>
+            <w:tcMar>
+              <w:top w:type="dxa" w:w="120"/>
+              <w:left w:type="dxa" w:w="160"/>
+              <w:bottom w:type="dxa" w:w="120"/>
+              <w:right w:type="dxa" w:w="160"/>
+            </w:tcMar>
+          </w:tcPr>
+          <w:p>
+            <w:r>
+              <w:rPr>
+                <w:rFonts w:ascii="Cambria" w:cs="Cambria" w:eastAsia="Cambria" w:hAnsi="Cambria"/>
+                <w:sz w:val="20"/>
+                <w:szCs w:val="20"/>
+              </w:rPr>
+              <w:t xml:space="preserve">Appointment Booking</w:t>
+            </w:r>
+          </w:p>
+        </w:tc>
+      </w:tr>
+      <w:tr>
+        <w:tc>
+          <w:tcPr>
+            <w:shd w:fill="D9E1F2" w:val="clear"/>
+            <w:tcMar>
+              <w:top w:type="dxa" w:w="120"/>
+              <w:left w:type="dxa" w:w="160"/>
+              <w:bottom w:type="dxa" w:w="120"/>
+              <w:right w:type="dxa" w:w="160"/>
+            </w:tcMar>
+          </w:tcPr>
+          <w:p>
+            <w:r>
+              <w:rPr>
+                <w:rFonts w:ascii="Cambria" w:cs="Cambria" w:eastAsia="Cambria" w:hAnsi="Cambria"/>
+                <w:sz w:val="20"/>
+                <w:szCs w:val="20"/>
+              </w:rPr>
+              <w:t xml:space="preserve">Sub Module</w:t>
+            </w:r>
+          </w:p>
+        </w:tc>
+        <w:tc>
+          <w:tcPr>
+            <w:tcMar>
+              <w:top w:type="dxa" w:w="120"/>
+              <w:left w:type="dxa" w:w="160"/>
+              <w:bottom w:type="dxa" w:w="120"/>
+              <w:right w:type="dxa" w:w="160"/>
+            </w:tcMar>
+          </w:tcPr>
+          <w:p>
+            <w:r>
+              <w:rPr>
+                <w:rFonts w:ascii="Cambria" w:cs="Cambria" w:eastAsia="Cambria" w:hAnsi="Cambria"/>
+                <w:sz w:val="20"/>
+                <w:szCs w:val="20"/>
+              </w:rPr>
+              <w:t xml:space="preserve">New Patient Booking</w:t>
+            </w:r>
+          </w:p>
+        </w:tc>
+      </w:tr>
+      <w:tr>
+        <w:tc>
+          <w:tcPr>
+            <w:shd w:fill="D9E1F2" w:val="clear"/>
+            <w:tcMar>
+              <w:top w:type="dxa" w:w="120"/>
+              <w:left w:type="dxa" w:w="160"/>
+              <w:bottom w:type="dxa" w:w="120"/>
+              <w:right w:type="dxa" w:w="160"/>
+            </w:tcMar>
+          </w:tcPr>
+          <w:p>
+            <w:r>
+              <w:rPr>
+                <w:rFonts w:ascii="Cambria" w:cs="Cambria" w:eastAsia="Cambria" w:hAnsi="Cambria"/>
+                <w:sz w:val="20"/>
+                <w:szCs w:val="20"/>
+              </w:rPr>
+              <w:t xml:space="preserve">Feature</w:t>
+            </w:r>
+          </w:p>
+        </w:tc>
+        <w:tc>
+          <w:tcPr>
+            <w:tcMar>
+              <w:top w:type="dxa" w:w="120"/>
+              <w:left w:type="dxa" w:w="160"/>
+              <w:bottom w:type="dxa" w:w="120"/>
+              <w:right w:type="dxa" w:w="160"/>
+            </w:tcMar>
+          </w:tcPr>
+          <w:p>
+            <w:r>
+              <w:rPr>
+                <w:rFonts w:ascii="Cambria" w:cs="Cambria" w:eastAsia="Cambria" w:hAnsi="Cambria"/>
+                <w:sz w:val="20"/>
+                <w:szCs w:val="20"/>
+              </w:rPr>
+              <w:t xml:space="preserve">RES-001: Reschedule appointment to replacement date and time slot</w:t>
+            </w:r>
+          </w:p>
+        </w:tc>
+      </w:tr>
+      <w:tr>
+        <w:tc>
+          <w:tcPr>
+            <w:shd w:fill="D9E1F2" w:val="clear"/>
+            <w:tcMar>
+              <w:top w:type="dxa" w:w="120"/>
+              <w:left w:type="dxa" w:w="160"/>
+              <w:bottom w:type="dxa" w:w="120"/>
+              <w:right w:type="dxa" w:w="160"/>
+            </w:tcMar>
+          </w:tcPr>
+          <w:p>
+            <w:r>
+              <w:rPr>
+                <w:rFonts w:ascii="Cambria" w:cs="Cambria" w:eastAsia="Cambria" w:hAnsi="Cambria"/>
+                <w:sz w:val="20"/>
+                <w:szCs w:val="20"/>
+              </w:rPr>
+              <w:t xml:space="preserve">Priority</w:t>
+            </w:r>
+          </w:p>
+        </w:tc>
+        <w:tc>
+          <w:tcPr>
+            <w:tcMar>
+              <w:top w:type="dxa" w:w="120"/>
+              <w:left w:type="dxa" w:w="160"/>
+              <w:bottom w:type="dxa" w:w="120"/>
+              <w:right w:type="dxa" w:w="160"/>
+            </w:tcMar>
+          </w:tcPr>
+          <w:p>
+            <w:r>
+              <w:rPr>
+                <w:rFonts w:ascii="Cambria" w:cs="Cambria" w:eastAsia="Cambria" w:hAnsi="Cambria"/>
+                <w:sz w:val="20"/>
+                <w:szCs w:val="20"/>
+              </w:rPr>
+              <w:t xml:space="preserve">P2 - High</w:t>
+            </w:r>
+          </w:p>
+        </w:tc>
+      </w:tr>
+      <w:tr>
+        <w:tc>
+          <w:tcPr>
+            <w:shd w:fill="D9E1F2" w:val="clear"/>
+            <w:tcMar>
+              <w:top w:type="dxa" w:w="120"/>
+              <w:left w:type="dxa" w:w="160"/>
+              <w:bottom w:type="dxa" w:w="120"/>
+              <w:right w:type="dxa" w:w="160"/>
+            </w:tcMar>
+          </w:tcPr>
+          <w:p>
+            <w:r>
+              <w:rPr>
+                <w:rFonts w:ascii="Cambria" w:cs="Cambria" w:eastAsia="Cambria" w:hAnsi="Cambria"/>
+                <w:sz w:val="20"/>
+                <w:szCs w:val="20"/>
+              </w:rPr>
+              <w:t xml:space="preserve">Severity</w:t>
+            </w:r>
+          </w:p>
+        </w:tc>
+        <w:tc>
+          <w:tcPr>
+            <w:tcMar>
+              <w:top w:type="dxa" w:w="120"/>
+              <w:left w:type="dxa" w:w="160"/>
+              <w:bottom w:type="dxa" w:w="120"/>
+              <w:right w:type="dxa" w:w="160"/>
+            </w:tcMar>
+          </w:tcPr>
+          <w:p>
+            <w:r>
+              <w:rPr>
+                <w:rFonts w:ascii="Cambria" w:cs="Cambria" w:eastAsia="Cambria" w:hAnsi="Cambria"/>
+                <w:sz w:val="20"/>
+                <w:szCs w:val="20"/>
+              </w:rPr>
+              <w:t xml:space="preserve">Medium</w:t>
+            </w:r>
+          </w:p>
+        </w:tc>
+      </w:tr>
+      <w:tr>
+        <w:tc>
+          <w:tcPr>
+            <w:shd w:fill="D9E1F2" w:val="clear"/>
+            <w:tcMar>
+              <w:top w:type="dxa" w:w="120"/>
+              <w:left w:type="dxa" w:w="160"/>
+              <w:bottom w:type="dxa" w:w="120"/>
+              <w:right w:type="dxa" w:w="160"/>
+            </w:tcMar>
+          </w:tcPr>
+          <w:p>
+            <w:r>
+              <w:rPr>
+                <w:rFonts w:ascii="Cambria" w:cs="Cambria" w:eastAsia="Cambria" w:hAnsi="Cambria"/>
+                <w:sz w:val="20"/>
+                <w:szCs w:val="20"/>
+              </w:rPr>
+              <w:t xml:space="preserve">Status</w:t>
+            </w:r>
+          </w:p>
+        </w:tc>
+        <w:tc>
+          <w:tcPr>
+            <w:tcMar>
+              <w:top w:type="dxa" w:w="120"/>
+              <w:left w:type="dxa" w:w="160"/>
+              <w:bottom w:type="dxa" w:w="120"/>
+              <w:right w:type="dxa" w:w="160"/>
+            </w:tcMar>
+          </w:tcPr>
+          <w:p>
+            <w:r>
+              <w:rPr>
+                <w:rFonts w:ascii="Cambria" w:cs="Cambria" w:eastAsia="Cambria" w:hAnsi="Cambria"/>
+                <w:sz w:val="20"/>
+                <w:szCs w:val="20"/>
+              </w:rPr>
+              <w:t xml:space="preserve">New</w:t>
+            </w:r>
+          </w:p>
+        </w:tc>
+      </w:tr>
+      <w:tr>
+        <w:tc>
+          <w:tcPr>
+            <w:shd w:fill="D9E1F2" w:val="clear"/>
+            <w:tcMar>
+              <w:top w:type="dxa" w:w="120"/>
+              <w:left w:type="dxa" w:w="160"/>
+              <w:bottom w:type="dxa" w:w="120"/>
+              <w:right w:type="dxa" w:w="160"/>
+            </w:tcMar>
+          </w:tcPr>
+          <w:p>
+            <w:r>
+              <w:rPr>
+                <w:rFonts w:ascii="Cambria" w:cs="Cambria" w:eastAsia="Cambria" w:hAnsi="Cambria"/>
+                <w:sz w:val="20"/>
+                <w:szCs w:val="20"/>
+              </w:rPr>
+              <w:t xml:space="preserve">Reported Date</w:t>
+            </w:r>
+          </w:p>
+        </w:tc>
+        <w:tc>
+          <w:tcPr>
+            <w:tcMar>
+              <w:top w:type="dxa" w:w="120"/>
+              <w:left w:type="dxa" w:w="160"/>
+              <w:bottom w:type="dxa" w:w="120"/>
+              <w:right w:type="dxa" w:w="160"/>
+            </w:tcMar>
+          </w:tcPr>
+          <w:p>
+            <w:r>
+              <w:rPr>
+                <w:rFonts w:ascii="Cambria" w:cs="Cambria" w:eastAsia="Cambria" w:hAnsi="Cambria"/>
+                <w:sz w:val="20"/>
+                <w:szCs w:val="20"/>
+              </w:rPr>
+              <w:t xml:space="preserve">01-Oct-2026</w:t>
+            </w:r>
+          </w:p>
+        </w:tc>
+      </w:tr>
+      <w:tr>
+        <w:tc>
+          <w:tcPr>
+            <w:shd w:fill="D9E1F2" w:val="clear"/>
+            <w:tcMar>
+              <w:top w:type="dxa" w:w="120"/>
+              <w:left w:type="dxa" w:w="160"/>
+              <w:bottom w:type="dxa" w:w="120"/>
+              <w:right w:type="dxa" w:w="160"/>
+            </w:tcMar>
+          </w:tcPr>
+          <w:p>
+            <w:r>
+              <w:rPr>
+                <w:rFonts w:ascii="Cambria" w:cs="Cambria" w:eastAsia="Cambria" w:hAnsi="Cambria"/>
+                <w:sz w:val="20"/>
+                <w:szCs w:val="20"/>
+              </w:rPr>
+              <w:t xml:space="preserve">Assigned To</w:t>
+            </w:r>
+          </w:p>
+        </w:tc>
+        <w:tc>
+          <w:tcPr>
+            <w:tcMar>
+              <w:top w:type="dxa" w:w="120"/>
+              <w:left w:type="dxa" w:w="160"/>
+              <w:bottom w:type="dxa" w:w="120"/>
+              <w:right w:type="dxa" w:w="160"/>
+            </w:tcMar>
+          </w:tcPr>
+          <w:p>
+            <w:r>
+              <w:rPr>
+                <w:rFonts w:ascii="Cambria" w:cs="Cambria" w:eastAsia="Cambria" w:hAnsi="Cambria"/>
+                <w:sz w:val="20"/>
+                <w:szCs w:val="20"/>
+              </w:rPr>
+              <w:t xml:space="preserve">Development Team</w:t>
+            </w:r>
+          </w:p>
+        </w:tc>
+      </w:tr>
+    </w:tbl>
+    <w:p>
+      <w:pPr>
+        <w:spacing w:after="60" w:before="180"/>
+      </w:pPr>
+      <w:r>
+        <w:rPr>
+          <w:rFonts w:ascii="Cambria" w:cs="Cambria" w:eastAsia="Cambria" w:hAnsi="Cambria"/>
+          <w:b/>
+          <w:bCs/>
+          <w:color w:val="1F4E78"/>
+          <w:sz w:val="22"/>
+          <w:szCs w:val="22"/>
+        </w:rPr>
+        <w:t xml:space="preserve">Issue Description</w:t>
+      </w:r>
+    </w:p>
+    <w:p>
+      <w:pPr>
+        <w:spacing w:after="120" w:before="0"/>
+      </w:pPr>
+      <w:r>
+        <w:rPr>
+          <w:rFonts w:ascii="Cambria" w:cs="Cambria" w:eastAsia="Cambria" w:hAnsi="Cambria"/>
+          <w:color w:val="262626"/>
+          <w:sz w:val="21"/>
+          <w:szCs w:val="21"/>
+        </w:rPr>
+        <w:t xml:space="preserve">LocatorError: [Navigating to 'Next week'] locator.click: Error: strict mode violation: locator('//div[button[contains(@class, \'flex-col\')]]/button[preceding-sibling::button[contains(@class, \'flex-col\')]] | //button[@aria-label=\'Next week\' or @title=\'Next week\']') resolved to 7 elements:</w:t>
+      </w:r>
+    </w:p>
+    <w:p>
+      <w:pPr>
+        <w:spacing w:after="60" w:before="120"/>
+      </w:pPr>
+      <w:r>
+        <w:rPr>
+          <w:rFonts w:ascii="Cambria" w:cs="Cambria" w:eastAsia="Cambria" w:hAnsi="Cambria"/>
+          <w:b/>
+          <w:bCs/>
+          <w:color w:val="1F4E78"/>
+          <w:sz w:val="22"/>
+          <w:szCs w:val="22"/>
+        </w:rPr>
+        <w:t xml:space="preserve">Steps to Reproduce</w:t>
+      </w:r>
+    </w:p>
+    <w:p>
+      <w:pPr>
+        <w:spacing w:after="20" w:before="20"/>
+      </w:pPr>
+      <w:r>
+        <w:rPr>
+          <w:rFonts w:ascii="Cambria" w:cs="Cambria" w:eastAsia="Cambria" w:hAnsi="Cambria"/>
+          <w:b/>
+          <w:bCs/>
+          <w:sz w:val="20"/>
+          <w:szCs w:val="20"/>
+        </w:rPr>
+        <w:t xml:space="preserve">1. </w:t>
+      </w:r>
+      <w:r>
+        <w:rPr>
+          <w:rFonts w:ascii="Cambria" w:cs="Cambria" w:eastAsia="Cambria" w:hAnsi="Cambria"/>
+          <w:b w:val="false"/>
+          <w:bCs w:val="false"/>
+          <w:color w:val="262626"/>
+          <w:sz w:val="20"/>
+          <w:szCs w:val="20"/>
+        </w:rPr>
+        <w:t xml:space="preserve">Step 1: Book initial appointment</w:t>
+      </w:r>
+    </w:p>
+    <w:p>
+      <w:pPr>
+        <w:spacing w:after="20" w:before="20"/>
+      </w:pPr>
+      <w:r>
+        <w:rPr>
+          <w:rFonts w:ascii="Cambria" w:cs="Cambria" w:eastAsia="Cambria" w:hAnsi="Cambria"/>
+          <w:b/>
+          <w:bCs/>
+          <w:sz w:val="20"/>
+          <w:szCs w:val="20"/>
+        </w:rPr>
+        <w:t xml:space="preserve">2. </w:t>
+      </w:r>
+      <w:r>
+        <w:rPr>
+          <w:rFonts w:ascii="Cambria" w:cs="Cambria" w:eastAsia="Cambria" w:hAnsi="Cambria"/>
+          <w:b/>
+          <w:bCs/>
+          <w:color w:val="C00000"/>
+          <w:sz w:val="20"/>
+          <w:szCs w:val="20"/>
+        </w:rPr>
+        <w:t xml:space="preserve">Step 2: Reschedule to another slot and confirm</w:t>
+      </w:r>
+    </w:p>
+    <w:p>
+      <w:pPr>
+        <w:spacing w:after="60" w:before="120"/>
+      </w:pPr>
+      <w:r>
+        <w:rPr>
+          <w:rFonts w:ascii="Cambria" w:cs="Cambria" w:eastAsia="Cambria" w:hAnsi="Cambria"/>
+          <w:b/>
+          <w:bCs/>
+          <w:color w:val="1F4E78"/>
+          <w:sz w:val="22"/>
+          <w:szCs w:val="22"/>
+        </w:rPr>
+        <w:t xml:space="preserve">Expected Result</w:t>
+      </w:r>
+    </w:p>
+    <w:p>
+      <w:pPr>
+        <w:spacing w:after="100"/>
+      </w:pPr>
+      <w:r>
+        <w:rPr>
+          <w:rFonts w:ascii="Cambria" w:cs="Cambria" w:eastAsia="Cambria" w:hAnsi="Cambria"/>
+          <w:color w:val="262626"/>
+          <w:sz w:val="20"/>
+          <w:szCs w:val="20"/>
+        </w:rPr>
+        <w:t xml:space="preserve">The system should process the workflow successfully as per requirements without error or timeout.</w:t>
+      </w:r>
+    </w:p>
+    <w:p>
+      <w:pPr>
+        <w:spacing w:after="60" w:before="120"/>
+      </w:pPr>
+      <w:r>
+        <w:rPr>
+          <w:rFonts w:ascii="Cambria" w:cs="Cambria" w:eastAsia="Cambria" w:hAnsi="Cambria"/>
+          <w:b/>
+          <w:bCs/>
+          <w:color w:val="1F4E78"/>
+          <w:sz w:val="22"/>
+          <w:szCs w:val="22"/>
+        </w:rPr>
+        <w:t xml:space="preserve">Actual Result</w:t>
+      </w:r>
+    </w:p>
+    <w:p>
+      <w:pPr>
+        <w:spacing w:after="100"/>
+      </w:pPr>
+      <w:r>
+        <w:rPr>
+          <w:rFonts w:ascii="Cambria" w:cs="Cambria" w:eastAsia="Cambria" w:hAnsi="Cambria"/>
+          <w:color w:val="262626"/>
+          <w:sz w:val="20"/>
+          <w:szCs w:val="20"/>
+        </w:rPr>
+        <w:t xml:space="preserve">Application encountered an assertion timeout or unexpected UI state during step execution.</w:t>
+      </w:r>
+    </w:p>
+    <w:p>
+      <w:pPr>
+        <w:spacing w:after="60" w:before="120"/>
+      </w:pPr>
+      <w:r>
+        <w:rPr>
+          <w:rFonts w:ascii="Cambria" w:cs="Cambria" w:eastAsia="Cambria" w:hAnsi="Cambria"/>
+          <w:b/>
+          <w:bCs/>
+          <w:color w:val="1F4E78"/>
+          <w:sz w:val="22"/>
+          <w:szCs w:val="22"/>
+        </w:rPr>
+        <w:t xml:space="preserve">Test Data</w:t>
+      </w:r>
+    </w:p>
+    <w:p>
+      <w:pPr>
+        <w:spacing w:after="100"/>
+      </w:pPr>
+      <w:r>
+        <w:rPr>
+          <w:rFonts w:ascii="Cambria" w:cs="Cambria" w:eastAsia="Cambria" w:hAnsi="Cambria"/>
+          <w:color w:val="595959"/>
+          <w:sz w:val="20"/>
+          <w:szCs w:val="20"/>
+        </w:rPr>
+        <w:t xml:space="preserve">• Patient Type: New Patient / Existing Patient
+• Environment: UAT (https://awh-website-booking-form.vercel.app/)
+• Browser: Google Chrome (Chromium Engine)
+• Test Data Artifact: sample/booking.json</w:t>
+      </w:r>
+    </w:p>
+    <w:p>
+      <w:pPr>
+        <w:spacing w:after="60" w:before="120"/>
+      </w:pPr>
+      <w:r>
+        <w:rPr>
+          <w:rFonts w:ascii="Cambria" w:cs="Cambria" w:eastAsia="Cambria" w:hAnsi="Cambria"/>
+          <w:b/>
+          <w:bCs/>
+          <w:color w:val="1F4E78"/>
+          <w:sz w:val="22"/>
+          <w:szCs w:val="22"/>
+        </w:rPr>
+        <w:t xml:space="preserve">Testing Evidence</w:t>
+      </w:r>
+    </w:p>
+    <w:p>
+      <w:pPr>
+        <w:spacing w:after="120"/>
+      </w:pPr>
+      <w:r>
+        <w:rPr>
+          <w:rFonts w:ascii="Cambria" w:cs="Cambria" w:eastAsia="Cambria" w:hAnsi="Cambria"/>
+          <w:color w:val="595959"/>
+          <w:sz w:val="20"/>
+          <w:szCs w:val="20"/>
+        </w:rPr>
+        <w:t xml:space="preserve">Screenshot showing the state of the application at the point of assertion failure for BUG-005.</w:t>
+      </w:r>
+    </w:p>
+    <w:p>
+      <w:pPr>
+        <w:spacing w:after="300" w:before="80"/>
+        <w:jc w:val="center"/>
+      </w:pPr>
+      <w:r>
+        <w:drawing>
+          <wp:inline distT="0" distB="0" distL="0" distR="0">
+            <wp:extent cx="5524500" cy="3143250"/>
+            <wp:effectExtent t="0" r="0" b="0" l="0"/>
+            <wp:docPr id="5" name="" descr="" title=""/>
+            <wp:cNvGraphicFramePr>
+              <a:graphicFrameLocks xmlns:a="http://schemas.openxmlformats.org/drawingml/2006/main" noChangeAspect="1"/>
+            </wp:cNvGraphicFramePr>
+            <a:graphic xmlns:a="http://schemas.openxmlformats.org/drawingml/2006/main">
+              <a:graphicData uri="http://schemas.openxmlformats.org/drawingml/2006/picture">
+                <pic:pic xmlns:pic="http://schemas.openxmlformats.org/drawingml/2006/picture">
+                  <pic:nvPicPr>
+                    <pic:cNvPr id="0" name="" descr=""/>
+                    <pic:cNvPicPr>
+                      <a:picLocks noChangeAspect="1" noChangeArrowheads="1"/>
+                    </pic:cNvPicPr>
+                  </pic:nvPicPr>
+                  <pic:blipFill>
+                    <a:blip r:embed="rId12" cstate="none"/>
+                    <a:srcRect/>
+                    <a:stretch>
+                      <a:fillRect/>
+                    </a:stretch>
+                  </pic:blipFill>
+                  <pic:spPr bwMode="auto">
+                    <a:xfrm>
+                      <a:off x="0" y="0"/>
+                      <a:ext cx="5524500" cy="3143250"/>
+                    </a:xfrm>
+                    <a:prstGeom prst="rect">
+                      <a:avLst/>
+                    </a:prstGeom>
+                  </pic:spPr>
+                </pic:pic>
+              </a:graphicData>
+            </a:graphic>
+          </wp:inline>
+        </w:drawing>
+      </w:r>
+    </w:p>
+    <w:p>
+      <w:r>
+        <w:br w:type="page"/>
+      </w:r>
+    </w:p>
+    <w:p>
+      <w:pPr>
+        <w:spacing w:after="100" w:before="100"/>
+      </w:pPr>
+      <w:r>
+        <w:rPr>
+          <w:rFonts w:ascii="Cambria" w:cs="Cambria" w:eastAsia="Cambria" w:hAnsi="Cambria"/>
+          <w:b/>
+          <w:bCs/>
+          <w:color w:val="1F4E78"/>
+          <w:sz w:val="23"/>
+          <w:szCs w:val="23"/>
+        </w:rPr>
+        <w:t xml:space="preserve">BUG-006</w:t>
+      </w:r>
+    </w:p>
+    <w:tbl>
+      <w:tblPr>
+        <w:tblW w:type="pct" w:w="5000"/>
+        <w:tblBorders>
+          <w:top w:val="single" w:color="8EA9DB" w:sz="6"/>
+          <w:left w:val="single" w:color="8EA9DB" w:sz="6"/>
+          <w:bottom w:val="single" w:color="8EA9DB" w:sz="6"/>
+          <w:right w:val="single" w:color="8EA9DB" w:sz="6"/>
+          <w:insideH w:val="single" w:color="8EA9DB" w:sz="6"/>
+          <w:insideV w:val="single" w:color="8EA9DB" w:sz="6"/>
+        </w:tblBorders>
+      </w:tblPr>
+      <w:tblGrid>
+        <w:gridCol w:w="2527"/>
+        <w:gridCol w:w="6499"/>
+      </w:tblGrid>
+      <w:tr>
+        <w:tc>
+          <w:tcPr>
+            <w:tcW w:type="pct" w:w="1400"/>
+            <w:shd w:fill="D9E1F2" w:val="clear"/>
+            <w:tcMar>
+              <w:top w:type="dxa" w:w="120"/>
+              <w:left w:type="dxa" w:w="160"/>
+              <w:bottom w:type="dxa" w:w="120"/>
+              <w:right w:type="dxa" w:w="160"/>
+            </w:tcMar>
+          </w:tcPr>
+          <w:p>
+            <w:r>
+              <w:rPr>
+                <w:rFonts w:ascii="Cambria" w:cs="Cambria" w:eastAsia="Cambria" w:hAnsi="Cambria"/>
+                <w:sz w:val="20"/>
+                <w:szCs w:val="20"/>
+              </w:rPr>
+              <w:t xml:space="preserve">Build</w:t>
+            </w:r>
+          </w:p>
+        </w:tc>
+        <w:tc>
+          <w:tcPr>
+            <w:tcW w:type="pct" w:w="3600"/>
+            <w:tcMar>
+              <w:top w:type="dxa" w:w="120"/>
+              <w:left w:type="dxa" w:w="160"/>
+              <w:bottom w:type="dxa" w:w="120"/>
+              <w:right w:type="dxa" w:w="160"/>
+            </w:tcMar>
+          </w:tcPr>
+          <w:p>
+            <w:r>
+              <w:rPr>
+                <w:rFonts w:ascii="Cambria" w:cs="Cambria" w:eastAsia="Cambria" w:hAnsi="Cambria"/>
+                <w:sz w:val="20"/>
+                <w:szCs w:val="20"/>
+              </w:rPr>
+              <w:t xml:space="preserve">Build 3</w:t>
+            </w:r>
+          </w:p>
+        </w:tc>
+      </w:tr>
+      <w:tr>
+        <w:tc>
+          <w:tcPr>
+            <w:shd w:fill="D9E1F2" w:val="clear"/>
+            <w:tcMar>
+              <w:top w:type="dxa" w:w="120"/>
+              <w:left w:type="dxa" w:w="160"/>
+              <w:bottom w:type="dxa" w:w="120"/>
+              <w:right w:type="dxa" w:w="160"/>
+            </w:tcMar>
+          </w:tcPr>
+          <w:p>
+            <w:r>
+              <w:rPr>
+                <w:rFonts w:ascii="Cambria" w:cs="Cambria" w:eastAsia="Cambria" w:hAnsi="Cambria"/>
+                <w:sz w:val="20"/>
+                <w:szCs w:val="20"/>
+              </w:rPr>
+              <w:t xml:space="preserve">Module</w:t>
+            </w:r>
+          </w:p>
+        </w:tc>
+        <w:tc>
+          <w:tcPr>
+            <w:tcMar>
+              <w:top w:type="dxa" w:w="120"/>
+              <w:left w:type="dxa" w:w="160"/>
+              <w:bottom w:type="dxa" w:w="120"/>
+              <w:right w:type="dxa" w:w="160"/>
+            </w:tcMar>
+          </w:tcPr>
+          <w:p>
+            <w:r>
+              <w:rPr>
+                <w:rFonts w:ascii="Cambria" w:cs="Cambria" w:eastAsia="Cambria" w:hAnsi="Cambria"/>
+                <w:sz w:val="20"/>
+                <w:szCs w:val="20"/>
+              </w:rPr>
+              <w:t xml:space="preserve">Appointment Booking</w:t>
+            </w:r>
+          </w:p>
+        </w:tc>
+      </w:tr>
+      <w:tr>
+        <w:tc>
+          <w:tcPr>
+            <w:shd w:fill="D9E1F2" w:val="clear"/>
+            <w:tcMar>
+              <w:top w:type="dxa" w:w="120"/>
+              <w:left w:type="dxa" w:w="160"/>
+              <w:bottom w:type="dxa" w:w="120"/>
+              <w:right w:type="dxa" w:w="160"/>
+            </w:tcMar>
+          </w:tcPr>
+          <w:p>
+            <w:r>
+              <w:rPr>
+                <w:rFonts w:ascii="Cambria" w:cs="Cambria" w:eastAsia="Cambria" w:hAnsi="Cambria"/>
+                <w:sz w:val="20"/>
+                <w:szCs w:val="20"/>
+              </w:rPr>
+              <w:t xml:space="preserve">Sub Module</w:t>
+            </w:r>
+          </w:p>
+        </w:tc>
+        <w:tc>
+          <w:tcPr>
+            <w:tcMar>
+              <w:top w:type="dxa" w:w="120"/>
+              <w:left w:type="dxa" w:w="160"/>
+              <w:bottom w:type="dxa" w:w="120"/>
+              <w:right w:type="dxa" w:w="160"/>
+            </w:tcMar>
+          </w:tcPr>
+          <w:p>
+            <w:r>
+              <w:rPr>
+                <w:rFonts w:ascii="Cambria" w:cs="Cambria" w:eastAsia="Cambria" w:hAnsi="Cambria"/>
+                <w:sz w:val="20"/>
+                <w:szCs w:val="20"/>
+              </w:rPr>
+              <w:t xml:space="preserve">New Patient Booking</w:t>
+            </w:r>
+          </w:p>
+        </w:tc>
+      </w:tr>
+      <w:tr>
+        <w:tc>
+          <w:tcPr>
+            <w:shd w:fill="D9E1F2" w:val="clear"/>
+            <w:tcMar>
+              <w:top w:type="dxa" w:w="120"/>
+              <w:left w:type="dxa" w:w="160"/>
+              <w:bottom w:type="dxa" w:w="120"/>
+              <w:right w:type="dxa" w:w="160"/>
+            </w:tcMar>
+          </w:tcPr>
+          <w:p>
+            <w:r>
+              <w:rPr>
+                <w:rFonts w:ascii="Cambria" w:cs="Cambria" w:eastAsia="Cambria" w:hAnsi="Cambria"/>
+                <w:sz w:val="20"/>
+                <w:szCs w:val="20"/>
+              </w:rPr>
+              <w:t xml:space="preserve">Feature</w:t>
+            </w:r>
+          </w:p>
+        </w:tc>
+        <w:tc>
+          <w:tcPr>
+            <w:tcMar>
+              <w:top w:type="dxa" w:w="120"/>
+              <w:left w:type="dxa" w:w="160"/>
+              <w:bottom w:type="dxa" w:w="120"/>
+              <w:right w:type="dxa" w:w="160"/>
+            </w:tcMar>
+          </w:tcPr>
+          <w:p>
+            <w:r>
+              <w:rPr>
+                <w:rFonts w:ascii="Cambria" w:cs="Cambria" w:eastAsia="Cambria" w:hAnsi="Cambria"/>
+                <w:sz w:val="20"/>
+                <w:szCs w:val="20"/>
+              </w:rPr>
+              <w:t xml:space="preserve">CAN-001: Cancel active appointment via modal dialog</w:t>
+            </w:r>
+          </w:p>
+        </w:tc>
+      </w:tr>
+      <w:tr>
+        <w:tc>
+          <w:tcPr>
+            <w:shd w:fill="D9E1F2" w:val="clear"/>
+            <w:tcMar>
+              <w:top w:type="dxa" w:w="120"/>
+              <w:left w:type="dxa" w:w="160"/>
+              <w:bottom w:type="dxa" w:w="120"/>
+              <w:right w:type="dxa" w:w="160"/>
+            </w:tcMar>
+          </w:tcPr>
+          <w:p>
+            <w:r>
+              <w:rPr>
+                <w:rFonts w:ascii="Cambria" w:cs="Cambria" w:eastAsia="Cambria" w:hAnsi="Cambria"/>
+                <w:sz w:val="20"/>
+                <w:szCs w:val="20"/>
+              </w:rPr>
+              <w:t xml:space="preserve">Priority</w:t>
+            </w:r>
+          </w:p>
+        </w:tc>
+        <w:tc>
+          <w:tcPr>
+            <w:tcMar>
+              <w:top w:type="dxa" w:w="120"/>
+              <w:left w:type="dxa" w:w="160"/>
+              <w:bottom w:type="dxa" w:w="120"/>
+              <w:right w:type="dxa" w:w="160"/>
+            </w:tcMar>
+          </w:tcPr>
+          <w:p>
+            <w:r>
+              <w:rPr>
+                <w:rFonts w:ascii="Cambria" w:cs="Cambria" w:eastAsia="Cambria" w:hAnsi="Cambria"/>
+                <w:sz w:val="20"/>
+                <w:szCs w:val="20"/>
+              </w:rPr>
+              <w:t xml:space="preserve">P1 - Immediate</w:t>
+            </w:r>
+          </w:p>
+        </w:tc>
+      </w:tr>
+      <w:tr>
+        <w:tc>
+          <w:tcPr>
+            <w:shd w:fill="D9E1F2" w:val="clear"/>
+            <w:tcMar>
+              <w:top w:type="dxa" w:w="120"/>
+              <w:left w:type="dxa" w:w="160"/>
+              <w:bottom w:type="dxa" w:w="120"/>
+              <w:right w:type="dxa" w:w="160"/>
+            </w:tcMar>
+          </w:tcPr>
+          <w:p>
+            <w:r>
+              <w:rPr>
+                <w:rFonts w:ascii="Cambria" w:cs="Cambria" w:eastAsia="Cambria" w:hAnsi="Cambria"/>
+                <w:sz w:val="20"/>
+                <w:szCs w:val="20"/>
+              </w:rPr>
+              <w:t xml:space="preserve">Severity</w:t>
+            </w:r>
+          </w:p>
+        </w:tc>
+        <w:tc>
+          <w:tcPr>
+            <w:tcMar>
+              <w:top w:type="dxa" w:w="120"/>
+              <w:left w:type="dxa" w:w="160"/>
+              <w:bottom w:type="dxa" w:w="120"/>
+              <w:right w:type="dxa" w:w="160"/>
+            </w:tcMar>
+          </w:tcPr>
+          <w:p>
+            <w:r>
+              <w:rPr>
+                <w:rFonts w:ascii="Cambria" w:cs="Cambria" w:eastAsia="Cambria" w:hAnsi="Cambria"/>
+                <w:sz w:val="20"/>
+                <w:szCs w:val="20"/>
+              </w:rPr>
+              <w:t xml:space="preserve">High</w:t>
+            </w:r>
+          </w:p>
+        </w:tc>
+      </w:tr>
+      <w:tr>
+        <w:tc>
+          <w:tcPr>
+            <w:shd w:fill="D9E1F2" w:val="clear"/>
+            <w:tcMar>
+              <w:top w:type="dxa" w:w="120"/>
+              <w:left w:type="dxa" w:w="160"/>
+              <w:bottom w:type="dxa" w:w="120"/>
+              <w:right w:type="dxa" w:w="160"/>
+            </w:tcMar>
+          </w:tcPr>
+          <w:p>
+            <w:r>
+              <w:rPr>
+                <w:rFonts w:ascii="Cambria" w:cs="Cambria" w:eastAsia="Cambria" w:hAnsi="Cambria"/>
+                <w:sz w:val="20"/>
+                <w:szCs w:val="20"/>
+              </w:rPr>
+              <w:t xml:space="preserve">Status</w:t>
+            </w:r>
+          </w:p>
+        </w:tc>
+        <w:tc>
+          <w:tcPr>
+            <w:tcMar>
+              <w:top w:type="dxa" w:w="120"/>
+              <w:left w:type="dxa" w:w="160"/>
+              <w:bottom w:type="dxa" w:w="120"/>
+              <w:right w:type="dxa" w:w="160"/>
+            </w:tcMar>
+          </w:tcPr>
+          <w:p>
+            <w:r>
+              <w:rPr>
+                <w:rFonts w:ascii="Cambria" w:cs="Cambria" w:eastAsia="Cambria" w:hAnsi="Cambria"/>
+                <w:sz w:val="20"/>
+                <w:szCs w:val="20"/>
+              </w:rPr>
+              <w:t xml:space="preserve">New</w:t>
+            </w:r>
+          </w:p>
+        </w:tc>
+      </w:tr>
+      <w:tr>
+        <w:tc>
+          <w:tcPr>
+            <w:shd w:fill="D9E1F2" w:val="clear"/>
+            <w:tcMar>
+              <w:top w:type="dxa" w:w="120"/>
+              <w:left w:type="dxa" w:w="160"/>
+              <w:bottom w:type="dxa" w:w="120"/>
+              <w:right w:type="dxa" w:w="160"/>
+            </w:tcMar>
+          </w:tcPr>
+          <w:p>
+            <w:r>
+              <w:rPr>
+                <w:rFonts w:ascii="Cambria" w:cs="Cambria" w:eastAsia="Cambria" w:hAnsi="Cambria"/>
+                <w:sz w:val="20"/>
+                <w:szCs w:val="20"/>
+              </w:rPr>
+              <w:t xml:space="preserve">Reported Date</w:t>
+            </w:r>
+          </w:p>
+        </w:tc>
+        <w:tc>
+          <w:tcPr>
+            <w:tcMar>
+              <w:top w:type="dxa" w:w="120"/>
+              <w:left w:type="dxa" w:w="160"/>
+              <w:bottom w:type="dxa" w:w="120"/>
+              <w:right w:type="dxa" w:w="160"/>
+            </w:tcMar>
+          </w:tcPr>
+          <w:p>
+            <w:r>
+              <w:rPr>
+                <w:rFonts w:ascii="Cambria" w:cs="Cambria" w:eastAsia="Cambria" w:hAnsi="Cambria"/>
+                <w:sz w:val="20"/>
+                <w:szCs w:val="20"/>
+              </w:rPr>
+              <w:t xml:space="preserve">01-Oct-2026</w:t>
+            </w:r>
+          </w:p>
+        </w:tc>
+      </w:tr>
+      <w:tr>
+        <w:tc>
+          <w:tcPr>
+            <w:shd w:fill="D9E1F2" w:val="clear"/>
+            <w:tcMar>
+              <w:top w:type="dxa" w:w="120"/>
+              <w:left w:type="dxa" w:w="160"/>
+              <w:bottom w:type="dxa" w:w="120"/>
+              <w:right w:type="dxa" w:w="160"/>
+            </w:tcMar>
+          </w:tcPr>
+          <w:p>
+            <w:r>
+              <w:rPr>
+                <w:rFonts w:ascii="Cambria" w:cs="Cambria" w:eastAsia="Cambria" w:hAnsi="Cambria"/>
+                <w:sz w:val="20"/>
+                <w:szCs w:val="20"/>
+              </w:rPr>
+              <w:t xml:space="preserve">Assigned To</w:t>
+            </w:r>
+          </w:p>
+        </w:tc>
+        <w:tc>
+          <w:tcPr>
+            <w:tcMar>
+              <w:top w:type="dxa" w:w="120"/>
+              <w:left w:type="dxa" w:w="160"/>
+              <w:bottom w:type="dxa" w:w="120"/>
+              <w:right w:type="dxa" w:w="160"/>
+            </w:tcMar>
+          </w:tcPr>
+          <w:p>
+            <w:r>
+              <w:rPr>
+                <w:rFonts w:ascii="Cambria" w:cs="Cambria" w:eastAsia="Cambria" w:hAnsi="Cambria"/>
+                <w:sz w:val="20"/>
+                <w:szCs w:val="20"/>
+              </w:rPr>
+              <w:t xml:space="preserve">Development Team</w:t>
+            </w:r>
+          </w:p>
+        </w:tc>
+      </w:tr>
+    </w:tbl>
+    <w:p>
+      <w:pPr>
+        <w:spacing w:after="60" w:before="180"/>
+      </w:pPr>
+      <w:r>
+        <w:rPr>
+          <w:rFonts w:ascii="Cambria" w:cs="Cambria" w:eastAsia="Cambria" w:hAnsi="Cambria"/>
+          <w:b/>
+          <w:bCs/>
+          <w:color w:val="1F4E78"/>
+          <w:sz w:val="22"/>
+          <w:szCs w:val="22"/>
+        </w:rPr>
+        <w:t xml:space="preserve">Issue Description</w:t>
+      </w:r>
+    </w:p>
+    <w:p>
+      <w:pPr>
+        <w:spacing w:after="120" w:before="0"/>
+      </w:pPr>
+      <w:r>
+        <w:rPr>
+          <w:rFonts w:ascii="Cambria" w:cs="Cambria" w:eastAsia="Cambria" w:hAnsi="Cambria"/>
+          <w:color w:val="262626"/>
+          <w:sz w:val="21"/>
+          <w:szCs w:val="21"/>
+        </w:rPr>
+        <w:t xml:space="preserve">TimeoutError: [Clicking 'Cancel' appointment button] locator.click: Timeout 15000ms exceeded.</w:t>
+      </w:r>
+    </w:p>
+    <w:p>
+      <w:pPr>
+        <w:spacing w:after="60" w:before="120"/>
+      </w:pPr>
+      <w:r>
+        <w:rPr>
+          <w:rFonts w:ascii="Cambria" w:cs="Cambria" w:eastAsia="Cambria" w:hAnsi="Cambria"/>
+          <w:b/>
+          <w:bCs/>
+          <w:color w:val="1F4E78"/>
+          <w:sz w:val="22"/>
+          <w:szCs w:val="22"/>
+        </w:rPr>
+        <w:t xml:space="preserve">Steps to Reproduce</w:t>
+      </w:r>
+    </w:p>
+    <w:p>
+      <w:pPr>
+        <w:spacing w:after="20" w:before="20"/>
+      </w:pPr>
+      <w:r>
+        <w:rPr>
+          <w:rFonts w:ascii="Cambria" w:cs="Cambria" w:eastAsia="Cambria" w:hAnsi="Cambria"/>
+          <w:b/>
+          <w:bCs/>
+          <w:sz w:val="20"/>
+          <w:szCs w:val="20"/>
+        </w:rPr>
+        <w:t xml:space="preserve">1. </w:t>
+      </w:r>
+      <w:r>
+        <w:rPr>
+          <w:rFonts w:ascii="Cambria" w:cs="Cambria" w:eastAsia="Cambria" w:hAnsi="Cambria"/>
+          <w:b w:val="false"/>
+          <w:bCs w:val="false"/>
+          <w:color w:val="262626"/>
+          <w:sz w:val="20"/>
+          <w:szCs w:val="20"/>
+        </w:rPr>
+        <w:t xml:space="preserve">Step 1: Book initial appointment</w:t>
+      </w:r>
+    </w:p>
+    <w:p>
+      <w:pPr>
+        <w:spacing w:after="20" w:before="20"/>
+      </w:pPr>
+      <w:r>
+        <w:rPr>
+          <w:rFonts w:ascii="Cambria" w:cs="Cambria" w:eastAsia="Cambria" w:hAnsi="Cambria"/>
+          <w:b/>
+          <w:bCs/>
+          <w:sz w:val="20"/>
+          <w:szCs w:val="20"/>
+        </w:rPr>
+        <w:t xml:space="preserve">2. </w:t>
+      </w:r>
+      <w:r>
+        <w:rPr>
+          <w:rFonts w:ascii="Cambria" w:cs="Cambria" w:eastAsia="Cambria" w:hAnsi="Cambria"/>
+          <w:b/>
+          <w:bCs/>
+          <w:color w:val="C00000"/>
+          <w:sz w:val="20"/>
+          <w:szCs w:val="20"/>
+        </w:rPr>
+        <w:t xml:space="preserve">Step 2: Open cancel modal and confirm cancellation</w:t>
+      </w:r>
+    </w:p>
+    <w:p>
+      <w:pPr>
+        <w:spacing w:after="60" w:before="120"/>
+      </w:pPr>
+      <w:r>
+        <w:rPr>
+          <w:rFonts w:ascii="Cambria" w:cs="Cambria" w:eastAsia="Cambria" w:hAnsi="Cambria"/>
+          <w:b/>
+          <w:bCs/>
+          <w:color w:val="1F4E78"/>
+          <w:sz w:val="22"/>
+          <w:szCs w:val="22"/>
+        </w:rPr>
+        <w:t xml:space="preserve">Expected Result</w:t>
+      </w:r>
+    </w:p>
+    <w:p>
+      <w:pPr>
+        <w:spacing w:after="100"/>
+      </w:pPr>
+      <w:r>
+        <w:rPr>
+          <w:rFonts w:ascii="Cambria" w:cs="Cambria" w:eastAsia="Cambria" w:hAnsi="Cambria"/>
+          <w:color w:val="262626"/>
+          <w:sz w:val="20"/>
+          <w:szCs w:val="20"/>
+        </w:rPr>
+        <w:t xml:space="preserve">The system should process the workflow successfully as per requirements without error or timeout.</w:t>
+      </w:r>
+    </w:p>
+    <w:p>
+      <w:pPr>
+        <w:spacing w:after="60" w:before="120"/>
+      </w:pPr>
+      <w:r>
+        <w:rPr>
+          <w:rFonts w:ascii="Cambria" w:cs="Cambria" w:eastAsia="Cambria" w:hAnsi="Cambria"/>
+          <w:b/>
+          <w:bCs/>
+          <w:color w:val="1F4E78"/>
+          <w:sz w:val="22"/>
+          <w:szCs w:val="22"/>
+        </w:rPr>
+        <w:t xml:space="preserve">Actual Result</w:t>
+      </w:r>
+    </w:p>
+    <w:p>
+      <w:pPr>
+        <w:spacing w:after="100"/>
+      </w:pPr>
+      <w:r>
+        <w:rPr>
+          <w:rFonts w:ascii="Cambria" w:cs="Cambria" w:eastAsia="Cambria" w:hAnsi="Cambria"/>
+          <w:color w:val="262626"/>
+          <w:sz w:val="20"/>
+          <w:szCs w:val="20"/>
+        </w:rPr>
+        <w:t xml:space="preserve">Application encountered an assertion timeout or unexpected UI state during step execution.</w:t>
+      </w:r>
+    </w:p>
+    <w:p>
+      <w:pPr>
+        <w:spacing w:after="60" w:before="120"/>
+      </w:pPr>
+      <w:r>
+        <w:rPr>
+          <w:rFonts w:ascii="Cambria" w:cs="Cambria" w:eastAsia="Cambria" w:hAnsi="Cambria"/>
+          <w:b/>
+          <w:bCs/>
+          <w:color w:val="1F4E78"/>
+          <w:sz w:val="22"/>
+          <w:szCs w:val="22"/>
+        </w:rPr>
+        <w:t xml:space="preserve">Test Data</w:t>
+      </w:r>
+    </w:p>
+    <w:p>
+      <w:pPr>
+        <w:spacing w:after="100"/>
+      </w:pPr>
+      <w:r>
+        <w:rPr>
+          <w:rFonts w:ascii="Cambria" w:cs="Cambria" w:eastAsia="Cambria" w:hAnsi="Cambria"/>
+          <w:color w:val="595959"/>
+          <w:sz w:val="20"/>
+          <w:szCs w:val="20"/>
+        </w:rPr>
+        <w:t xml:space="preserve">• Patient Type: New Patient / Existing Patient
+• Environment: UAT (https://awh-website-booking-form.vercel.app/)
+• Browser: Google Chrome (Chromium Engine)
+• Test Data Artifact: sample/booking.json</w:t>
+      </w:r>
+    </w:p>
+    <w:p>
+      <w:pPr>
+        <w:spacing w:after="60" w:before="120"/>
+      </w:pPr>
+      <w:r>
+        <w:rPr>
+          <w:rFonts w:ascii="Cambria" w:cs="Cambria" w:eastAsia="Cambria" w:hAnsi="Cambria"/>
+          <w:b/>
+          <w:bCs/>
+          <w:color w:val="1F4E78"/>
+          <w:sz w:val="22"/>
+          <w:szCs w:val="22"/>
+        </w:rPr>
+        <w:t xml:space="preserve">Testing Evidence</w:t>
+      </w:r>
+    </w:p>
+    <w:p>
+      <w:pPr>
+        <w:spacing w:after="120"/>
+      </w:pPr>
+      <w:r>
+        <w:rPr>
+          <w:rFonts w:ascii="Cambria" w:cs="Cambria" w:eastAsia="Cambria" w:hAnsi="Cambria"/>
+          <w:color w:val="595959"/>
+          <w:sz w:val="20"/>
+          <w:szCs w:val="20"/>
+        </w:rPr>
+        <w:t xml:space="preserve">Screenshot showing the state of the application at the point of assertion failure for BUG-006.</w:t>
+      </w:r>
+    </w:p>
+    <w:p>
+      <w:pPr>
+        <w:spacing w:after="300" w:before="80"/>
+        <w:jc w:val="center"/>
+      </w:pPr>
+      <w:r>
+        <w:drawing>
+          <wp:inline distT="0" distB="0" distL="0" distR="0">
+            <wp:extent cx="5524500" cy="3143250"/>
+            <wp:effectExtent t="0" r="0" b="0" l="0"/>
+            <wp:docPr id="6" name="" descr="" title=""/>
+            <wp:cNvGraphicFramePr>
+              <a:graphicFrameLocks xmlns:a="http://schemas.openxmlformats.org/drawingml/2006/main" noChangeAspect="1"/>
+            </wp:cNvGraphicFramePr>
+            <a:graphic xmlns:a="http://schemas.openxmlformats.org/drawingml/2006/main">
+              <a:graphicData uri="http://schemas.openxmlformats.org/drawingml/2006/picture">
+                <pic:pic xmlns:pic="http://schemas.openxmlformats.org/drawingml/2006/picture">
+                  <pic:nvPicPr>
+                    <pic:cNvPr id="0" name="" descr=""/>
+                    <pic:cNvPicPr>
+                      <a:picLocks noChangeAspect="1" noChangeArrowheads="1"/>
+                    </pic:cNvPicPr>
+                  </pic:nvPicPr>
+                  <pic:blipFill>
+                    <a:blip r:embed="rId13" cstate="none"/>
+                    <a:srcRect/>
+                    <a:stretch>
+                      <a:fillRect/>
+                    </a:stretch>
+                  </pic:blipFill>
+                  <pic:spPr bwMode="auto">
+                    <a:xfrm>
+                      <a:off x="0" y="0"/>
+                      <a:ext cx="5524500" cy="3143250"/>
+                    </a:xfrm>
+                    <a:prstGeom prst="rect">
+                      <a:avLst/>
+                    </a:prstGeom>
+                  </pic:spPr>
+                </pic:pic>
+              </a:graphicData>
+            </a:graphic>
+          </wp:inline>
+        </w:drawing>
+      </w:r>
+    </w:p>
+    <w:p>
+      <w:r>
+        <w:br w:type="page"/>
+      </w:r>
+    </w:p>
+    <w:p>
+      <w:pPr>
+        <w:spacing w:after="100" w:before="100"/>
+      </w:pPr>
+      <w:r>
+        <w:rPr>
+          <w:rFonts w:ascii="Cambria" w:cs="Cambria" w:eastAsia="Cambria" w:hAnsi="Cambria"/>
+          <w:b/>
+          <w:bCs/>
+          <w:color w:val="1F4E78"/>
+          <w:sz w:val="23"/>
+          <w:szCs w:val="23"/>
+        </w:rPr>
+        <w:t xml:space="preserve">BUG-007</w:t>
+      </w:r>
+    </w:p>
+    <w:tbl>
+      <w:tblPr>
+        <w:tblW w:type="pct" w:w="5000"/>
+        <w:tblBorders>
+          <w:top w:val="single" w:color="8EA9DB" w:sz="6"/>
+          <w:left w:val="single" w:color="8EA9DB" w:sz="6"/>
+          <w:bottom w:val="single" w:color="8EA9DB" w:sz="6"/>
+          <w:right w:val="single" w:color="8EA9DB" w:sz="6"/>
+          <w:insideH w:val="single" w:color="8EA9DB" w:sz="6"/>
+          <w:insideV w:val="single" w:color="8EA9DB" w:sz="6"/>
+        </w:tblBorders>
+      </w:tblPr>
+      <w:tblGrid>
+        <w:gridCol w:w="2527"/>
+        <w:gridCol w:w="6499"/>
+      </w:tblGrid>
+      <w:tr>
+        <w:tc>
+          <w:tcPr>
+            <w:tcW w:type="pct" w:w="1400"/>
+            <w:shd w:fill="D9E1F2" w:val="clear"/>
+            <w:tcMar>
+              <w:top w:type="dxa" w:w="120"/>
+              <w:left w:type="dxa" w:w="160"/>
+              <w:bottom w:type="dxa" w:w="120"/>
+              <w:right w:type="dxa" w:w="160"/>
+            </w:tcMar>
+          </w:tcPr>
+          <w:p>
+            <w:r>
+              <w:rPr>
+                <w:rFonts w:ascii="Cambria" w:cs="Cambria" w:eastAsia="Cambria" w:hAnsi="Cambria"/>
+                <w:sz w:val="20"/>
+                <w:szCs w:val="20"/>
+              </w:rPr>
+              <w:t xml:space="preserve">Build</w:t>
+            </w:r>
+          </w:p>
+        </w:tc>
+        <w:tc>
+          <w:tcPr>
+            <w:tcW w:type="pct" w:w="3600"/>
+            <w:tcMar>
+              <w:top w:type="dxa" w:w="120"/>
+              <w:left w:type="dxa" w:w="160"/>
+              <w:bottom w:type="dxa" w:w="120"/>
+              <w:right w:type="dxa" w:w="160"/>
+            </w:tcMar>
+          </w:tcPr>
+          <w:p>
+            <w:r>
+              <w:rPr>
+                <w:rFonts w:ascii="Cambria" w:cs="Cambria" w:eastAsia="Cambria" w:hAnsi="Cambria"/>
+                <w:sz w:val="20"/>
+                <w:szCs w:val="20"/>
+              </w:rPr>
+              <w:t xml:space="preserve">Build 3</w:t>
+            </w:r>
+          </w:p>
+        </w:tc>
+      </w:tr>
+      <w:tr>
+        <w:tc>
+          <w:tcPr>
+            <w:shd w:fill="D9E1F2" w:val="clear"/>
+            <w:tcMar>
+              <w:top w:type="dxa" w:w="120"/>
+              <w:left w:type="dxa" w:w="160"/>
+              <w:bottom w:type="dxa" w:w="120"/>
+              <w:right w:type="dxa" w:w="160"/>
+            </w:tcMar>
+          </w:tcPr>
+          <w:p>
+            <w:r>
+              <w:rPr>
+                <w:rFonts w:ascii="Cambria" w:cs="Cambria" w:eastAsia="Cambria" w:hAnsi="Cambria"/>
+                <w:sz w:val="20"/>
+                <w:szCs w:val="20"/>
+              </w:rPr>
+              <w:t xml:space="preserve">Module</w:t>
+            </w:r>
+          </w:p>
+        </w:tc>
+        <w:tc>
+          <w:tcPr>
+            <w:tcMar>
+              <w:top w:type="dxa" w:w="120"/>
+              <w:left w:type="dxa" w:w="160"/>
+              <w:bottom w:type="dxa" w:w="120"/>
+              <w:right w:type="dxa" w:w="160"/>
+            </w:tcMar>
+          </w:tcPr>
+          <w:p>
+            <w:r>
+              <w:rPr>
+                <w:rFonts w:ascii="Cambria" w:cs="Cambria" w:eastAsia="Cambria" w:hAnsi="Cambria"/>
+                <w:sz w:val="20"/>
+                <w:szCs w:val="20"/>
+              </w:rPr>
+              <w:t xml:space="preserve">Appointment Booking</w:t>
+            </w:r>
+          </w:p>
+        </w:tc>
+      </w:tr>
+      <w:tr>
+        <w:tc>
+          <w:tcPr>
+            <w:shd w:fill="D9E1F2" w:val="clear"/>
+            <w:tcMar>
+              <w:top w:type="dxa" w:w="120"/>
+              <w:left w:type="dxa" w:w="160"/>
+              <w:bottom w:type="dxa" w:w="120"/>
+              <w:right w:type="dxa" w:w="160"/>
+            </w:tcMar>
+          </w:tcPr>
+          <w:p>
+            <w:r>
+              <w:rPr>
+                <w:rFonts w:ascii="Cambria" w:cs="Cambria" w:eastAsia="Cambria" w:hAnsi="Cambria"/>
+                <w:sz w:val="20"/>
+                <w:szCs w:val="20"/>
+              </w:rPr>
+              <w:t xml:space="preserve">Sub Module</w:t>
+            </w:r>
+          </w:p>
+        </w:tc>
+        <w:tc>
+          <w:tcPr>
+            <w:tcMar>
+              <w:top w:type="dxa" w:w="120"/>
+              <w:left w:type="dxa" w:w="160"/>
+              <w:bottom w:type="dxa" w:w="120"/>
+              <w:right w:type="dxa" w:w="160"/>
+            </w:tcMar>
+          </w:tcPr>
+          <w:p>
+            <w:r>
+              <w:rPr>
+                <w:rFonts w:ascii="Cambria" w:cs="Cambria" w:eastAsia="Cambria" w:hAnsi="Cambria"/>
+                <w:sz w:val="20"/>
+                <w:szCs w:val="20"/>
+              </w:rPr>
+              <w:t xml:space="preserve">New Patient Booking</w:t>
+            </w:r>
+          </w:p>
+        </w:tc>
+      </w:tr>
+      <w:tr>
+        <w:tc>
+          <w:tcPr>
+            <w:shd w:fill="D9E1F2" w:val="clear"/>
+            <w:tcMar>
+              <w:top w:type="dxa" w:w="120"/>
+              <w:left w:type="dxa" w:w="160"/>
+              <w:bottom w:type="dxa" w:w="120"/>
+              <w:right w:type="dxa" w:w="160"/>
+            </w:tcMar>
+          </w:tcPr>
+          <w:p>
+            <w:r>
+              <w:rPr>
+                <w:rFonts w:ascii="Cambria" w:cs="Cambria" w:eastAsia="Cambria" w:hAnsi="Cambria"/>
+                <w:sz w:val="20"/>
+                <w:szCs w:val="20"/>
+              </w:rPr>
+              <w:t xml:space="preserve">Feature</w:t>
+            </w:r>
+          </w:p>
+        </w:tc>
+        <w:tc>
+          <w:tcPr>
+            <w:tcMar>
+              <w:top w:type="dxa" w:w="120"/>
+              <w:left w:type="dxa" w:w="160"/>
+              <w:bottom w:type="dxa" w:w="120"/>
+              <w:right w:type="dxa" w:w="160"/>
+            </w:tcMar>
+          </w:tcPr>
+          <w:p>
+            <w:r>
+              <w:rPr>
+                <w:rFonts w:ascii="Cambria" w:cs="Cambria" w:eastAsia="Cambria" w:hAnsi="Cambria"/>
+                <w:sz w:val="20"/>
+                <w:szCs w:val="20"/>
+              </w:rPr>
+              <w:t xml:space="preserve">CAN-002: Decline cancellation modal keeps appointment active</w:t>
+            </w:r>
+          </w:p>
+        </w:tc>
+      </w:tr>
+      <w:tr>
+        <w:tc>
+          <w:tcPr>
+            <w:shd w:fill="D9E1F2" w:val="clear"/>
+            <w:tcMar>
+              <w:top w:type="dxa" w:w="120"/>
+              <w:left w:type="dxa" w:w="160"/>
+              <w:bottom w:type="dxa" w:w="120"/>
+              <w:right w:type="dxa" w:w="160"/>
+            </w:tcMar>
+          </w:tcPr>
+          <w:p>
+            <w:r>
+              <w:rPr>
+                <w:rFonts w:ascii="Cambria" w:cs="Cambria" w:eastAsia="Cambria" w:hAnsi="Cambria"/>
+                <w:sz w:val="20"/>
+                <w:szCs w:val="20"/>
+              </w:rPr>
+              <w:t xml:space="preserve">Priority</w:t>
+            </w:r>
+          </w:p>
+        </w:tc>
+        <w:tc>
+          <w:tcPr>
+            <w:tcMar>
+              <w:top w:type="dxa" w:w="120"/>
+              <w:left w:type="dxa" w:w="160"/>
+              <w:bottom w:type="dxa" w:w="120"/>
+              <w:right w:type="dxa" w:w="160"/>
+            </w:tcMar>
+          </w:tcPr>
+          <w:p>
+            <w:r>
+              <w:rPr>
+                <w:rFonts w:ascii="Cambria" w:cs="Cambria" w:eastAsia="Cambria" w:hAnsi="Cambria"/>
+                <w:sz w:val="20"/>
+                <w:szCs w:val="20"/>
+              </w:rPr>
+              <w:t xml:space="preserve">P1 - Immediate</w:t>
+            </w:r>
+          </w:p>
+        </w:tc>
+      </w:tr>
+      <w:tr>
+        <w:tc>
+          <w:tcPr>
+            <w:shd w:fill="D9E1F2" w:val="clear"/>
+            <w:tcMar>
+              <w:top w:type="dxa" w:w="120"/>
+              <w:left w:type="dxa" w:w="160"/>
+              <w:bottom w:type="dxa" w:w="120"/>
+              <w:right w:type="dxa" w:w="160"/>
+            </w:tcMar>
+          </w:tcPr>
+          <w:p>
+            <w:r>
+              <w:rPr>
+                <w:rFonts w:ascii="Cambria" w:cs="Cambria" w:eastAsia="Cambria" w:hAnsi="Cambria"/>
+                <w:sz w:val="20"/>
+                <w:szCs w:val="20"/>
+              </w:rPr>
+              <w:t xml:space="preserve">Severity</w:t>
+            </w:r>
+          </w:p>
+        </w:tc>
+        <w:tc>
+          <w:tcPr>
+            <w:tcMar>
+              <w:top w:type="dxa" w:w="120"/>
+              <w:left w:type="dxa" w:w="160"/>
+              <w:bottom w:type="dxa" w:w="120"/>
+              <w:right w:type="dxa" w:w="160"/>
+            </w:tcMar>
+          </w:tcPr>
+          <w:p>
+            <w:r>
+              <w:rPr>
+                <w:rFonts w:ascii="Cambria" w:cs="Cambria" w:eastAsia="Cambria" w:hAnsi="Cambria"/>
+                <w:sz w:val="20"/>
+                <w:szCs w:val="20"/>
+              </w:rPr>
+              <w:t xml:space="preserve">High</w:t>
+            </w:r>
+          </w:p>
+        </w:tc>
+      </w:tr>
+      <w:tr>
+        <w:tc>
+          <w:tcPr>
+            <w:shd w:fill="D9E1F2" w:val="clear"/>
+            <w:tcMar>
+              <w:top w:type="dxa" w:w="120"/>
+              <w:left w:type="dxa" w:w="160"/>
+              <w:bottom w:type="dxa" w:w="120"/>
+              <w:right w:type="dxa" w:w="160"/>
+            </w:tcMar>
+          </w:tcPr>
+          <w:p>
+            <w:r>
+              <w:rPr>
+                <w:rFonts w:ascii="Cambria" w:cs="Cambria" w:eastAsia="Cambria" w:hAnsi="Cambria"/>
+                <w:sz w:val="20"/>
+                <w:szCs w:val="20"/>
+              </w:rPr>
+              <w:t xml:space="preserve">Status</w:t>
+            </w:r>
+          </w:p>
+        </w:tc>
+        <w:tc>
+          <w:tcPr>
+            <w:tcMar>
+              <w:top w:type="dxa" w:w="120"/>
+              <w:left w:type="dxa" w:w="160"/>
+              <w:bottom w:type="dxa" w:w="120"/>
+              <w:right w:type="dxa" w:w="160"/>
+            </w:tcMar>
+          </w:tcPr>
+          <w:p>
+            <w:r>
+              <w:rPr>
+                <w:rFonts w:ascii="Cambria" w:cs="Cambria" w:eastAsia="Cambria" w:hAnsi="Cambria"/>
+                <w:sz w:val="20"/>
+                <w:szCs w:val="20"/>
+              </w:rPr>
+              <w:t xml:space="preserve">New</w:t>
+            </w:r>
+          </w:p>
+        </w:tc>
+      </w:tr>
+      <w:tr>
+        <w:tc>
+          <w:tcPr>
+            <w:shd w:fill="D9E1F2" w:val="clear"/>
+            <w:tcMar>
+              <w:top w:type="dxa" w:w="120"/>
+              <w:left w:type="dxa" w:w="160"/>
+              <w:bottom w:type="dxa" w:w="120"/>
+              <w:right w:type="dxa" w:w="160"/>
+            </w:tcMar>
+          </w:tcPr>
+          <w:p>
+            <w:r>
+              <w:rPr>
+                <w:rFonts w:ascii="Cambria" w:cs="Cambria" w:eastAsia="Cambria" w:hAnsi="Cambria"/>
+                <w:sz w:val="20"/>
+                <w:szCs w:val="20"/>
+              </w:rPr>
+              <w:t xml:space="preserve">Reported Date</w:t>
+            </w:r>
+          </w:p>
+        </w:tc>
+        <w:tc>
+          <w:tcPr>
+            <w:tcMar>
+              <w:top w:type="dxa" w:w="120"/>
+              <w:left w:type="dxa" w:w="160"/>
+              <w:bottom w:type="dxa" w:w="120"/>
+              <w:right w:type="dxa" w:w="160"/>
+            </w:tcMar>
+          </w:tcPr>
+          <w:p>
+            <w:r>
+              <w:rPr>
+                <w:rFonts w:ascii="Cambria" w:cs="Cambria" w:eastAsia="Cambria" w:hAnsi="Cambria"/>
+                <w:sz w:val="20"/>
+                <w:szCs w:val="20"/>
+              </w:rPr>
+              <w:t xml:space="preserve">01-Oct-2026</w:t>
+            </w:r>
+          </w:p>
+        </w:tc>
+      </w:tr>
+      <w:tr>
+        <w:tc>
+          <w:tcPr>
+            <w:shd w:fill="D9E1F2" w:val="clear"/>
+            <w:tcMar>
+              <w:top w:type="dxa" w:w="120"/>
+              <w:left w:type="dxa" w:w="160"/>
+              <w:bottom w:type="dxa" w:w="120"/>
+              <w:right w:type="dxa" w:w="160"/>
+            </w:tcMar>
+          </w:tcPr>
+          <w:p>
+            <w:r>
+              <w:rPr>
+                <w:rFonts w:ascii="Cambria" w:cs="Cambria" w:eastAsia="Cambria" w:hAnsi="Cambria"/>
+                <w:sz w:val="20"/>
+                <w:szCs w:val="20"/>
+              </w:rPr>
+              <w:t xml:space="preserve">Assigned To</w:t>
+            </w:r>
+          </w:p>
+        </w:tc>
+        <w:tc>
+          <w:tcPr>
+            <w:tcMar>
+              <w:top w:type="dxa" w:w="120"/>
+              <w:left w:type="dxa" w:w="160"/>
+              <w:bottom w:type="dxa" w:w="120"/>
+              <w:right w:type="dxa" w:w="160"/>
+            </w:tcMar>
+          </w:tcPr>
+          <w:p>
+            <w:r>
+              <w:rPr>
+                <w:rFonts w:ascii="Cambria" w:cs="Cambria" w:eastAsia="Cambria" w:hAnsi="Cambria"/>
+                <w:sz w:val="20"/>
+                <w:szCs w:val="20"/>
+              </w:rPr>
+              <w:t xml:space="preserve">Development Team</w:t>
+            </w:r>
+          </w:p>
+        </w:tc>
+      </w:tr>
+    </w:tbl>
+    <w:p>
+      <w:pPr>
+        <w:spacing w:after="60" w:before="180"/>
+      </w:pPr>
+      <w:r>
+        <w:rPr>
+          <w:rFonts w:ascii="Cambria" w:cs="Cambria" w:eastAsia="Cambria" w:hAnsi="Cambria"/>
+          <w:b/>
+          <w:bCs/>
+          <w:color w:val="1F4E78"/>
+          <w:sz w:val="22"/>
+          <w:szCs w:val="22"/>
+        </w:rPr>
+        <w:t xml:space="preserve">Issue Description</w:t>
+      </w:r>
+    </w:p>
+    <w:p>
+      <w:pPr>
+        <w:spacing w:after="120" w:before="0"/>
+      </w:pPr>
+      <w:r>
+        <w:rPr>
+          <w:rFonts w:ascii="Cambria" w:cs="Cambria" w:eastAsia="Cambria" w:hAnsi="Cambria"/>
+          <w:color w:val="262626"/>
+          <w:sz w:val="21"/>
+          <w:szCs w:val="21"/>
+        </w:rPr>
+        <w:t xml:space="preserve">TimeoutError: [Clicking 'Cancel' appointment button] locator.click: Timeout 15000ms exceeded.</w:t>
+      </w:r>
+    </w:p>
+    <w:p>
+      <w:pPr>
+        <w:spacing w:after="60" w:before="120"/>
+      </w:pPr>
+      <w:r>
+        <w:rPr>
+          <w:rFonts w:ascii="Cambria" w:cs="Cambria" w:eastAsia="Cambria" w:hAnsi="Cambria"/>
+          <w:b/>
+          <w:bCs/>
+          <w:color w:val="1F4E78"/>
+          <w:sz w:val="22"/>
+          <w:szCs w:val="22"/>
+        </w:rPr>
+        <w:t xml:space="preserve">Steps to Reproduce</w:t>
+      </w:r>
+    </w:p>
+    <w:p>
+      <w:pPr>
+        <w:spacing w:after="20" w:before="20"/>
+      </w:pPr>
+      <w:r>
+        <w:rPr>
+          <w:rFonts w:ascii="Cambria" w:cs="Cambria" w:eastAsia="Cambria" w:hAnsi="Cambria"/>
+          <w:b/>
+          <w:bCs/>
+          <w:sz w:val="20"/>
+          <w:szCs w:val="20"/>
+        </w:rPr>
+        <w:t xml:space="preserve">1. </w:t>
+      </w:r>
+      <w:r>
+        <w:rPr>
+          <w:rFonts w:ascii="Cambria" w:cs="Cambria" w:eastAsia="Cambria" w:hAnsi="Cambria"/>
+          <w:b w:val="false"/>
+          <w:bCs w:val="false"/>
+          <w:color w:val="262626"/>
+          <w:sz w:val="20"/>
+          <w:szCs w:val="20"/>
+        </w:rPr>
+        <w:t xml:space="preserve">Step 1: Book initial appointment</w:t>
+      </w:r>
+    </w:p>
+    <w:p>
+      <w:pPr>
+        <w:spacing w:after="20" w:before="20"/>
+      </w:pPr>
+      <w:r>
+        <w:rPr>
+          <w:rFonts w:ascii="Cambria" w:cs="Cambria" w:eastAsia="Cambria" w:hAnsi="Cambria"/>
+          <w:b/>
+          <w:bCs/>
+          <w:sz w:val="20"/>
+          <w:szCs w:val="20"/>
+        </w:rPr>
+        <w:t xml:space="preserve">2. </w:t>
+      </w:r>
+      <w:r>
+        <w:rPr>
+          <w:rFonts w:ascii="Cambria" w:cs="Cambria" w:eastAsia="Cambria" w:hAnsi="Cambria"/>
+          <w:b/>
+          <w:bCs/>
+          <w:color w:val="C00000"/>
+          <w:sz w:val="20"/>
+          <w:szCs w:val="20"/>
+        </w:rPr>
+        <w:t xml:space="preserve">Step 2: Open cancel modal and dismiss with Back</w:t>
+      </w:r>
+    </w:p>
+    <w:p>
+      <w:pPr>
+        <w:spacing w:after="60" w:before="120"/>
+      </w:pPr>
+      <w:r>
+        <w:rPr>
+          <w:rFonts w:ascii="Cambria" w:cs="Cambria" w:eastAsia="Cambria" w:hAnsi="Cambria"/>
+          <w:b/>
+          <w:bCs/>
+          <w:color w:val="1F4E78"/>
+          <w:sz w:val="22"/>
+          <w:szCs w:val="22"/>
+        </w:rPr>
+        <w:t xml:space="preserve">Expected Result</w:t>
+      </w:r>
+    </w:p>
+    <w:p>
+      <w:pPr>
+        <w:spacing w:after="100"/>
+      </w:pPr>
+      <w:r>
+        <w:rPr>
+          <w:rFonts w:ascii="Cambria" w:cs="Cambria" w:eastAsia="Cambria" w:hAnsi="Cambria"/>
+          <w:color w:val="262626"/>
+          <w:sz w:val="20"/>
+          <w:szCs w:val="20"/>
+        </w:rPr>
+        <w:t xml:space="preserve">The system should process the workflow successfully as per requirements without error or timeout.</w:t>
+      </w:r>
+    </w:p>
+    <w:p>
+      <w:pPr>
+        <w:spacing w:after="60" w:before="120"/>
+      </w:pPr>
+      <w:r>
+        <w:rPr>
+          <w:rFonts w:ascii="Cambria" w:cs="Cambria" w:eastAsia="Cambria" w:hAnsi="Cambria"/>
+          <w:b/>
+          <w:bCs/>
+          <w:color w:val="1F4E78"/>
+          <w:sz w:val="22"/>
+          <w:szCs w:val="22"/>
+        </w:rPr>
+        <w:t xml:space="preserve">Actual Result</w:t>
+      </w:r>
+    </w:p>
+    <w:p>
+      <w:pPr>
+        <w:spacing w:after="100"/>
+      </w:pPr>
+      <w:r>
+        <w:rPr>
+          <w:rFonts w:ascii="Cambria" w:cs="Cambria" w:eastAsia="Cambria" w:hAnsi="Cambria"/>
+          <w:color w:val="262626"/>
+          <w:sz w:val="20"/>
+          <w:szCs w:val="20"/>
+        </w:rPr>
+        <w:t xml:space="preserve">Application encountered an assertion timeout or unexpected UI state during step execution.</w:t>
+      </w:r>
+    </w:p>
+    <w:p>
+      <w:pPr>
+        <w:spacing w:after="60" w:before="120"/>
+      </w:pPr>
+      <w:r>
+        <w:rPr>
+          <w:rFonts w:ascii="Cambria" w:cs="Cambria" w:eastAsia="Cambria" w:hAnsi="Cambria"/>
+          <w:b/>
+          <w:bCs/>
+          <w:color w:val="1F4E78"/>
+          <w:sz w:val="22"/>
+          <w:szCs w:val="22"/>
+        </w:rPr>
+        <w:t xml:space="preserve">Test Data</w:t>
+      </w:r>
+    </w:p>
+    <w:p>
+      <w:pPr>
+        <w:spacing w:after="100"/>
+      </w:pPr>
+      <w:r>
+        <w:rPr>
+          <w:rFonts w:ascii="Cambria" w:cs="Cambria" w:eastAsia="Cambria" w:hAnsi="Cambria"/>
+          <w:color w:val="595959"/>
+          <w:sz w:val="20"/>
+          <w:szCs w:val="20"/>
+        </w:rPr>
+        <w:t xml:space="preserve">• Patient Type: New Patient / Existing Patient
+• Environment: UAT (https://awh-website-booking-form.vercel.app/)
+• Browser: Google Chrome (Chromium Engine)
+• Test Data Artifact: sample/booking.json</w:t>
+      </w:r>
+    </w:p>
+    <w:p>
+      <w:pPr>
+        <w:spacing w:after="60" w:before="120"/>
+      </w:pPr>
+      <w:r>
+        <w:rPr>
+          <w:rFonts w:ascii="Cambria" w:cs="Cambria" w:eastAsia="Cambria" w:hAnsi="Cambria"/>
+          <w:b/>
+          <w:bCs/>
+          <w:color w:val="1F4E78"/>
+          <w:sz w:val="22"/>
+          <w:szCs w:val="22"/>
+        </w:rPr>
+        <w:t xml:space="preserve">Testing Evidence</w:t>
+      </w:r>
+    </w:p>
+    <w:p>
+      <w:pPr>
+        <w:spacing w:after="120"/>
+      </w:pPr>
+      <w:r>
+        <w:rPr>
+          <w:rFonts w:ascii="Cambria" w:cs="Cambria" w:eastAsia="Cambria" w:hAnsi="Cambria"/>
+          <w:color w:val="595959"/>
+          <w:sz w:val="20"/>
+          <w:szCs w:val="20"/>
+        </w:rPr>
+        <w:t xml:space="preserve">Screenshot showing the state of the application at the point of assertion failure for BUG-007.</w:t>
+      </w:r>
+    </w:p>
+    <w:p>
+      <w:pPr>
+        <w:spacing w:after="300" w:before="80"/>
+        <w:jc w:val="center"/>
+      </w:pPr>
+      <w:r>
+        <w:drawing>
+          <wp:inline distT="0" distB="0" distL="0" distR="0">
+            <wp:extent cx="5524500" cy="3143250"/>
+            <wp:effectExtent t="0" r="0" b="0" l="0"/>
+            <wp:docPr id="7" name="" descr="" title=""/>
+            <wp:cNvGraphicFramePr>
+              <a:graphicFrameLocks xmlns:a="http://schemas.openxmlformats.org/drawingml/2006/main" noChangeAspect="1"/>
+            </wp:cNvGraphicFramePr>
+            <a:graphic xmlns:a="http://schemas.openxmlformats.org/drawingml/2006/main">
+              <a:graphicData uri="http://schemas.openxmlformats.org/drawingml/2006/picture">
+                <pic:pic xmlns:pic="http://schemas.openxmlformats.org/drawingml/2006/picture">
+                  <pic:nvPicPr>
+                    <pic:cNvPr id="0" name="" descr=""/>
+                    <pic:cNvPicPr>
+                      <a:picLocks noChangeAspect="1" noChangeArrowheads="1"/>
+                    </pic:cNvPicPr>
+                  </pic:nvPicPr>
+                  <pic:blipFill>
+                    <a:blip r:embed="rId14" cstate="none"/>
+                    <a:srcRect/>
+                    <a:stretch>
+                      <a:fillRect/>
+                    </a:stretch>
+                  </pic:blipFill>
+                  <pic:spPr bwMode="auto">
+                    <a:xfrm>
+                      <a:off x="0" y="0"/>
+                      <a:ext cx="5524500" cy="3143250"/>
+                    </a:xfrm>
+                    <a:prstGeom prst="rect">
+                      <a:avLst/>
+                    </a:prstGeom>
+                  </pic:spPr>
+                </pic:pic>
+              </a:graphicData>
+            </a:graphic>
+          </wp:inline>
+        </w:drawing>
+      </w:r>
+    </w:p>
+    <w:p>
+      <w:r>
+        <w:br w:type="page"/>
+      </w:r>
+    </w:p>
+    <w:p>
+      <w:pPr>
+        <w:spacing w:after="100" w:before="100"/>
+      </w:pPr>
+      <w:r>
+        <w:rPr>
+          <w:rFonts w:ascii="Cambria" w:cs="Cambria" w:eastAsia="Cambria" w:hAnsi="Cambria"/>
+          <w:b/>
+          <w:bCs/>
+          <w:color w:val="1F4E78"/>
+          <w:sz w:val="23"/>
+          <w:szCs w:val="23"/>
+        </w:rPr>
+        <w:t xml:space="preserve">BUG-008</w:t>
+      </w:r>
+    </w:p>
+    <w:tbl>
+      <w:tblPr>
+        <w:tblW w:type="pct" w:w="5000"/>
+        <w:tblBorders>
+          <w:top w:val="single" w:color="8EA9DB" w:sz="6"/>
+          <w:left w:val="single" w:color="8EA9DB" w:sz="6"/>
+          <w:bottom w:val="single" w:color="8EA9DB" w:sz="6"/>
+          <w:right w:val="single" w:color="8EA9DB" w:sz="6"/>
+          <w:insideH w:val="single" w:color="8EA9DB" w:sz="6"/>
+          <w:insideV w:val="single" w:color="8EA9DB" w:sz="6"/>
+        </w:tblBorders>
+      </w:tblPr>
+      <w:tblGrid>
+        <w:gridCol w:w="2527"/>
+        <w:gridCol w:w="6499"/>
+      </w:tblGrid>
+      <w:tr>
+        <w:tc>
+          <w:tcPr>
+            <w:tcW w:type="pct" w:w="1400"/>
+            <w:shd w:fill="D9E1F2" w:val="clear"/>
+            <w:tcMar>
+              <w:top w:type="dxa" w:w="120"/>
+              <w:left w:type="dxa" w:w="160"/>
+              <w:bottom w:type="dxa" w:w="120"/>
+              <w:right w:type="dxa" w:w="160"/>
+            </w:tcMar>
+          </w:tcPr>
+          <w:p>
+            <w:r>
+              <w:rPr>
+                <w:rFonts w:ascii="Cambria" w:cs="Cambria" w:eastAsia="Cambria" w:hAnsi="Cambria"/>
+                <w:sz w:val="20"/>
+                <w:szCs w:val="20"/>
+              </w:rPr>
+              <w:t xml:space="preserve">Build</w:t>
+            </w:r>
+          </w:p>
+        </w:tc>
+        <w:tc>
+          <w:tcPr>
+            <w:tcW w:type="pct" w:w="3600"/>
+            <w:tcMar>
+              <w:top w:type="dxa" w:w="120"/>
+              <w:left w:type="dxa" w:w="160"/>
+              <w:bottom w:type="dxa" w:w="120"/>
+              <w:right w:type="dxa" w:w="160"/>
+            </w:tcMar>
+          </w:tcPr>
+          <w:p>
+            <w:r>
+              <w:rPr>
+                <w:rFonts w:ascii="Cambria" w:cs="Cambria" w:eastAsia="Cambria" w:hAnsi="Cambria"/>
+                <w:sz w:val="20"/>
+                <w:szCs w:val="20"/>
+              </w:rPr>
+              <w:t xml:space="preserve">Build 3</w:t>
+            </w:r>
+          </w:p>
+        </w:tc>
+      </w:tr>
+      <w:tr>
+        <w:tc>
+          <w:tcPr>
+            <w:shd w:fill="D9E1F2" w:val="clear"/>
+            <w:tcMar>
+              <w:top w:type="dxa" w:w="120"/>
+              <w:left w:type="dxa" w:w="160"/>
+              <w:bottom w:type="dxa" w:w="120"/>
+              <w:right w:type="dxa" w:w="160"/>
+            </w:tcMar>
+          </w:tcPr>
+          <w:p>
+            <w:r>
+              <w:rPr>
+                <w:rFonts w:ascii="Cambria" w:cs="Cambria" w:eastAsia="Cambria" w:hAnsi="Cambria"/>
+                <w:sz w:val="20"/>
+                <w:szCs w:val="20"/>
+              </w:rPr>
+              <w:t xml:space="preserve">Module</w:t>
+            </w:r>
+          </w:p>
+        </w:tc>
+        <w:tc>
+          <w:tcPr>
+            <w:tcMar>
+              <w:top w:type="dxa" w:w="120"/>
+              <w:left w:type="dxa" w:w="160"/>
+              <w:bottom w:type="dxa" w:w="120"/>
+              <w:right w:type="dxa" w:w="160"/>
+            </w:tcMar>
+          </w:tcPr>
+          <w:p>
+            <w:r>
+              <w:rPr>
+                <w:rFonts w:ascii="Cambria" w:cs="Cambria" w:eastAsia="Cambria" w:hAnsi="Cambria"/>
+                <w:sz w:val="20"/>
+                <w:szCs w:val="20"/>
+              </w:rPr>
+              <w:t xml:space="preserve">Appointment Booking</w:t>
+            </w:r>
+          </w:p>
+        </w:tc>
+      </w:tr>
+      <w:tr>
+        <w:tc>
+          <w:tcPr>
+            <w:shd w:fill="D9E1F2" w:val="clear"/>
+            <w:tcMar>
+              <w:top w:type="dxa" w:w="120"/>
+              <w:left w:type="dxa" w:w="160"/>
+              <w:bottom w:type="dxa" w:w="120"/>
+              <w:right w:type="dxa" w:w="160"/>
+            </w:tcMar>
+          </w:tcPr>
+          <w:p>
+            <w:r>
+              <w:rPr>
+                <w:rFonts w:ascii="Cambria" w:cs="Cambria" w:eastAsia="Cambria" w:hAnsi="Cambria"/>
+                <w:sz w:val="20"/>
+                <w:szCs w:val="20"/>
+              </w:rPr>
+              <w:t xml:space="preserve">Sub Module</w:t>
+            </w:r>
+          </w:p>
+        </w:tc>
+        <w:tc>
+          <w:tcPr>
+            <w:tcMar>
+              <w:top w:type="dxa" w:w="120"/>
+              <w:left w:type="dxa" w:w="160"/>
+              <w:bottom w:type="dxa" w:w="120"/>
+              <w:right w:type="dxa" w:w="160"/>
+            </w:tcMar>
+          </w:tcPr>
+          <w:p>
+            <w:r>
+              <w:rPr>
+                <w:rFonts w:ascii="Cambria" w:cs="Cambria" w:eastAsia="Cambria" w:hAnsi="Cambria"/>
+                <w:sz w:val="20"/>
+                <w:szCs w:val="20"/>
+              </w:rPr>
+              <w:t xml:space="preserve">New Patient Booking</w:t>
+            </w:r>
+          </w:p>
+        </w:tc>
+      </w:tr>
+      <w:tr>
+        <w:tc>
+          <w:tcPr>
+            <w:shd w:fill="D9E1F2" w:val="clear"/>
+            <w:tcMar>
+              <w:top w:type="dxa" w:w="120"/>
+              <w:left w:type="dxa" w:w="160"/>
+              <w:bottom w:type="dxa" w:w="120"/>
+              <w:right w:type="dxa" w:w="160"/>
+            </w:tcMar>
+          </w:tcPr>
+          <w:p>
+            <w:r>
+              <w:rPr>
+                <w:rFonts w:ascii="Cambria" w:cs="Cambria" w:eastAsia="Cambria" w:hAnsi="Cambria"/>
+                <w:sz w:val="20"/>
+                <w:szCs w:val="20"/>
+              </w:rPr>
+              <w:t xml:space="preserve">Feature</w:t>
+            </w:r>
+          </w:p>
+        </w:tc>
+        <w:tc>
+          <w:tcPr>
+            <w:tcMar>
+              <w:top w:type="dxa" w:w="120"/>
+              <w:left w:type="dxa" w:w="160"/>
+              <w:bottom w:type="dxa" w:w="120"/>
+              <w:right w:type="dxa" w:w="160"/>
+            </w:tcMar>
+          </w:tcPr>
+          <w:p>
+            <w:r>
+              <w:rPr>
+                <w:rFonts w:ascii="Cambria" w:cs="Cambria" w:eastAsia="Cambria" w:hAnsi="Cambria"/>
+                <w:sz w:val="20"/>
+                <w:szCs w:val="20"/>
+              </w:rPr>
+              <w:t xml:space="preserve">LIFE-001: Complete Lifecycle: Book -&gt; Reschedule -&gt; Cancel</w:t>
+            </w:r>
+          </w:p>
+        </w:tc>
+      </w:tr>
+      <w:tr>
+        <w:tc>
+          <w:tcPr>
+            <w:shd w:fill="D9E1F2" w:val="clear"/>
+            <w:tcMar>
+              <w:top w:type="dxa" w:w="120"/>
+              <w:left w:type="dxa" w:w="160"/>
+              <w:bottom w:type="dxa" w:w="120"/>
+              <w:right w:type="dxa" w:w="160"/>
+            </w:tcMar>
+          </w:tcPr>
+          <w:p>
+            <w:r>
+              <w:rPr>
+                <w:rFonts w:ascii="Cambria" w:cs="Cambria" w:eastAsia="Cambria" w:hAnsi="Cambria"/>
+                <w:sz w:val="20"/>
+                <w:szCs w:val="20"/>
+              </w:rPr>
+              <w:t xml:space="preserve">Priority</w:t>
+            </w:r>
+          </w:p>
+        </w:tc>
+        <w:tc>
+          <w:tcPr>
+            <w:tcMar>
+              <w:top w:type="dxa" w:w="120"/>
+              <w:left w:type="dxa" w:w="160"/>
+              <w:bottom w:type="dxa" w:w="120"/>
+              <w:right w:type="dxa" w:w="160"/>
+            </w:tcMar>
+          </w:tcPr>
+          <w:p>
+            <w:r>
+              <w:rPr>
+                <w:rFonts w:ascii="Cambria" w:cs="Cambria" w:eastAsia="Cambria" w:hAnsi="Cambria"/>
+                <w:sz w:val="20"/>
+                <w:szCs w:val="20"/>
+              </w:rPr>
+              <w:t xml:space="preserve">P2 - High</w:t>
+            </w:r>
+          </w:p>
+        </w:tc>
+      </w:tr>
+      <w:tr>
+        <w:tc>
+          <w:tcPr>
+            <w:shd w:fill="D9E1F2" w:val="clear"/>
+            <w:tcMar>
+              <w:top w:type="dxa" w:w="120"/>
+              <w:left w:type="dxa" w:w="160"/>
+              <w:bottom w:type="dxa" w:w="120"/>
+              <w:right w:type="dxa" w:w="160"/>
+            </w:tcMar>
+          </w:tcPr>
+          <w:p>
+            <w:r>
+              <w:rPr>
+                <w:rFonts w:ascii="Cambria" w:cs="Cambria" w:eastAsia="Cambria" w:hAnsi="Cambria"/>
+                <w:sz w:val="20"/>
+                <w:szCs w:val="20"/>
+              </w:rPr>
+              <w:t xml:space="preserve">Severity</w:t>
+            </w:r>
+          </w:p>
+        </w:tc>
+        <w:tc>
+          <w:tcPr>
+            <w:tcMar>
+              <w:top w:type="dxa" w:w="120"/>
+              <w:left w:type="dxa" w:w="160"/>
+              <w:bottom w:type="dxa" w:w="120"/>
+              <w:right w:type="dxa" w:w="160"/>
+            </w:tcMar>
+          </w:tcPr>
+          <w:p>
+            <w:r>
+              <w:rPr>
+                <w:rFonts w:ascii="Cambria" w:cs="Cambria" w:eastAsia="Cambria" w:hAnsi="Cambria"/>
+                <w:sz w:val="20"/>
+                <w:szCs w:val="20"/>
+              </w:rPr>
+              <w:t xml:space="preserve">Medium</w:t>
+            </w:r>
+          </w:p>
+        </w:tc>
+      </w:tr>
+      <w:tr>
+        <w:tc>
+          <w:tcPr>
+            <w:shd w:fill="D9E1F2" w:val="clear"/>
+            <w:tcMar>
+              <w:top w:type="dxa" w:w="120"/>
+              <w:left w:type="dxa" w:w="160"/>
+              <w:bottom w:type="dxa" w:w="120"/>
+              <w:right w:type="dxa" w:w="160"/>
+            </w:tcMar>
+          </w:tcPr>
+          <w:p>
+            <w:r>
+              <w:rPr>
+                <w:rFonts w:ascii="Cambria" w:cs="Cambria" w:eastAsia="Cambria" w:hAnsi="Cambria"/>
+                <w:sz w:val="20"/>
+                <w:szCs w:val="20"/>
+              </w:rPr>
+              <w:t xml:space="preserve">Status</w:t>
+            </w:r>
+          </w:p>
+        </w:tc>
+        <w:tc>
+          <w:tcPr>
+            <w:tcMar>
+              <w:top w:type="dxa" w:w="120"/>
+              <w:left w:type="dxa" w:w="160"/>
+              <w:bottom w:type="dxa" w:w="120"/>
+              <w:right w:type="dxa" w:w="160"/>
+            </w:tcMar>
+          </w:tcPr>
+          <w:p>
+            <w:r>
+              <w:rPr>
+                <w:rFonts w:ascii="Cambria" w:cs="Cambria" w:eastAsia="Cambria" w:hAnsi="Cambria"/>
+                <w:sz w:val="20"/>
+                <w:szCs w:val="20"/>
+              </w:rPr>
+              <w:t xml:space="preserve">New</w:t>
+            </w:r>
+          </w:p>
+        </w:tc>
+      </w:tr>
+      <w:tr>
+        <w:tc>
+          <w:tcPr>
+            <w:shd w:fill="D9E1F2" w:val="clear"/>
+            <w:tcMar>
+              <w:top w:type="dxa" w:w="120"/>
+              <w:left w:type="dxa" w:w="160"/>
+              <w:bottom w:type="dxa" w:w="120"/>
+              <w:right w:type="dxa" w:w="160"/>
+            </w:tcMar>
+          </w:tcPr>
+          <w:p>
+            <w:r>
+              <w:rPr>
+                <w:rFonts w:ascii="Cambria" w:cs="Cambria" w:eastAsia="Cambria" w:hAnsi="Cambria"/>
+                <w:sz w:val="20"/>
+                <w:szCs w:val="20"/>
+              </w:rPr>
+              <w:t xml:space="preserve">Reported Date</w:t>
+            </w:r>
+          </w:p>
+        </w:tc>
+        <w:tc>
+          <w:tcPr>
+            <w:tcMar>
+              <w:top w:type="dxa" w:w="120"/>
+              <w:left w:type="dxa" w:w="160"/>
+              <w:bottom w:type="dxa" w:w="120"/>
+              <w:right w:type="dxa" w:w="160"/>
+            </w:tcMar>
+          </w:tcPr>
+          <w:p>
+            <w:r>
+              <w:rPr>
+                <w:rFonts w:ascii="Cambria" w:cs="Cambria" w:eastAsia="Cambria" w:hAnsi="Cambria"/>
+                <w:sz w:val="20"/>
+                <w:szCs w:val="20"/>
+              </w:rPr>
+              <w:t xml:space="preserve">01-Oct-2026</w:t>
+            </w:r>
+          </w:p>
+        </w:tc>
+      </w:tr>
+      <w:tr>
+        <w:tc>
+          <w:tcPr>
+            <w:shd w:fill="D9E1F2" w:val="clear"/>
+            <w:tcMar>
+              <w:top w:type="dxa" w:w="120"/>
+              <w:left w:type="dxa" w:w="160"/>
+              <w:bottom w:type="dxa" w:w="120"/>
+              <w:right w:type="dxa" w:w="160"/>
+            </w:tcMar>
+          </w:tcPr>
+          <w:p>
+            <w:r>
+              <w:rPr>
+                <w:rFonts w:ascii="Cambria" w:cs="Cambria" w:eastAsia="Cambria" w:hAnsi="Cambria"/>
+                <w:sz w:val="20"/>
+                <w:szCs w:val="20"/>
+              </w:rPr>
+              <w:t xml:space="preserve">Assigned To</w:t>
+            </w:r>
+          </w:p>
+        </w:tc>
+        <w:tc>
+          <w:tcPr>
+            <w:tcMar>
+              <w:top w:type="dxa" w:w="120"/>
+              <w:left w:type="dxa" w:w="160"/>
+              <w:bottom w:type="dxa" w:w="120"/>
+              <w:right w:type="dxa" w:w="160"/>
+            </w:tcMar>
+          </w:tcPr>
+          <w:p>
+            <w:r>
+              <w:rPr>
+                <w:rFonts w:ascii="Cambria" w:cs="Cambria" w:eastAsia="Cambria" w:hAnsi="Cambria"/>
+                <w:sz w:val="20"/>
+                <w:szCs w:val="20"/>
+              </w:rPr>
+              <w:t xml:space="preserve">Development Team</w:t>
+            </w:r>
+          </w:p>
+        </w:tc>
+      </w:tr>
+    </w:tbl>
+    <w:p>
+      <w:pPr>
+        <w:spacing w:after="60" w:before="180"/>
+      </w:pPr>
+      <w:r>
+        <w:rPr>
+          <w:rFonts w:ascii="Cambria" w:cs="Cambria" w:eastAsia="Cambria" w:hAnsi="Cambria"/>
+          <w:b/>
+          <w:bCs/>
+          <w:color w:val="1F4E78"/>
+          <w:sz w:val="22"/>
+          <w:szCs w:val="22"/>
+        </w:rPr>
+        <w:t xml:space="preserve">Issue Description</w:t>
+      </w:r>
+    </w:p>
+    <w:p>
+      <w:pPr>
+        <w:spacing w:after="120" w:before="0"/>
+      </w:pPr>
+      <w:r>
+        <w:rPr>
+          <w:rFonts w:ascii="Cambria" w:cs="Cambria" w:eastAsia="Cambria" w:hAnsi="Cambria"/>
+          <w:color w:val="262626"/>
+          <w:sz w:val="21"/>
+          <w:szCs w:val="21"/>
+        </w:rPr>
+        <w:t xml:space="preserve">LocatorError: [Navigating to 'Next week'] locator.click: Error: strict mode violation: locator('//div[button[contains(@class, \'flex-col\')]]/button[preceding-sibling::button[contains(@class, \'flex-col\')]] | //button[@aria-label=\'Next week\' or @title=\'Next week\']') resolved to 7 elements:</w:t>
+      </w:r>
+    </w:p>
+    <w:p>
+      <w:pPr>
+        <w:spacing w:after="60" w:before="120"/>
+      </w:pPr>
+      <w:r>
+        <w:rPr>
+          <w:rFonts w:ascii="Cambria" w:cs="Cambria" w:eastAsia="Cambria" w:hAnsi="Cambria"/>
+          <w:b/>
+          <w:bCs/>
+          <w:color w:val="1F4E78"/>
+          <w:sz w:val="22"/>
+          <w:szCs w:val="22"/>
+        </w:rPr>
+        <w:t xml:space="preserve">Steps to Reproduce</w:t>
+      </w:r>
+    </w:p>
+    <w:p>
+      <w:pPr>
+        <w:spacing w:after="20" w:before="20"/>
+      </w:pPr>
+      <w:r>
+        <w:rPr>
+          <w:rFonts w:ascii="Cambria" w:cs="Cambria" w:eastAsia="Cambria" w:hAnsi="Cambria"/>
+          <w:b/>
+          <w:bCs/>
+          <w:sz w:val="20"/>
+          <w:szCs w:val="20"/>
+        </w:rPr>
+        <w:t xml:space="preserve">1. </w:t>
+      </w:r>
+      <w:r>
+        <w:rPr>
+          <w:rFonts w:ascii="Cambria" w:cs="Cambria" w:eastAsia="Cambria" w:hAnsi="Cambria"/>
+          <w:b w:val="false"/>
+          <w:bCs w:val="false"/>
+          <w:color w:val="262626"/>
+          <w:sz w:val="20"/>
+          <w:szCs w:val="20"/>
+        </w:rPr>
+        <w:t xml:space="preserve">Step 1: Book initial visit</w:t>
+      </w:r>
+    </w:p>
+    <w:p>
+      <w:pPr>
+        <w:spacing w:after="20" w:before="20"/>
+      </w:pPr>
+      <w:r>
+        <w:rPr>
+          <w:rFonts w:ascii="Cambria" w:cs="Cambria" w:eastAsia="Cambria" w:hAnsi="Cambria"/>
+          <w:b/>
+          <w:bCs/>
+          <w:sz w:val="20"/>
+          <w:szCs w:val="20"/>
+        </w:rPr>
+        <w:t xml:space="preserve">2. </w:t>
+      </w:r>
+      <w:r>
+        <w:rPr>
+          <w:rFonts w:ascii="Cambria" w:cs="Cambria" w:eastAsia="Cambria" w:hAnsi="Cambria"/>
+          <w:b/>
+          <w:bCs/>
+          <w:color w:val="C00000"/>
+          <w:sz w:val="20"/>
+          <w:szCs w:val="20"/>
+        </w:rPr>
+        <w:t xml:space="preserve">Step 2: Reschedule visit</w:t>
+      </w:r>
+    </w:p>
+    <w:p>
+      <w:pPr>
+        <w:spacing w:after="60" w:before="120"/>
+      </w:pPr>
+      <w:r>
+        <w:rPr>
+          <w:rFonts w:ascii="Cambria" w:cs="Cambria" w:eastAsia="Cambria" w:hAnsi="Cambria"/>
+          <w:b/>
+          <w:bCs/>
+          <w:color w:val="1F4E78"/>
+          <w:sz w:val="22"/>
+          <w:szCs w:val="22"/>
+        </w:rPr>
+        <w:t xml:space="preserve">Expected Result</w:t>
+      </w:r>
+    </w:p>
+    <w:p>
+      <w:pPr>
+        <w:spacing w:after="100"/>
+      </w:pPr>
+      <w:r>
+        <w:rPr>
+          <w:rFonts w:ascii="Cambria" w:cs="Cambria" w:eastAsia="Cambria" w:hAnsi="Cambria"/>
+          <w:color w:val="262626"/>
+          <w:sz w:val="20"/>
+          <w:szCs w:val="20"/>
+        </w:rPr>
+        <w:t xml:space="preserve">The system should process the workflow successfully as per requirements without error or timeout.</w:t>
+      </w:r>
+    </w:p>
+    <w:p>
+      <w:pPr>
+        <w:spacing w:after="60" w:before="120"/>
+      </w:pPr>
+      <w:r>
+        <w:rPr>
+          <w:rFonts w:ascii="Cambria" w:cs="Cambria" w:eastAsia="Cambria" w:hAnsi="Cambria"/>
+          <w:b/>
+          <w:bCs/>
+          <w:color w:val="1F4E78"/>
+          <w:sz w:val="22"/>
+          <w:szCs w:val="22"/>
+        </w:rPr>
+        <w:t xml:space="preserve">Actual Result</w:t>
+      </w:r>
+    </w:p>
+    <w:p>
+      <w:pPr>
+        <w:spacing w:after="100"/>
+      </w:pPr>
+      <w:r>
+        <w:rPr>
+          <w:rFonts w:ascii="Cambria" w:cs="Cambria" w:eastAsia="Cambria" w:hAnsi="Cambria"/>
+          <w:color w:val="262626"/>
+          <w:sz w:val="20"/>
+          <w:szCs w:val="20"/>
+        </w:rPr>
+        <w:t xml:space="preserve">Application encountered an assertion timeout or unexpected UI state during step execution.</w:t>
+      </w:r>
+    </w:p>
+    <w:p>
+      <w:pPr>
+        <w:spacing w:after="60" w:before="120"/>
+      </w:pPr>
+      <w:r>
+        <w:rPr>
+          <w:rFonts w:ascii="Cambria" w:cs="Cambria" w:eastAsia="Cambria" w:hAnsi="Cambria"/>
+          <w:b/>
+          <w:bCs/>
+          <w:color w:val="1F4E78"/>
+          <w:sz w:val="22"/>
+          <w:szCs w:val="22"/>
+        </w:rPr>
+        <w:t xml:space="preserve">Test Data</w:t>
+      </w:r>
+    </w:p>
+    <w:p>
+      <w:pPr>
+        <w:spacing w:after="100"/>
+      </w:pPr>
+      <w:r>
+        <w:rPr>
+          <w:rFonts w:ascii="Cambria" w:cs="Cambria" w:eastAsia="Cambria" w:hAnsi="Cambria"/>
+          <w:color w:val="595959"/>
+          <w:sz w:val="20"/>
+          <w:szCs w:val="20"/>
+        </w:rPr>
+        <w:t xml:space="preserve">• Patient Type: New Patient / Existing Patient
+• Environment: UAT (https://awh-website-booking-form.vercel.app/)
+• Browser: Google Chrome (Chromium Engine)
+• Test Data Artifact: sample/booking.json</w:t>
+      </w:r>
+    </w:p>
+    <w:p>
+      <w:pPr>
+        <w:spacing w:after="60" w:before="120"/>
+      </w:pPr>
+      <w:r>
+        <w:rPr>
+          <w:rFonts w:ascii="Cambria" w:cs="Cambria" w:eastAsia="Cambria" w:hAnsi="Cambria"/>
+          <w:b/>
+          <w:bCs/>
+          <w:color w:val="1F4E78"/>
+          <w:sz w:val="22"/>
+          <w:szCs w:val="22"/>
+        </w:rPr>
+        <w:t xml:space="preserve">Testing Evidence</w:t>
+      </w:r>
+    </w:p>
+    <w:p>
+      <w:pPr>
+        <w:spacing w:after="120"/>
+      </w:pPr>
+      <w:r>
+        <w:rPr>
+          <w:rFonts w:ascii="Cambria" w:cs="Cambria" w:eastAsia="Cambria" w:hAnsi="Cambria"/>
+          <w:color w:val="595959"/>
+          <w:sz w:val="20"/>
+          <w:szCs w:val="20"/>
+        </w:rPr>
+        <w:t xml:space="preserve">Screenshot showing the state of the application at the point of assertion failure for BUG-008.</w:t>
+      </w:r>
+    </w:p>
+    <w:p>
+      <w:pPr>
+        <w:spacing w:after="300" w:before="80"/>
+        <w:jc w:val="center"/>
+      </w:pPr>
+      <w:r>
+        <w:drawing>
+          <wp:inline distT="0" distB="0" distL="0" distR="0">
+            <wp:extent cx="5524500" cy="3143250"/>
+            <wp:effectExtent t="0" r="0" b="0" l="0"/>
+            <wp:docPr id="8" name="" descr="" title=""/>
+            <wp:cNvGraphicFramePr>
+              <a:graphicFrameLocks xmlns:a="http://schemas.openxmlformats.org/drawingml/2006/main" noChangeAspect="1"/>
+            </wp:cNvGraphicFramePr>
+            <a:graphic xmlns:a="http://schemas.openxmlformats.org/drawingml/2006/main">
+              <a:graphicData uri="http://schemas.openxmlformats.org/drawingml/2006/picture">
+                <pic:pic xmlns:pic="http://schemas.openxmlformats.org/drawingml/2006/picture">
+                  <pic:nvPicPr>
+                    <pic:cNvPr id="0" name="" descr=""/>
+                    <pic:cNvPicPr>
+                      <a:picLocks noChangeAspect="1" noChangeArrowheads="1"/>
+                    </pic:cNvPicPr>
+                  </pic:nvPicPr>
+                  <pic:blipFill>
+                    <a:blip r:embed="rId15" cstate="none"/>
+                    <a:srcRect/>
+                    <a:stretch>
+                      <a:fillRect/>
+                    </a:stretch>
+                  </pic:blipFill>
+                  <pic:spPr bwMode="auto">
+                    <a:xfrm>
+                      <a:off x="0" y="0"/>
+                      <a:ext cx="5524500" cy="3143250"/>
+                    </a:xfrm>
+                    <a:prstGeom prst="rect">
+                      <a:avLst/>
+                    </a:prstGeom>
+                  </pic:spPr>
+                </pic:pic>
+              </a:graphicData>
+            </a:graphic>
+          </wp:inline>
+        </w:drawing>
+      </w:r>
+    </w:p>
+    <w:p>
+      <w:r>
+        <w:br w:type="page"/>
+      </w:r>
+    </w:p>
+    <w:p>
+      <w:pPr>
+        <w:spacing w:after="100" w:before="100"/>
+      </w:pPr>
+      <w:r>
+        <w:rPr>
+          <w:rFonts w:ascii="Cambria" w:cs="Cambria" w:eastAsia="Cambria" w:hAnsi="Cambria"/>
+          <w:b/>
+          <w:bCs/>
+          <w:color w:val="1F4E78"/>
+          <w:sz w:val="23"/>
+          <w:szCs w:val="23"/>
+        </w:rPr>
+        <w:t xml:space="preserve">BUG-009</w:t>
+      </w:r>
+    </w:p>
+    <w:tbl>
+      <w:tblPr>
+        <w:tblW w:type="pct" w:w="5000"/>
+        <w:tblBorders>
+          <w:top w:val="single" w:color="8EA9DB" w:sz="6"/>
+          <w:left w:val="single" w:color="8EA9DB" w:sz="6"/>
+          <w:bottom w:val="single" w:color="8EA9DB" w:sz="6"/>
+          <w:right w:val="single" w:color="8EA9DB" w:sz="6"/>
+          <w:insideH w:val="single" w:color="8EA9DB" w:sz="6"/>
+          <w:insideV w:val="single" w:color="8EA9DB" w:sz="6"/>
+        </w:tblBorders>
+      </w:tblPr>
+      <w:tblGrid>
+        <w:gridCol w:w="2527"/>
+        <w:gridCol w:w="6499"/>
+      </w:tblGrid>
+      <w:tr>
+        <w:tc>
+          <w:tcPr>
+            <w:tcW w:type="pct" w:w="1400"/>
+            <w:shd w:fill="D9E1F2" w:val="clear"/>
+            <w:tcMar>
+              <w:top w:type="dxa" w:w="120"/>
+              <w:left w:type="dxa" w:w="160"/>
+              <w:bottom w:type="dxa" w:w="120"/>
+              <w:right w:type="dxa" w:w="160"/>
+            </w:tcMar>
+          </w:tcPr>
+          <w:p>
+            <w:r>
+              <w:rPr>
+                <w:rFonts w:ascii="Cambria" w:cs="Cambria" w:eastAsia="Cambria" w:hAnsi="Cambria"/>
+                <w:sz w:val="20"/>
+                <w:szCs w:val="20"/>
+              </w:rPr>
+              <w:t xml:space="preserve">Build</w:t>
+            </w:r>
+          </w:p>
+        </w:tc>
+        <w:tc>
+          <w:tcPr>
+            <w:tcW w:type="pct" w:w="3600"/>
+            <w:tcMar>
+              <w:top w:type="dxa" w:w="120"/>
+              <w:left w:type="dxa" w:w="160"/>
+              <w:bottom w:type="dxa" w:w="120"/>
+              <w:right w:type="dxa" w:w="160"/>
+            </w:tcMar>
+          </w:tcPr>
+          <w:p>
+            <w:r>
+              <w:rPr>
+                <w:rFonts w:ascii="Cambria" w:cs="Cambria" w:eastAsia="Cambria" w:hAnsi="Cambria"/>
+                <w:sz w:val="20"/>
+                <w:szCs w:val="20"/>
+              </w:rPr>
+              <w:t xml:space="preserve">Build 3</w:t>
+            </w:r>
+          </w:p>
+        </w:tc>
+      </w:tr>
+      <w:tr>
+        <w:tc>
+          <w:tcPr>
+            <w:shd w:fill="D9E1F2" w:val="clear"/>
+            <w:tcMar>
+              <w:top w:type="dxa" w:w="120"/>
+              <w:left w:type="dxa" w:w="160"/>
+              <w:bottom w:type="dxa" w:w="120"/>
+              <w:right w:type="dxa" w:w="160"/>
+            </w:tcMar>
+          </w:tcPr>
+          <w:p>
+            <w:r>
+              <w:rPr>
+                <w:rFonts w:ascii="Cambria" w:cs="Cambria" w:eastAsia="Cambria" w:hAnsi="Cambria"/>
+                <w:sz w:val="20"/>
+                <w:szCs w:val="20"/>
+              </w:rPr>
+              <w:t xml:space="preserve">Module</w:t>
+            </w:r>
+          </w:p>
+        </w:tc>
+        <w:tc>
+          <w:tcPr>
+            <w:tcMar>
+              <w:top w:type="dxa" w:w="120"/>
+              <w:left w:type="dxa" w:w="160"/>
+              <w:bottom w:type="dxa" w:w="120"/>
+              <w:right w:type="dxa" w:w="160"/>
+            </w:tcMar>
+          </w:tcPr>
+          <w:p>
+            <w:r>
+              <w:rPr>
+                <w:rFonts w:ascii="Cambria" w:cs="Cambria" w:eastAsia="Cambria" w:hAnsi="Cambria"/>
+                <w:sz w:val="20"/>
+                <w:szCs w:val="20"/>
+              </w:rPr>
+              <w:t xml:space="preserve">Appointment Booking</w:t>
+            </w:r>
+          </w:p>
+        </w:tc>
+      </w:tr>
+      <w:tr>
+        <w:tc>
+          <w:tcPr>
+            <w:shd w:fill="D9E1F2" w:val="clear"/>
+            <w:tcMar>
+              <w:top w:type="dxa" w:w="120"/>
+              <w:left w:type="dxa" w:w="160"/>
+              <w:bottom w:type="dxa" w:w="120"/>
+              <w:right w:type="dxa" w:w="160"/>
+            </w:tcMar>
+          </w:tcPr>
+          <w:p>
+            <w:r>
+              <w:rPr>
+                <w:rFonts w:ascii="Cambria" w:cs="Cambria" w:eastAsia="Cambria" w:hAnsi="Cambria"/>
+                <w:sz w:val="20"/>
+                <w:szCs w:val="20"/>
+              </w:rPr>
+              <w:t xml:space="preserve">Sub Module</w:t>
+            </w:r>
+          </w:p>
+        </w:tc>
+        <w:tc>
+          <w:tcPr>
+            <w:tcMar>
+              <w:top w:type="dxa" w:w="120"/>
+              <w:left w:type="dxa" w:w="160"/>
+              <w:bottom w:type="dxa" w:w="120"/>
+              <w:right w:type="dxa" w:w="160"/>
+            </w:tcMar>
+          </w:tcPr>
+          <w:p>
+            <w:r>
+              <w:rPr>
+                <w:rFonts w:ascii="Cambria" w:cs="Cambria" w:eastAsia="Cambria" w:hAnsi="Cambria"/>
+                <w:sz w:val="20"/>
+                <w:szCs w:val="20"/>
+              </w:rPr>
+              <w:t xml:space="preserve">New Patient Booking</w:t>
+            </w:r>
+          </w:p>
+        </w:tc>
+      </w:tr>
+      <w:tr>
+        <w:tc>
+          <w:tcPr>
+            <w:shd w:fill="D9E1F2" w:val="clear"/>
+            <w:tcMar>
+              <w:top w:type="dxa" w:w="120"/>
+              <w:left w:type="dxa" w:w="160"/>
+              <w:bottom w:type="dxa" w:w="120"/>
+              <w:right w:type="dxa" w:w="160"/>
+            </w:tcMar>
+          </w:tcPr>
+          <w:p>
+            <w:r>
+              <w:rPr>
+                <w:rFonts w:ascii="Cambria" w:cs="Cambria" w:eastAsia="Cambria" w:hAnsi="Cambria"/>
+                <w:sz w:val="20"/>
+                <w:szCs w:val="20"/>
+              </w:rPr>
+              <w:t xml:space="preserve">Feature</w:t>
+            </w:r>
+          </w:p>
+        </w:tc>
+        <w:tc>
+          <w:tcPr>
+            <w:tcMar>
+              <w:top w:type="dxa" w:w="120"/>
+              <w:left w:type="dxa" w:w="160"/>
+              <w:bottom w:type="dxa" w:w="120"/>
+              <w:right w:type="dxa" w:w="160"/>
+            </w:tcMar>
+          </w:tcPr>
+          <w:p>
+            <w:r>
+              <w:rPr>
+                <w:rFonts w:ascii="Cambria" w:cs="Cambria" w:eastAsia="Cambria" w:hAnsi="Cambria"/>
+                <w:sz w:val="20"/>
+                <w:szCs w:val="20"/>
+              </w:rPr>
+              <w:t xml:space="preserve">CON-002: Released slot behavior after appointment cancellation</w:t>
+            </w:r>
+          </w:p>
+        </w:tc>
+      </w:tr>
+      <w:tr>
+        <w:tc>
+          <w:tcPr>
+            <w:shd w:fill="D9E1F2" w:val="clear"/>
+            <w:tcMar>
+              <w:top w:type="dxa" w:w="120"/>
+              <w:left w:type="dxa" w:w="160"/>
+              <w:bottom w:type="dxa" w:w="120"/>
+              <w:right w:type="dxa" w:w="160"/>
+            </w:tcMar>
+          </w:tcPr>
+          <w:p>
+            <w:r>
+              <w:rPr>
+                <w:rFonts w:ascii="Cambria" w:cs="Cambria" w:eastAsia="Cambria" w:hAnsi="Cambria"/>
+                <w:sz w:val="20"/>
+                <w:szCs w:val="20"/>
+              </w:rPr>
+              <w:t xml:space="preserve">Priority</w:t>
+            </w:r>
+          </w:p>
+        </w:tc>
+        <w:tc>
+          <w:tcPr>
+            <w:tcMar>
+              <w:top w:type="dxa" w:w="120"/>
+              <w:left w:type="dxa" w:w="160"/>
+              <w:bottom w:type="dxa" w:w="120"/>
+              <w:right w:type="dxa" w:w="160"/>
+            </w:tcMar>
+          </w:tcPr>
+          <w:p>
+            <w:r>
+              <w:rPr>
+                <w:rFonts w:ascii="Cambria" w:cs="Cambria" w:eastAsia="Cambria" w:hAnsi="Cambria"/>
+                <w:sz w:val="20"/>
+                <w:szCs w:val="20"/>
+              </w:rPr>
+              <w:t xml:space="preserve">P1 - Immediate</w:t>
+            </w:r>
+          </w:p>
+        </w:tc>
+      </w:tr>
+      <w:tr>
+        <w:tc>
+          <w:tcPr>
+            <w:shd w:fill="D9E1F2" w:val="clear"/>
+            <w:tcMar>
+              <w:top w:type="dxa" w:w="120"/>
+              <w:left w:type="dxa" w:w="160"/>
+              <w:bottom w:type="dxa" w:w="120"/>
+              <w:right w:type="dxa" w:w="160"/>
+            </w:tcMar>
+          </w:tcPr>
+          <w:p>
+            <w:r>
+              <w:rPr>
+                <w:rFonts w:ascii="Cambria" w:cs="Cambria" w:eastAsia="Cambria" w:hAnsi="Cambria"/>
+                <w:sz w:val="20"/>
+                <w:szCs w:val="20"/>
+              </w:rPr>
+              <w:t xml:space="preserve">Severity</w:t>
+            </w:r>
+          </w:p>
+        </w:tc>
+        <w:tc>
+          <w:tcPr>
+            <w:tcMar>
+              <w:top w:type="dxa" w:w="120"/>
+              <w:left w:type="dxa" w:w="160"/>
+              <w:bottom w:type="dxa" w:w="120"/>
+              <w:right w:type="dxa" w:w="160"/>
+            </w:tcMar>
+          </w:tcPr>
+          <w:p>
+            <w:r>
+              <w:rPr>
+                <w:rFonts w:ascii="Cambria" w:cs="Cambria" w:eastAsia="Cambria" w:hAnsi="Cambria"/>
+                <w:sz w:val="20"/>
+                <w:szCs w:val="20"/>
+              </w:rPr>
+              <w:t xml:space="preserve">High</w:t>
+            </w:r>
+          </w:p>
+        </w:tc>
+      </w:tr>
+      <w:tr>
+        <w:tc>
+          <w:tcPr>
+            <w:shd w:fill="D9E1F2" w:val="clear"/>
+            <w:tcMar>
+              <w:top w:type="dxa" w:w="120"/>
+              <w:left w:type="dxa" w:w="160"/>
+              <w:bottom w:type="dxa" w:w="120"/>
+              <w:right w:type="dxa" w:w="160"/>
+            </w:tcMar>
+          </w:tcPr>
+          <w:p>
+            <w:r>
+              <w:rPr>
+                <w:rFonts w:ascii="Cambria" w:cs="Cambria" w:eastAsia="Cambria" w:hAnsi="Cambria"/>
+                <w:sz w:val="20"/>
+                <w:szCs w:val="20"/>
+              </w:rPr>
+              <w:t xml:space="preserve">Status</w:t>
+            </w:r>
+          </w:p>
+        </w:tc>
+        <w:tc>
+          <w:tcPr>
+            <w:tcMar>
+              <w:top w:type="dxa" w:w="120"/>
+              <w:left w:type="dxa" w:w="160"/>
+              <w:bottom w:type="dxa" w:w="120"/>
+              <w:right w:type="dxa" w:w="160"/>
+            </w:tcMar>
+          </w:tcPr>
+          <w:p>
+            <w:r>
+              <w:rPr>
+                <w:rFonts w:ascii="Cambria" w:cs="Cambria" w:eastAsia="Cambria" w:hAnsi="Cambria"/>
+                <w:sz w:val="20"/>
+                <w:szCs w:val="20"/>
+              </w:rPr>
+              <w:t xml:space="preserve">New</w:t>
+            </w:r>
+          </w:p>
+        </w:tc>
+      </w:tr>
+      <w:tr>
+        <w:tc>
+          <w:tcPr>
+            <w:shd w:fill="D9E1F2" w:val="clear"/>
+            <w:tcMar>
+              <w:top w:type="dxa" w:w="120"/>
+              <w:left w:type="dxa" w:w="160"/>
+              <w:bottom w:type="dxa" w:w="120"/>
+              <w:right w:type="dxa" w:w="160"/>
+            </w:tcMar>
+          </w:tcPr>
+          <w:p>
+            <w:r>
+              <w:rPr>
+                <w:rFonts w:ascii="Cambria" w:cs="Cambria" w:eastAsia="Cambria" w:hAnsi="Cambria"/>
+                <w:sz w:val="20"/>
+                <w:szCs w:val="20"/>
+              </w:rPr>
+              <w:t xml:space="preserve">Reported Date</w:t>
+            </w:r>
+          </w:p>
+        </w:tc>
+        <w:tc>
+          <w:tcPr>
+            <w:tcMar>
+              <w:top w:type="dxa" w:w="120"/>
+              <w:left w:type="dxa" w:w="160"/>
+              <w:bottom w:type="dxa" w:w="120"/>
+              <w:right w:type="dxa" w:w="160"/>
+            </w:tcMar>
+          </w:tcPr>
+          <w:p>
+            <w:r>
+              <w:rPr>
+                <w:rFonts w:ascii="Cambria" w:cs="Cambria" w:eastAsia="Cambria" w:hAnsi="Cambria"/>
+                <w:sz w:val="20"/>
+                <w:szCs w:val="20"/>
+              </w:rPr>
+              <w:t xml:space="preserve">01-Oct-2026</w:t>
+            </w:r>
+          </w:p>
+        </w:tc>
+      </w:tr>
+      <w:tr>
+        <w:tc>
+          <w:tcPr>
+            <w:shd w:fill="D9E1F2" w:val="clear"/>
+            <w:tcMar>
+              <w:top w:type="dxa" w:w="120"/>
+              <w:left w:type="dxa" w:w="160"/>
+              <w:bottom w:type="dxa" w:w="120"/>
+              <w:right w:type="dxa" w:w="160"/>
+            </w:tcMar>
+          </w:tcPr>
+          <w:p>
+            <w:r>
+              <w:rPr>
+                <w:rFonts w:ascii="Cambria" w:cs="Cambria" w:eastAsia="Cambria" w:hAnsi="Cambria"/>
+                <w:sz w:val="20"/>
+                <w:szCs w:val="20"/>
+              </w:rPr>
+              <w:t xml:space="preserve">Assigned To</w:t>
+            </w:r>
+          </w:p>
+        </w:tc>
+        <w:tc>
+          <w:tcPr>
+            <w:tcMar>
+              <w:top w:type="dxa" w:w="120"/>
+              <w:left w:type="dxa" w:w="160"/>
+              <w:bottom w:type="dxa" w:w="120"/>
+              <w:right w:type="dxa" w:w="160"/>
+            </w:tcMar>
+          </w:tcPr>
+          <w:p>
+            <w:r>
+              <w:rPr>
+                <w:rFonts w:ascii="Cambria" w:cs="Cambria" w:eastAsia="Cambria" w:hAnsi="Cambria"/>
+                <w:sz w:val="20"/>
+                <w:szCs w:val="20"/>
+              </w:rPr>
+              <w:t xml:space="preserve">Development Team</w:t>
+            </w:r>
+          </w:p>
+        </w:tc>
+      </w:tr>
+    </w:tbl>
+    <w:p>
+      <w:pPr>
+        <w:spacing w:after="60" w:before="180"/>
+      </w:pPr>
+      <w:r>
+        <w:rPr>
+          <w:rFonts w:ascii="Cambria" w:cs="Cambria" w:eastAsia="Cambria" w:hAnsi="Cambria"/>
+          <w:b/>
+          <w:bCs/>
+          <w:color w:val="1F4E78"/>
+          <w:sz w:val="22"/>
+          <w:szCs w:val="22"/>
+        </w:rPr>
+        <w:t xml:space="preserve">Issue Description</w:t>
+      </w:r>
+    </w:p>
+    <w:p>
+      <w:pPr>
+        <w:spacing w:after="120" w:before="0"/>
+      </w:pPr>
+      <w:r>
+        <w:rPr>
+          <w:rFonts w:ascii="Cambria" w:cs="Cambria" w:eastAsia="Cambria" w:hAnsi="Cambria"/>
+          <w:color w:val="262626"/>
+          <w:sz w:val="21"/>
+          <w:szCs w:val="21"/>
+        </w:rPr>
+        <w:t xml:space="preserve">TimeoutError: [Clicking 'Cancel' appointment button] locator.click: Timeout 15000ms exceeded.</w:t>
+      </w:r>
+    </w:p>
+    <w:p>
+      <w:pPr>
+        <w:spacing w:after="60" w:before="120"/>
+      </w:pPr>
+      <w:r>
+        <w:rPr>
+          <w:rFonts w:ascii="Cambria" w:cs="Cambria" w:eastAsia="Cambria" w:hAnsi="Cambria"/>
+          <w:b/>
+          <w:bCs/>
+          <w:color w:val="1F4E78"/>
+          <w:sz w:val="22"/>
+          <w:szCs w:val="22"/>
+        </w:rPr>
+        <w:t xml:space="preserve">Steps to Reproduce</w:t>
+      </w:r>
+    </w:p>
+    <w:p>
+      <w:pPr>
+        <w:spacing w:after="20" w:before="20"/>
+      </w:pPr>
+      <w:r>
+        <w:rPr>
+          <w:rFonts w:ascii="Cambria" w:cs="Cambria" w:eastAsia="Cambria" w:hAnsi="Cambria"/>
+          <w:b/>
+          <w:bCs/>
+          <w:sz w:val="20"/>
+          <w:szCs w:val="20"/>
+        </w:rPr>
+        <w:t xml:space="preserve">1. </w:t>
+      </w:r>
+      <w:r>
+        <w:rPr>
+          <w:rFonts w:ascii="Cambria" w:cs="Cambria" w:eastAsia="Cambria" w:hAnsi="Cambria"/>
+          <w:b/>
+          <w:bCs/>
+          <w:color w:val="C00000"/>
+          <w:sz w:val="20"/>
+          <w:szCs w:val="20"/>
+        </w:rPr>
+        <w:t xml:space="preserve">Step 1: Book appointment and cancel</w:t>
+      </w:r>
+    </w:p>
+    <w:p>
+      <w:pPr>
+        <w:spacing w:after="60" w:before="120"/>
+      </w:pPr>
+      <w:r>
+        <w:rPr>
+          <w:rFonts w:ascii="Cambria" w:cs="Cambria" w:eastAsia="Cambria" w:hAnsi="Cambria"/>
+          <w:b/>
+          <w:bCs/>
+          <w:color w:val="1F4E78"/>
+          <w:sz w:val="22"/>
+          <w:szCs w:val="22"/>
+        </w:rPr>
+        <w:t xml:space="preserve">Expected Result</w:t>
+      </w:r>
+    </w:p>
+    <w:p>
+      <w:pPr>
+        <w:spacing w:after="100"/>
+      </w:pPr>
+      <w:r>
+        <w:rPr>
+          <w:rFonts w:ascii="Cambria" w:cs="Cambria" w:eastAsia="Cambria" w:hAnsi="Cambria"/>
+          <w:color w:val="262626"/>
+          <w:sz w:val="20"/>
+          <w:szCs w:val="20"/>
+        </w:rPr>
+        <w:t xml:space="preserve">The system should process the workflow successfully as per requirements without error or timeout.</w:t>
+      </w:r>
+    </w:p>
+    <w:p>
+      <w:pPr>
+        <w:spacing w:after="60" w:before="120"/>
+      </w:pPr>
+      <w:r>
+        <w:rPr>
+          <w:rFonts w:ascii="Cambria" w:cs="Cambria" w:eastAsia="Cambria" w:hAnsi="Cambria"/>
+          <w:b/>
+          <w:bCs/>
+          <w:color w:val="1F4E78"/>
+          <w:sz w:val="22"/>
+          <w:szCs w:val="22"/>
+        </w:rPr>
+        <w:t xml:space="preserve">Actual Result</w:t>
+      </w:r>
+    </w:p>
+    <w:p>
+      <w:pPr>
+        <w:spacing w:after="100"/>
+      </w:pPr>
+      <w:r>
+        <w:rPr>
+          <w:rFonts w:ascii="Cambria" w:cs="Cambria" w:eastAsia="Cambria" w:hAnsi="Cambria"/>
+          <w:color w:val="262626"/>
+          <w:sz w:val="20"/>
+          <w:szCs w:val="20"/>
+        </w:rPr>
+        <w:t xml:space="preserve">Application encountered an assertion timeout or unexpected UI state during step execution.</w:t>
+      </w:r>
+    </w:p>
+    <w:p>
+      <w:pPr>
+        <w:spacing w:after="60" w:before="120"/>
+      </w:pPr>
+      <w:r>
+        <w:rPr>
+          <w:rFonts w:ascii="Cambria" w:cs="Cambria" w:eastAsia="Cambria" w:hAnsi="Cambria"/>
+          <w:b/>
+          <w:bCs/>
+          <w:color w:val="1F4E78"/>
+          <w:sz w:val="22"/>
+          <w:szCs w:val="22"/>
+        </w:rPr>
+        <w:t xml:space="preserve">Test Data</w:t>
+      </w:r>
+    </w:p>
+    <w:p>
+      <w:pPr>
+        <w:spacing w:after="100"/>
+      </w:pPr>
+      <w:r>
+        <w:rPr>
+          <w:rFonts w:ascii="Cambria" w:cs="Cambria" w:eastAsia="Cambria" w:hAnsi="Cambria"/>
+          <w:color w:val="595959"/>
+          <w:sz w:val="20"/>
+          <w:szCs w:val="20"/>
+        </w:rPr>
+        <w:t xml:space="preserve">• Patient Type: New Patient / Existing Patient
+• Environment: UAT (https://awh-website-booking-form.vercel.app/)
+• Browser: Google Chrome (Chromium Engine)
+• Test Data Artifact: sample/booking.json</w:t>
+      </w:r>
+    </w:p>
+    <w:p>
+      <w:pPr>
+        <w:spacing w:after="60" w:before="120"/>
+      </w:pPr>
+      <w:r>
+        <w:rPr>
+          <w:rFonts w:ascii="Cambria" w:cs="Cambria" w:eastAsia="Cambria" w:hAnsi="Cambria"/>
+          <w:b/>
+          <w:bCs/>
+          <w:color w:val="1F4E78"/>
+          <w:sz w:val="22"/>
+          <w:szCs w:val="22"/>
+        </w:rPr>
+        <w:t xml:space="preserve">Testing Evidence</w:t>
+      </w:r>
+    </w:p>
+    <w:p>
+      <w:pPr>
+        <w:spacing w:after="120"/>
+      </w:pPr>
+      <w:r>
+        <w:rPr>
+          <w:rFonts w:ascii="Cambria" w:cs="Cambria" w:eastAsia="Cambria" w:hAnsi="Cambria"/>
+          <w:color w:val="595959"/>
+          <w:sz w:val="20"/>
+          <w:szCs w:val="20"/>
+        </w:rPr>
+        <w:t xml:space="preserve">Screenshot showing the state of the application at the point of assertion failure for BUG-009.</w:t>
+      </w:r>
+    </w:p>
+    <w:p>
+      <w:pPr>
+        <w:spacing w:after="300" w:before="80"/>
+        <w:jc w:val="center"/>
+      </w:pPr>
+      <w:r>
+        <w:drawing>
+          <wp:inline distT="0" distB="0" distL="0" distR="0">
+            <wp:extent cx="5524500" cy="3143250"/>
+            <wp:effectExtent t="0" r="0" b="0" l="0"/>
+            <wp:docPr id="9" name="" descr="" title=""/>
+            <wp:cNvGraphicFramePr>
+              <a:graphicFrameLocks xmlns:a="http://schemas.openxmlformats.org/drawingml/2006/main" noChangeAspect="1"/>
+            </wp:cNvGraphicFramePr>
+            <a:graphic xmlns:a="http://schemas.openxmlformats.org/drawingml/2006/main">
+              <a:graphicData uri="http://schemas.openxmlformats.org/drawingml/2006/picture">
+                <pic:pic xmlns:pic="http://schemas.openxmlformats.org/drawingml/2006/picture">
+                  <pic:nvPicPr>
+                    <pic:cNvPr id="0" name="" descr=""/>
+                    <pic:cNvPicPr>
+                      <a:picLocks noChangeAspect="1" noChangeArrowheads="1"/>
+                    </pic:cNvPicPr>
+                  </pic:nvPicPr>
+                  <pic:blipFill>
+                    <a:blip r:embed="rId16" cstate="none"/>
+                    <a:srcRect/>
+                    <a:stretch>
+                      <a:fillRect/>
+                    </a:stretch>
+                  </pic:blipFill>
+                  <pic:spPr bwMode="auto">
+                    <a:xfrm>
+                      <a:off x="0" y="0"/>
+                      <a:ext cx="5524500" cy="3143250"/>
+                    </a:xfrm>
+                    <a:prstGeom prst="rect">
+                      <a:avLst/>
+                    </a:prstGeom>
+                  </pic:spPr>
+                </pic:pic>
+              </a:graphicData>
+            </a:graphic>
+          </wp:inline>
+        </w:drawing>
       </w:r>
     </w:p>
     <w:sectPr>
